--- a/Zerde_Ulttyq_oiyndar/Zertteu_zhumysy.docx
+++ b/Zerde_Ulttyq_oiyndar/Zertteu_zhumysy.docx
@@ -6740,7 +6740,7 @@
           <w:sz w:val="28"/>
           <w:szCs w:val="28"/>
         </w:rPr>
-        <w:t xml:space="preserve"> Ойындардың бүгін қаншалықты белгілі екенін білу үшін сыныптастарымыз арасында сауалнама жүргіздік (Ә қосымшасы). Әр ойын бойынша екі сұрақ қойылды: «Бұл ойынды білесің бе?» (0 – білмеймін, 1 – естігенмін, 2 – ойнағанмын немесе көргенмін) және «Ол туралы ертегіден не жырдан оқыдың ба?» (1 – иә, 0 – жоқ).</w:t>
+        <w:t xml:space="preserve"> Ойындардың бүгін қаншалықты белгілі екенін білу үшін сыныптастарымыз арасында сауалнама жүргіздік (Ә қосымшасы). Сауалнама Google Forms арқылы электрондық түрде жүргізілді: формада есім мен электрондық пошта сұралмады, ал алғашқы сұрақ ата-ананың келісімі туралы болды. Әр ойын бойынша екі сұрақ қойылды: «Бұл ойынды білесің бе?» (0 – білмеймін, 1 – естігенмін, 2 – ойнағанмын немесе көргенмін) және «Ол туралы ертегіден не жырдан оқыдың ба?» (1 – иә, 0 – жоқ).</w:t>
       </w:r>
     </w:p>
     <w:p>

--- a/Zerde_Ulttyq_oiyndar/Zertteu_zhumysy.docx
+++ b/Zerde_Ulttyq_oiyndar/Zertteu_zhumysy.docx
@@ -311,7 +311,7 @@
           <w:sz w:val="28"/>
           <w:szCs w:val="28"/>
         </w:rPr>
-        <w:t xml:space="preserve">Жұмыстың мақсаты – қазақ ертегілері мен жырларындағы ұлттық ойындарды анықтап, олардың шығармадағы қызметін талдау және оқушылардың бұл ойындарды білу деңгейін зерттеу. Өзектілігі: ұлттық ойындар халықтың рухани мұрасы, ал бүгінгі оқушылар оларды аз ойнайды. Зерттеу сұрағы: ертегі мен жырда қандай ұлттық ойындар кездеседі, олар оқиғада қандай рөл атқарады және оқушылар оларды біле ме? Болжам: ертегілерде балалар ойындары, жырларда ат ойындары мен күш сынасу ойындары жиі кездеседі, жырда ойын көбіне қаһарманды сынаудың құралы болады. Әдістер: мәтінді талдау және кодтау, салыстыру, сауалнама. 15 шығарма (8 ертегі, 7 жыр) оқылып, ойын кездесетін </w:t>
+        <w:t xml:space="preserve">Жұмыстың мақсаты – қазақ ертегілері мен жырларындағы ұлттық ойындарды анықтап, олардың шығармадағы қызметін талдау және сыныптастарымның бұл ойындарды білу деңгейін зерттеу. Өзектілігі: ұлттық ойындар – халықтың рухани мұрасы, ал бүгінгі оқушылар оларды аз ойнайды. Зерттеу сұрағы: ертегі мен жырда қандай ұлттық ойындар кездеседі, олар оқиғада қандай рөл атқарады және оқушылар оларды біле ме? Болжам: ертегілерде балалар ойындары, жырларда ат ойындары мен күш сынасу ойындары жиі кездеседі, жырда ойын көбіне қаһарманды сынайды. Әдістер: мәтінді талдау және кодтау, салыстыру, сауалнама. 11 шығарма (4 ертегі, 7 жыр) оқылып, ойын кездесетін 16 эпизод табылды, сауалнамаға </w:t>
       </w:r>
       <w:r>
         <w:rPr>
@@ -332,70 +332,7 @@
           <w:sz w:val="28"/>
           <w:szCs w:val="28"/>
         </w:rPr>
-        <w:t xml:space="preserve"> эпизод бес қызмет бойынша талданды, сауалнамаға </w:t>
-      </w:r>
-      <w:r>
-        <w:rPr>
-          <w:rFonts w:ascii="Times New Roman" w:cs="Times New Roman" w:eastAsia="Times New Roman" w:hAnsi="Times New Roman"/>
-          <w:b w:val="false"/>
-          <w:bCs w:val="false"/>
-          <w:sz w:val="28"/>
-          <w:szCs w:val="28"/>
-          <w:highlight w:val="yellow"/>
-        </w:rPr>
-        <w:t xml:space="preserve">[___]</w:t>
-      </w:r>
-      <w:r>
-        <w:rPr>
-          <w:rFonts w:ascii="Times New Roman" w:cs="Times New Roman" w:eastAsia="Times New Roman" w:hAnsi="Times New Roman"/>
-          <w:b w:val="false"/>
-          <w:bCs w:val="false"/>
-          <w:sz w:val="28"/>
-          <w:szCs w:val="28"/>
-        </w:rPr>
-        <w:t xml:space="preserve"> оқушы қатысты. </w:t>
-      </w:r>
-      <w:r>
-        <w:rPr>
-          <w:rFonts w:ascii="Times New Roman" w:cs="Times New Roman" w:eastAsia="Times New Roman" w:hAnsi="Times New Roman"/>
-          <w:b w:val="false"/>
-          <w:bCs w:val="false"/>
-          <w:sz w:val="28"/>
-          <w:szCs w:val="28"/>
-          <w:highlight w:val="yellow"/>
-        </w:rPr>
-        <w:t xml:space="preserve">[Ең жиі кездескен ойындар.]</w:t>
-      </w:r>
-      <w:r>
-        <w:rPr>
-          <w:rFonts w:ascii="Times New Roman" w:cs="Times New Roman" w:eastAsia="Times New Roman" w:hAnsi="Times New Roman"/>
-          <w:b w:val="false"/>
-          <w:bCs w:val="false"/>
-          <w:sz w:val="28"/>
-          <w:szCs w:val="28"/>
-        </w:rPr>
-        <w:t xml:space="preserve"> </w:t>
-      </w:r>
-      <w:r>
-        <w:rPr>
-          <w:rFonts w:ascii="Times New Roman" w:cs="Times New Roman" w:eastAsia="Times New Roman" w:hAnsi="Times New Roman"/>
-          <w:b w:val="false"/>
-          <w:bCs w:val="false"/>
-          <w:sz w:val="28"/>
-          <w:szCs w:val="28"/>
-          <w:highlight w:val="yellow"/>
-        </w:rPr>
-        <w:t xml:space="preserve">[Болжам расталды / ішінара расталды / расталмады.]</w:t>
-      </w:r>
-      <w:r>
-        <w:rPr>
-          <w:rFonts w:ascii="Times New Roman" w:cs="Times New Roman" w:eastAsia="Times New Roman" w:hAnsi="Times New Roman"/>
-          <w:b w:val="false"/>
-          <w:bCs w:val="false"/>
-          <w:sz w:val="28"/>
-          <w:szCs w:val="28"/>
-        </w:rPr>
-        <w:t xml:space="preserve"> Нәтижесінде ұлттық ойындарды ертегімен бірге үйретуге арналған «Ертегі-ойын» карточкалары жасалды.</w:t>
+        <w:t xml:space="preserve"> оқушы қатысты. Ең жиі ойындар – бәйге мен асық, ал 12 ойынның 6-уы кездеспеді. Жырларда ат ойындары басым, ертегіде ойын көбіне сынақ, жырда батырдың қасиетін көрсетеді; асық оқиғаны бастаушы қызмет атқарады. Болжам ішінара расталды. Нәтижесінде «Ертегі-ойын» карточкалары жасалды.</w:t>
       </w:r>
     </w:p>
     <w:p>
@@ -702,7 +639,7 @@
           <w:sz w:val="28"/>
           <w:szCs w:val="28"/>
         </w:rPr>
-        <w:t xml:space="preserve">	11</w:t>
+        <w:t xml:space="preserve">	12</w:t>
       </w:r>
     </w:p>
     <w:p>
@@ -744,7 +681,7 @@
           <w:sz w:val="28"/>
           <w:szCs w:val="28"/>
         </w:rPr>
-        <w:t xml:space="preserve">2.4 Сыныптастарымыз ұлттық ойындарды біле ме?</w:t>
+        <w:t xml:space="preserve">2.4 Сыныптастарым ұлттық ойындарды біле ме?</w:t>
       </w:r>
       <w:r>
         <w:rPr>
@@ -752,7 +689,7 @@
           <w:sz w:val="28"/>
           <w:szCs w:val="28"/>
         </w:rPr>
-        <w:t xml:space="preserve">	13</w:t>
+        <w:t xml:space="preserve">	14</w:t>
       </w:r>
     </w:p>
     <w:p>
@@ -777,7 +714,7 @@
           <w:sz w:val="28"/>
           <w:szCs w:val="28"/>
         </w:rPr>
-        <w:t xml:space="preserve">	13</w:t>
+        <w:t xml:space="preserve">	15</w:t>
       </w:r>
     </w:p>
     <w:p>
@@ -802,7 +739,7 @@
           <w:sz w:val="28"/>
           <w:szCs w:val="28"/>
         </w:rPr>
-        <w:t xml:space="preserve">	14</w:t>
+        <w:t xml:space="preserve">	15</w:t>
       </w:r>
     </w:p>
     <w:p>
@@ -826,7 +763,7 @@
           <w:sz w:val="28"/>
           <w:szCs w:val="28"/>
         </w:rPr>
-        <w:t xml:space="preserve">	15</w:t>
+        <w:t xml:space="preserve">	17</w:t>
       </w:r>
     </w:p>
     <w:p>
@@ -850,7 +787,7 @@
           <w:sz w:val="28"/>
           <w:szCs w:val="28"/>
         </w:rPr>
-        <w:t xml:space="preserve">	16</w:t>
+        <w:t xml:space="preserve">	19</w:t>
       </w:r>
     </w:p>
     <w:p>
@@ -874,7 +811,7 @@
           <w:sz w:val="28"/>
           <w:szCs w:val="28"/>
         </w:rPr>
-        <w:t xml:space="preserve">	17</w:t>
+        <w:t xml:space="preserve">	20</w:t>
       </w:r>
     </w:p>
     <w:p>
@@ -898,7 +835,7 @@
           <w:sz w:val="28"/>
           <w:szCs w:val="28"/>
         </w:rPr>
-        <w:t xml:space="preserve">	18</w:t>
+        <w:t xml:space="preserve">	24</w:t>
       </w:r>
     </w:p>
     <w:p>
@@ -922,7 +859,7 @@
           <w:sz w:val="28"/>
           <w:szCs w:val="28"/>
         </w:rPr>
-        <w:t xml:space="preserve">	19</w:t>
+        <w:t xml:space="preserve">	25</w:t>
       </w:r>
     </w:p>
     <w:p>
@@ -946,7 +883,7 @@
           <w:sz w:val="28"/>
           <w:szCs w:val="28"/>
         </w:rPr>
-        <w:t xml:space="preserve">	20</w:t>
+        <w:t xml:space="preserve">	26</w:t>
       </w:r>
     </w:p>
     <w:p>
@@ -1009,7 +946,7 @@
           <w:sz w:val="28"/>
           <w:szCs w:val="28"/>
         </w:rPr>
-        <w:t xml:space="preserve">Бірақ біздің құрдастарымыздың көбі бос уақытын телефон мен компьютер ойындарына арнайды, ал ұлттық ойындардың атын ғана білетіндер аз емес. Ұлттық ойындар туралы мәліметтің ең көне сақталған жері – халық ауыз әдебиеті. Ертегілер мен батырлар жырында қаһармандар асық ойнайды, бәйгеге ат қосады, күреседі, жұмбақ айтысады. Сондықтан ертегі мен жырды оқу арқылы ұлттық ойындардың халық өміріндегі орнын, мәнін түсінуге болады деп ойладық. «Біртұтас тәрбие» бағдарламасы да оқушыларды ұлттық құндылықтар негізінде тәрбиелеуді басты міндет етіп қояды [3].</w:t>
+        <w:t xml:space="preserve">Бірақ менің құрдастарымның көбі бос уақытын телефон мен компьютер ойындарына арнайды. Мен ұлттық ойындар туралы мәліметтің ең көне сақталған жері – халық ауыз әдебиеті екенін білдім. Ертегілер мен батырлар жырында қаһармандар асық ойнайды, бәйгеге ат қосады, күреседі. Сондықтан ертегі мен жырды оқу арқылы ұлттық ойындардың халық өміріндегі орнын түсінуге болады деп ойладым. «Біртұтас тәрбие» бағдарламасы да оқушыларды ұлттық құндылықтар негізінде тәрбиелеуді басты міндет етіп қояды [3].</w:t>
       </w:r>
     </w:p>
     <w:p>
@@ -1090,7 +1027,7 @@
           <w:sz w:val="28"/>
           <w:szCs w:val="28"/>
         </w:rPr>
-        <w:t xml:space="preserve"> – қазақ ертегілері мен жырларындағы ұлттық ойындарды анықтап, олардың шығармадағы қызметін талдау, сыныптастарымыздың бұл ойындарды білу деңгейін зерттеу және ойындарды насихаттайтын «Ертегі-ойын» карточкаларын жасау.</w:t>
+        <w:t xml:space="preserve"> – қазақ ертегілері мен жырларындағы ұлттық ойындарды анықтап, олардың шығармадағы қызметін талдау, сыныптастарымның бұл ойындарды білу деңгейін зерттеу және ойындарды насихаттайтын «Ертегі-ойын» карточкаларын жасау.</w:t>
       </w:r>
     </w:p>
     <w:p>
@@ -1170,7 +1107,7 @@
           <w:sz w:val="28"/>
           <w:szCs w:val="28"/>
         </w:rPr>
-        <w:t xml:space="preserve">15 шығармадан тұратын зерттеу материалын (8 ертегі, 7 жыр) оқып, ойын кездесетін эпизодтарды кестеге жинау;</w:t>
+        <w:t xml:space="preserve">11 шығарманы (4 ертегі, 7 жыр) оқып, ойын кездесетін эпизодтарды кестеге жинау;</w:t>
       </w:r>
     </w:p>
     <w:p>
@@ -1212,7 +1149,7 @@
           <w:sz w:val="28"/>
           <w:szCs w:val="28"/>
         </w:rPr>
-        <w:t xml:space="preserve">сыныптастар арасында сауалнама жүргізіп, ұлттық ойындарды білу деңгейін анықтау;</w:t>
+        <w:t xml:space="preserve">сыныптастарым арасында сауалнама жүргізіп, ұлттық ойындарды білу деңгейін анықтау;</w:t>
       </w:r>
     </w:p>
     <w:p>
@@ -1260,7 +1197,7 @@
           <w:sz w:val="28"/>
           <w:szCs w:val="28"/>
         </w:rPr>
-        <w:t xml:space="preserve"> егер ертегі мен жырдағы ойындарды талдасақ, онда ертегілерде балалар ойындары, ал батырлар жырында ат ойындары мен күш сынасу ойындары жиі кездесетінін және жырда ойын көбіне қаһарманды сынаудың құралы болатынын көреміз деп болжаймыз.</w:t>
+        <w:t xml:space="preserve"> егер ертегі мен жырдағы ойындарды талдасам, онда ертегілерде балалар ойындары, ал батырлар жырында ат ойындары мен күш сынасу ойындары жиі кездесетінін және жырда ойын көбіне қаһарманды сынаудың құралы болатынын көремін деп болжадым.</w:t>
       </w:r>
     </w:p>
     <w:p>
@@ -1361,7 +1298,7 @@
           <w:sz w:val="28"/>
           <w:szCs w:val="28"/>
         </w:rPr>
-        <w:t xml:space="preserve"> Ертегі мен жырдағы ұлттық ойындар бір кодтау жүйесімен талданып, олардың сюжеттегі бес қызметі бөлініп көрсетілді, ал мәтін талдауы оқушылар арасындағы сауалнамамен ұштастырылды.</w:t>
+        <w:t xml:space="preserve"> Ертегі мен жырдағы ұлттық ойындар бір кодтау жүйесімен талданып, олардың сюжеттегі қызметі салыстырылды. Талдау барысында асық ойынының шығармаларда көбіне оқиғаны бастаушы қызмет атқаратыны анықталды.</w:t>
       </w:r>
     </w:p>
     <w:p>
@@ -1477,7 +1414,7 @@
           <w:sz w:val="28"/>
           <w:szCs w:val="28"/>
         </w:rPr>
-        <w:t xml:space="preserve">Осы еңбектерді оқып, біз ұлттық ойынның үш негізгі қызметін бөліп алдық:</w:t>
+        <w:t xml:space="preserve">Осы еңбектерді оқып, мен ұлттық ойынның үш негізгі қызметін бөліп алдым:</w:t>
       </w:r>
     </w:p>
     <w:p>
@@ -1576,7 +1513,7 @@
           <w:sz w:val="28"/>
           <w:szCs w:val="28"/>
         </w:rPr>
-        <w:t xml:space="preserve">Ғылыми әдебиетте қазақтың ұлттық ойындары әртүрлі белгісі бойынша топтастырылады [6], [7]. Біз зерттеу үшін ойындарды бес түрге бөлдік (1-сурет). Ойындарды бөлгенде олардың немен және не үшін ойналатынына қарадық.</w:t>
+        <w:t xml:space="preserve">Ғылыми әдебиетте қазақтың ұлттық ойындары әртүрлі белгісі бойынша топтастырылады [6], [7]. Жетекшім екеуміз зерттеу үшін ойындарды бес түрге бөлдік (1-сурет). Ойындарды бөлгенде олардың немен және не үшін ойналатынына қарадық.</w:t>
       </w:r>
     </w:p>
     <w:p>
@@ -1656,7 +1593,7 @@
           <w:sz w:val="28"/>
           <w:szCs w:val="28"/>
         </w:rPr>
-        <w:t xml:space="preserve">Зерттеуге ең белгілі 12 ойынды алдық. Олардың түрі мен қысқаша ережесі 1-кестеде берілген.</w:t>
+        <w:t xml:space="preserve">Зерттеуге ең белгілі 12 ойынды алдым. Олардың түрі мен қысқаша ережесі 1-кестеде берілген.</w:t>
       </w:r>
     </w:p>
     <w:p>
@@ -3604,7 +3541,7 @@
           <w:sz w:val="28"/>
           <w:szCs w:val="28"/>
         </w:rPr>
-        <w:t xml:space="preserve">Ертегі мен жыр халықтың өмірін көрсететіндіктен, оларда ұлттық ойындар да жиі кездеседі деп ойладық. Орыс ғалымы В.Я. Пропп ертегілерді зерттеп, олардың оқиғасы бірдей «функциялардан» құралатынын анықтаған. Солардың бірі – қаһарманды сынау: кейіпкер сынақтан өтіп барып мақсатына жетеді [11]. Біздің ойымызша, ойын да осындай сынақтың бір түрі бола алады. Мысалы, қалыңдық үшін бәйге немесе күрес – қаһарман үшін нағыз сынақ.</w:t>
+        <w:t xml:space="preserve">Ертегі мен жыр халықтың өмірін көрсететіндіктен, оларда ұлттық ойындар да жиі кездеседі деп ойладым. Орыс ғалымы В.Я. Пропп ертегілерді зерттеп, олардың оқиғасы бірдей «функциялардан» құралатынын анықтаған. Солардың бірі – қаһарманды сынау: кейіпкер сынақтан өтіп барып мақсатына жетеді [11]. Менің ойымша, ойын да осындай сынақтың бір түрі бола алады. Мысалы, қалыңдық үшін бәйге немесе күрес – қаһарман үшін нағыз сынақ.</w:t>
       </w:r>
     </w:p>
     <w:p>
@@ -3621,7 +3558,7 @@
           <w:sz w:val="28"/>
           <w:szCs w:val="28"/>
         </w:rPr>
-        <w:t xml:space="preserve">Пропптың ойына сүйеніп, біз ойынның шығармадағы бес қызметін анықтадық (2-кесте). Мәтінді талдағанда әр эпизодқа осы кодтардың бірін қойдық.</w:t>
+        <w:t xml:space="preserve">Пропптың ойына сүйеніп, жетекшім екеуміз ойынның шығармадағы бес қызметін анықтадық (2-кесте). Мәтінді талдағанда әр эпизодқа осы кодтардың бірін қойдым.</w:t>
       </w:r>
     </w:p>
     <w:p>
@@ -4352,7 +4289,7 @@
           <w:sz w:val="28"/>
           <w:szCs w:val="28"/>
         </w:rPr>
-        <w:t xml:space="preserve"> Зерттеуге 15 шығарма алынды: 8 ертегі және 7 батырлар мен ғашықтық жыры (3-кесте). Шығармаларды таңдағанда олардың мектеп бағдарламасына енгеніне, белгілі болуына және оқушыға қолжетімді болуына қарадық. Мәтіндерді «Бабалар сөзі» жинағынан [12] және «Қазақ халық әдебиеті» сериясындағы ертегілер жинағынан [13] оқыдық.</w:t>
+        <w:t xml:space="preserve"> Зерттеуге 11 шығарма алдым: 4 ертегі және 7 батырлар мен ғашықтық жыры (3-кесте). Шығармаларды таңдағанда олардың мектеп бағдарламасына енгеніне, белгілі болуына және маған қолжетімді болуына қарадым. Әр шығарманы қай кітаптан немесе қай сайттан оқығаным кестеде көрсетілген.</w:t>
       </w:r>
     </w:p>
     <w:p>
@@ -4670,9 +4607,8 @@
                 <w:bCs w:val="false"/>
                 <w:sz w:val="24"/>
                 <w:szCs w:val="24"/>
-                <w:highlight w:val="yellow"/>
-              </w:rPr>
-              <w:t xml:space="preserve">[кітап, баспа, жылы]</w:t>
+              </w:rPr>
+              <w:t xml:space="preserve">Ер Төстік [Мәтін] : қазақтың көне ертегілері (жаңартылған нұсқа) / М. Байбеков О. Байбеков ... – Тараз : Сенім, 2019</w:t>
             </w:r>
           </w:p>
         </w:tc>
@@ -4812,9 +4748,8 @@
                 <w:bCs w:val="false"/>
                 <w:sz w:val="24"/>
                 <w:szCs w:val="24"/>
-                <w:highlight w:val="yellow"/>
-              </w:rPr>
-              <w:t xml:space="preserve">[кітап, баспа, жылы]</w:t>
+              </w:rPr>
+              <w:t xml:space="preserve">https://adebiportal.kz/kz/balaqai/view/kerqula-atty-kendebai__126</w:t>
             </w:r>
           </w:p>
         </w:tc>
@@ -4954,9 +4889,8 @@
                 <w:bCs w:val="false"/>
                 <w:sz w:val="24"/>
                 <w:szCs w:val="24"/>
-                <w:highlight w:val="yellow"/>
-              </w:rPr>
-              <w:t xml:space="preserve">[кітап, баспа, жылы]</w:t>
+              </w:rPr>
+              <w:t xml:space="preserve">Алтын сақа – Алматы, 1972.</w:t>
             </w:r>
           </w:p>
         </w:tc>
@@ -5029,7 +4963,7 @@
                 <w:sz w:val="24"/>
                 <w:szCs w:val="24"/>
               </w:rPr>
-              <w:t xml:space="preserve">«Аяз би»</w:t>
+              <w:t xml:space="preserve">«Күн астындағы Күнікей қыз»</w:t>
             </w:r>
           </w:p>
         </w:tc>
@@ -5096,9 +5030,8 @@
                 <w:bCs w:val="false"/>
                 <w:sz w:val="24"/>
                 <w:szCs w:val="24"/>
-                <w:highlight w:val="yellow"/>
-              </w:rPr>
-              <w:t xml:space="preserve">[кітап, баспа, жылы]</w:t>
+              </w:rPr>
+              <w:t xml:space="preserve">https://bilim-all.kz/article/263</w:t>
             </w:r>
           </w:p>
         </w:tc>
@@ -5171,7 +5104,7 @@
                 <w:sz w:val="24"/>
                 <w:szCs w:val="24"/>
               </w:rPr>
-              <w:t xml:space="preserve">«Жиренше шешен»</w:t>
+              <w:t xml:space="preserve">«Алпамыс батыр»</w:t>
             </w:r>
           </w:p>
         </w:tc>
@@ -5205,7 +5138,7 @@
                 <w:sz w:val="24"/>
                 <w:szCs w:val="24"/>
               </w:rPr>
-              <w:t xml:space="preserve">Ертегі</w:t>
+              <w:t xml:space="preserve">Жыр</w:t>
             </w:r>
           </w:p>
         </w:tc>
@@ -5238,9 +5171,8 @@
                 <w:bCs w:val="false"/>
                 <w:sz w:val="24"/>
                 <w:szCs w:val="24"/>
-                <w:highlight w:val="yellow"/>
-              </w:rPr>
-              <w:t xml:space="preserve">[кітап, баспа, жылы]</w:t>
+              </w:rPr>
+              <w:t xml:space="preserve">Алпамыс батыр : эпостың баяны / ... – Астана : Фолиант, 2012.</w:t>
             </w:r>
           </w:p>
         </w:tc>
@@ -5313,7 +5245,7 @@
                 <w:sz w:val="24"/>
                 <w:szCs w:val="24"/>
               </w:rPr>
-              <w:t xml:space="preserve">«Алдар Көсе әңгімелері»</w:t>
+              <w:t xml:space="preserve">«Қобыланды батыр»</w:t>
             </w:r>
           </w:p>
         </w:tc>
@@ -5347,7 +5279,7 @@
                 <w:sz w:val="24"/>
                 <w:szCs w:val="24"/>
               </w:rPr>
-              <w:t xml:space="preserve">Ертегі</w:t>
+              <w:t xml:space="preserve">Жыр</w:t>
             </w:r>
           </w:p>
         </w:tc>
@@ -5380,9 +5312,8 @@
                 <w:bCs w:val="false"/>
                 <w:sz w:val="24"/>
                 <w:szCs w:val="24"/>
-                <w:highlight w:val="yellow"/>
-              </w:rPr>
-              <w:t xml:space="preserve">[кітап, баспа, жылы]</w:t>
+              </w:rPr>
+              <w:t xml:space="preserve">Қобыланды батыр [Мәтін] / ... – Алматы : Mazmundama, 2022</w:t>
             </w:r>
           </w:p>
         </w:tc>
@@ -5455,7 +5386,7 @@
                 <w:sz w:val="24"/>
                 <w:szCs w:val="24"/>
               </w:rPr>
-              <w:t xml:space="preserve">«Қаңбақ шал»</w:t>
+              <w:t xml:space="preserve">«Ер Тарғын»</w:t>
             </w:r>
           </w:p>
         </w:tc>
@@ -5489,7 +5420,7 @@
                 <w:sz w:val="24"/>
                 <w:szCs w:val="24"/>
               </w:rPr>
-              <w:t xml:space="preserve">Ертегі</w:t>
+              <w:t xml:space="preserve">Жыр</w:t>
             </w:r>
           </w:p>
         </w:tc>
@@ -5522,9 +5453,8 @@
                 <w:bCs w:val="false"/>
                 <w:sz w:val="24"/>
                 <w:szCs w:val="24"/>
-                <w:highlight w:val="yellow"/>
-              </w:rPr>
-              <w:t xml:space="preserve">[кітап, баспа, жылы]</w:t>
+              </w:rPr>
+              <w:t xml:space="preserve">Ер Тарғын [Мәтін] : батырлар жыры / ... – Астана : Алматыкітап, 2007.</w:t>
             </w:r>
           </w:p>
         </w:tc>
@@ -5597,7 +5527,7 @@
                 <w:sz w:val="24"/>
                 <w:szCs w:val="24"/>
               </w:rPr>
-              <w:t xml:space="preserve">«Күн астындағы Күнікей қыз»</w:t>
+              <w:t xml:space="preserve">«Қамбар батыр»</w:t>
             </w:r>
           </w:p>
         </w:tc>
@@ -5631,7 +5561,7 @@
                 <w:sz w:val="24"/>
                 <w:szCs w:val="24"/>
               </w:rPr>
-              <w:t xml:space="preserve">Ертегі</w:t>
+              <w:t xml:space="preserve">Жыр</w:t>
             </w:r>
           </w:p>
         </w:tc>
@@ -5664,9 +5594,8 @@
                 <w:bCs w:val="false"/>
                 <w:sz w:val="24"/>
                 <w:szCs w:val="24"/>
-                <w:highlight w:val="yellow"/>
-              </w:rPr>
-              <w:t xml:space="preserve">[кітап, баспа, жылы]</w:t>
+              </w:rPr>
+              <w:t xml:space="preserve">https://bilim-all.kz/olen/4898-qambar-batyr</w:t>
             </w:r>
           </w:p>
         </w:tc>
@@ -5739,7 +5668,7 @@
                 <w:sz w:val="24"/>
                 <w:szCs w:val="24"/>
               </w:rPr>
-              <w:t xml:space="preserve">«Алпамыс батыр»</w:t>
+              <w:t xml:space="preserve">«Қыз Жібек»</w:t>
             </w:r>
           </w:p>
         </w:tc>
@@ -5806,9 +5735,8 @@
                 <w:bCs w:val="false"/>
                 <w:sz w:val="24"/>
                 <w:szCs w:val="24"/>
-                <w:highlight w:val="yellow"/>
-              </w:rPr>
-              <w:t xml:space="preserve">[кітап, баспа, жылы]</w:t>
+              </w:rPr>
+              <w:t xml:space="preserve">Қыз Жібек [Мәтін] : Лиро-эпостық поэма  – Алматы : Мектеп, 2003.</w:t>
             </w:r>
           </w:p>
         </w:tc>
@@ -5881,7 +5809,7 @@
                 <w:sz w:val="24"/>
                 <w:szCs w:val="24"/>
               </w:rPr>
-              <w:t xml:space="preserve">«Қобыланды батыр»</w:t>
+              <w:t xml:space="preserve">«Қозы Көрпеш – Баян сұлу»</w:t>
             </w:r>
           </w:p>
         </w:tc>
@@ -5948,9 +5876,8 @@
                 <w:bCs w:val="false"/>
                 <w:sz w:val="24"/>
                 <w:szCs w:val="24"/>
-                <w:highlight w:val="yellow"/>
-              </w:rPr>
-              <w:t xml:space="preserve">[кітап, баспа, жылы]</w:t>
+              </w:rPr>
+              <w:t xml:space="preserve">Қозы Көрпеш - Баян Сұлу [Мәтін] : лиро-эпостық поэма : М. Ж. Көпейұлы нұсқасы / ... – Алматы : Мектеп, 2006</w:t>
             </w:r>
           </w:p>
         </w:tc>
@@ -6023,7 +5950,7 @@
                 <w:sz w:val="24"/>
                 <w:szCs w:val="24"/>
               </w:rPr>
-              <w:t xml:space="preserve">«Ер Тарғын»</w:t>
+              <w:t xml:space="preserve">«Айман – Шолпан»</w:t>
             </w:r>
           </w:p>
         </w:tc>
@@ -6090,577 +6017,8 @@
                 <w:bCs w:val="false"/>
                 <w:sz w:val="24"/>
                 <w:szCs w:val="24"/>
-                <w:highlight w:val="yellow"/>
-              </w:rPr>
-              <w:t xml:space="preserve">[кітап, баспа, жылы]</w:t>
-            </w:r>
-          </w:p>
-        </w:tc>
-      </w:tr>
-      <w:tr>
-        <w:trPr>
-          <w:cantSplit/>
-        </w:trPr>
-        <w:tc>
-          <w:tcPr>
-            <w:tcW w:type="dxa" w:w="544"/>
-            <w:tcBorders>
-              <w:top w:val="single" w:color="000000" w:sz="4"/>
-              <w:left w:val="single" w:color="000000" w:sz="4"/>
-              <w:bottom w:val="single" w:color="000000" w:sz="4"/>
-              <w:right w:val="single" w:color="000000" w:sz="4"/>
-            </w:tcBorders>
-            <w:tcMar>
-              <w:top w:type="dxa" w:w="30"/>
-              <w:left w:type="dxa" w:w="80"/>
-              <w:bottom w:type="dxa" w:w="30"/>
-              <w:right w:type="dxa" w:w="80"/>
-            </w:tcMar>
-            <w:vAlign w:val="center"/>
-          </w:tcPr>
-          <w:p>
-            <w:pPr>
-              <w:spacing w:line="240"/>
-              <w:jc w:val="center"/>
-            </w:pPr>
-            <w:r>
-              <w:rPr>
-                <w:rFonts w:ascii="Times New Roman" w:cs="Times New Roman" w:eastAsia="Times New Roman" w:hAnsi="Times New Roman"/>
-                <w:b w:val="false"/>
-                <w:bCs w:val="false"/>
-                <w:sz w:val="24"/>
-                <w:szCs w:val="24"/>
-              </w:rPr>
-              <w:t xml:space="preserve">12</w:t>
-            </w:r>
-          </w:p>
-        </w:tc>
-        <w:tc>
-          <w:tcPr>
-            <w:tcW w:type="dxa" w:w="3628"/>
-            <w:tcBorders>
-              <w:top w:val="single" w:color="000000" w:sz="4"/>
-              <w:left w:val="single" w:color="000000" w:sz="4"/>
-              <w:bottom w:val="single" w:color="000000" w:sz="4"/>
-              <w:right w:val="single" w:color="000000" w:sz="4"/>
-            </w:tcBorders>
-            <w:tcMar>
-              <w:top w:type="dxa" w:w="30"/>
-              <w:left w:type="dxa" w:w="80"/>
-              <w:bottom w:type="dxa" w:w="30"/>
-              <w:right w:type="dxa" w:w="80"/>
-            </w:tcMar>
-            <w:vAlign w:val="center"/>
-          </w:tcPr>
-          <w:p>
-            <w:pPr>
-              <w:spacing w:line="240"/>
-              <w:jc w:val="left"/>
-            </w:pPr>
-            <w:r>
-              <w:rPr>
-                <w:rFonts w:ascii="Times New Roman" w:cs="Times New Roman" w:eastAsia="Times New Roman" w:hAnsi="Times New Roman"/>
-                <w:b w:val="false"/>
-                <w:bCs w:val="false"/>
-                <w:sz w:val="24"/>
-                <w:szCs w:val="24"/>
-              </w:rPr>
-              <w:t xml:space="preserve">«Қамбар батыр»</w:t>
-            </w:r>
-          </w:p>
-        </w:tc>
-        <w:tc>
-          <w:tcPr>
-            <w:tcW w:type="dxa" w:w="1269"/>
-            <w:tcBorders>
-              <w:top w:val="single" w:color="000000" w:sz="4"/>
-              <w:left w:val="single" w:color="000000" w:sz="4"/>
-              <w:bottom w:val="single" w:color="000000" w:sz="4"/>
-              <w:right w:val="single" w:color="000000" w:sz="4"/>
-            </w:tcBorders>
-            <w:tcMar>
-              <w:top w:type="dxa" w:w="30"/>
-              <w:left w:type="dxa" w:w="80"/>
-              <w:bottom w:type="dxa" w:w="30"/>
-              <w:right w:type="dxa" w:w="80"/>
-            </w:tcMar>
-            <w:vAlign w:val="center"/>
-          </w:tcPr>
-          <w:p>
-            <w:pPr>
-              <w:spacing w:line="240"/>
-              <w:jc w:val="center"/>
-            </w:pPr>
-            <w:r>
-              <w:rPr>
-                <w:rFonts w:ascii="Times New Roman" w:cs="Times New Roman" w:eastAsia="Times New Roman" w:hAnsi="Times New Roman"/>
-                <w:b w:val="false"/>
-                <w:bCs w:val="false"/>
-                <w:sz w:val="24"/>
-                <w:szCs w:val="24"/>
-              </w:rPr>
-              <w:t xml:space="preserve">Жыр</w:t>
-            </w:r>
-          </w:p>
-        </w:tc>
-        <w:tc>
-          <w:tcPr>
-            <w:tcW w:type="dxa" w:w="3630"/>
-            <w:tcBorders>
-              <w:top w:val="single" w:color="000000" w:sz="4"/>
-              <w:left w:val="single" w:color="000000" w:sz="4"/>
-              <w:bottom w:val="single" w:color="000000" w:sz="4"/>
-              <w:right w:val="single" w:color="000000" w:sz="4"/>
-            </w:tcBorders>
-            <w:tcMar>
-              <w:top w:type="dxa" w:w="30"/>
-              <w:left w:type="dxa" w:w="80"/>
-              <w:bottom w:type="dxa" w:w="30"/>
-              <w:right w:type="dxa" w:w="80"/>
-            </w:tcMar>
-            <w:vAlign w:val="center"/>
-          </w:tcPr>
-          <w:p>
-            <w:pPr>
-              <w:spacing w:line="240"/>
-              <w:jc w:val="left"/>
-            </w:pPr>
-            <w:r>
-              <w:rPr>
-                <w:rFonts w:ascii="Times New Roman" w:cs="Times New Roman" w:eastAsia="Times New Roman" w:hAnsi="Times New Roman"/>
-                <w:b w:val="false"/>
-                <w:bCs w:val="false"/>
-                <w:sz w:val="24"/>
-                <w:szCs w:val="24"/>
-                <w:highlight w:val="yellow"/>
-              </w:rPr>
-              <w:t xml:space="preserve">[кітап, баспа, жылы]</w:t>
-            </w:r>
-          </w:p>
-        </w:tc>
-      </w:tr>
-      <w:tr>
-        <w:trPr>
-          <w:cantSplit/>
-        </w:trPr>
-        <w:tc>
-          <w:tcPr>
-            <w:tcW w:type="dxa" w:w="544"/>
-            <w:tcBorders>
-              <w:top w:val="single" w:color="000000" w:sz="4"/>
-              <w:left w:val="single" w:color="000000" w:sz="4"/>
-              <w:bottom w:val="single" w:color="000000" w:sz="4"/>
-              <w:right w:val="single" w:color="000000" w:sz="4"/>
-            </w:tcBorders>
-            <w:tcMar>
-              <w:top w:type="dxa" w:w="30"/>
-              <w:left w:type="dxa" w:w="80"/>
-              <w:bottom w:type="dxa" w:w="30"/>
-              <w:right w:type="dxa" w:w="80"/>
-            </w:tcMar>
-            <w:vAlign w:val="center"/>
-          </w:tcPr>
-          <w:p>
-            <w:pPr>
-              <w:spacing w:line="240"/>
-              <w:jc w:val="center"/>
-            </w:pPr>
-            <w:r>
-              <w:rPr>
-                <w:rFonts w:ascii="Times New Roman" w:cs="Times New Roman" w:eastAsia="Times New Roman" w:hAnsi="Times New Roman"/>
-                <w:b w:val="false"/>
-                <w:bCs w:val="false"/>
-                <w:sz w:val="24"/>
-                <w:szCs w:val="24"/>
-              </w:rPr>
-              <w:t xml:space="preserve">13</w:t>
-            </w:r>
-          </w:p>
-        </w:tc>
-        <w:tc>
-          <w:tcPr>
-            <w:tcW w:type="dxa" w:w="3628"/>
-            <w:tcBorders>
-              <w:top w:val="single" w:color="000000" w:sz="4"/>
-              <w:left w:val="single" w:color="000000" w:sz="4"/>
-              <w:bottom w:val="single" w:color="000000" w:sz="4"/>
-              <w:right w:val="single" w:color="000000" w:sz="4"/>
-            </w:tcBorders>
-            <w:tcMar>
-              <w:top w:type="dxa" w:w="30"/>
-              <w:left w:type="dxa" w:w="80"/>
-              <w:bottom w:type="dxa" w:w="30"/>
-              <w:right w:type="dxa" w:w="80"/>
-            </w:tcMar>
-            <w:vAlign w:val="center"/>
-          </w:tcPr>
-          <w:p>
-            <w:pPr>
-              <w:spacing w:line="240"/>
-              <w:jc w:val="left"/>
-            </w:pPr>
-            <w:r>
-              <w:rPr>
-                <w:rFonts w:ascii="Times New Roman" w:cs="Times New Roman" w:eastAsia="Times New Roman" w:hAnsi="Times New Roman"/>
-                <w:b w:val="false"/>
-                <w:bCs w:val="false"/>
-                <w:sz w:val="24"/>
-                <w:szCs w:val="24"/>
-              </w:rPr>
-              <w:t xml:space="preserve">«Қыз Жібек»</w:t>
-            </w:r>
-          </w:p>
-        </w:tc>
-        <w:tc>
-          <w:tcPr>
-            <w:tcW w:type="dxa" w:w="1269"/>
-            <w:tcBorders>
-              <w:top w:val="single" w:color="000000" w:sz="4"/>
-              <w:left w:val="single" w:color="000000" w:sz="4"/>
-              <w:bottom w:val="single" w:color="000000" w:sz="4"/>
-              <w:right w:val="single" w:color="000000" w:sz="4"/>
-            </w:tcBorders>
-            <w:tcMar>
-              <w:top w:type="dxa" w:w="30"/>
-              <w:left w:type="dxa" w:w="80"/>
-              <w:bottom w:type="dxa" w:w="30"/>
-              <w:right w:type="dxa" w:w="80"/>
-            </w:tcMar>
-            <w:vAlign w:val="center"/>
-          </w:tcPr>
-          <w:p>
-            <w:pPr>
-              <w:spacing w:line="240"/>
-              <w:jc w:val="center"/>
-            </w:pPr>
-            <w:r>
-              <w:rPr>
-                <w:rFonts w:ascii="Times New Roman" w:cs="Times New Roman" w:eastAsia="Times New Roman" w:hAnsi="Times New Roman"/>
-                <w:b w:val="false"/>
-                <w:bCs w:val="false"/>
-                <w:sz w:val="24"/>
-                <w:szCs w:val="24"/>
-              </w:rPr>
-              <w:t xml:space="preserve">Жыр</w:t>
-            </w:r>
-          </w:p>
-        </w:tc>
-        <w:tc>
-          <w:tcPr>
-            <w:tcW w:type="dxa" w:w="3630"/>
-            <w:tcBorders>
-              <w:top w:val="single" w:color="000000" w:sz="4"/>
-              <w:left w:val="single" w:color="000000" w:sz="4"/>
-              <w:bottom w:val="single" w:color="000000" w:sz="4"/>
-              <w:right w:val="single" w:color="000000" w:sz="4"/>
-            </w:tcBorders>
-            <w:tcMar>
-              <w:top w:type="dxa" w:w="30"/>
-              <w:left w:type="dxa" w:w="80"/>
-              <w:bottom w:type="dxa" w:w="30"/>
-              <w:right w:type="dxa" w:w="80"/>
-            </w:tcMar>
-            <w:vAlign w:val="center"/>
-          </w:tcPr>
-          <w:p>
-            <w:pPr>
-              <w:spacing w:line="240"/>
-              <w:jc w:val="left"/>
-            </w:pPr>
-            <w:r>
-              <w:rPr>
-                <w:rFonts w:ascii="Times New Roman" w:cs="Times New Roman" w:eastAsia="Times New Roman" w:hAnsi="Times New Roman"/>
-                <w:b w:val="false"/>
-                <w:bCs w:val="false"/>
-                <w:sz w:val="24"/>
-                <w:szCs w:val="24"/>
-                <w:highlight w:val="yellow"/>
-              </w:rPr>
-              <w:t xml:space="preserve">[кітап, баспа, жылы]</w:t>
-            </w:r>
-          </w:p>
-        </w:tc>
-      </w:tr>
-      <w:tr>
-        <w:trPr>
-          <w:cantSplit/>
-        </w:trPr>
-        <w:tc>
-          <w:tcPr>
-            <w:tcW w:type="dxa" w:w="544"/>
-            <w:tcBorders>
-              <w:top w:val="single" w:color="000000" w:sz="4"/>
-              <w:left w:val="single" w:color="000000" w:sz="4"/>
-              <w:bottom w:val="single" w:color="000000" w:sz="4"/>
-              <w:right w:val="single" w:color="000000" w:sz="4"/>
-            </w:tcBorders>
-            <w:tcMar>
-              <w:top w:type="dxa" w:w="30"/>
-              <w:left w:type="dxa" w:w="80"/>
-              <w:bottom w:type="dxa" w:w="30"/>
-              <w:right w:type="dxa" w:w="80"/>
-            </w:tcMar>
-            <w:vAlign w:val="center"/>
-          </w:tcPr>
-          <w:p>
-            <w:pPr>
-              <w:spacing w:line="240"/>
-              <w:jc w:val="center"/>
-            </w:pPr>
-            <w:r>
-              <w:rPr>
-                <w:rFonts w:ascii="Times New Roman" w:cs="Times New Roman" w:eastAsia="Times New Roman" w:hAnsi="Times New Roman"/>
-                <w:b w:val="false"/>
-                <w:bCs w:val="false"/>
-                <w:sz w:val="24"/>
-                <w:szCs w:val="24"/>
-              </w:rPr>
-              <w:t xml:space="preserve">14</w:t>
-            </w:r>
-          </w:p>
-        </w:tc>
-        <w:tc>
-          <w:tcPr>
-            <w:tcW w:type="dxa" w:w="3628"/>
-            <w:tcBorders>
-              <w:top w:val="single" w:color="000000" w:sz="4"/>
-              <w:left w:val="single" w:color="000000" w:sz="4"/>
-              <w:bottom w:val="single" w:color="000000" w:sz="4"/>
-              <w:right w:val="single" w:color="000000" w:sz="4"/>
-            </w:tcBorders>
-            <w:tcMar>
-              <w:top w:type="dxa" w:w="30"/>
-              <w:left w:type="dxa" w:w="80"/>
-              <w:bottom w:type="dxa" w:w="30"/>
-              <w:right w:type="dxa" w:w="80"/>
-            </w:tcMar>
-            <w:vAlign w:val="center"/>
-          </w:tcPr>
-          <w:p>
-            <w:pPr>
-              <w:spacing w:line="240"/>
-              <w:jc w:val="left"/>
-            </w:pPr>
-            <w:r>
-              <w:rPr>
-                <w:rFonts w:ascii="Times New Roman" w:cs="Times New Roman" w:eastAsia="Times New Roman" w:hAnsi="Times New Roman"/>
-                <w:b w:val="false"/>
-                <w:bCs w:val="false"/>
-                <w:sz w:val="24"/>
-                <w:szCs w:val="24"/>
-              </w:rPr>
-              <w:t xml:space="preserve">«Қозы Көрпеш – Баян сұлу»</w:t>
-            </w:r>
-          </w:p>
-        </w:tc>
-        <w:tc>
-          <w:tcPr>
-            <w:tcW w:type="dxa" w:w="1269"/>
-            <w:tcBorders>
-              <w:top w:val="single" w:color="000000" w:sz="4"/>
-              <w:left w:val="single" w:color="000000" w:sz="4"/>
-              <w:bottom w:val="single" w:color="000000" w:sz="4"/>
-              <w:right w:val="single" w:color="000000" w:sz="4"/>
-            </w:tcBorders>
-            <w:tcMar>
-              <w:top w:type="dxa" w:w="30"/>
-              <w:left w:type="dxa" w:w="80"/>
-              <w:bottom w:type="dxa" w:w="30"/>
-              <w:right w:type="dxa" w:w="80"/>
-            </w:tcMar>
-            <w:vAlign w:val="center"/>
-          </w:tcPr>
-          <w:p>
-            <w:pPr>
-              <w:spacing w:line="240"/>
-              <w:jc w:val="center"/>
-            </w:pPr>
-            <w:r>
-              <w:rPr>
-                <w:rFonts w:ascii="Times New Roman" w:cs="Times New Roman" w:eastAsia="Times New Roman" w:hAnsi="Times New Roman"/>
-                <w:b w:val="false"/>
-                <w:bCs w:val="false"/>
-                <w:sz w:val="24"/>
-                <w:szCs w:val="24"/>
-              </w:rPr>
-              <w:t xml:space="preserve">Жыр</w:t>
-            </w:r>
-          </w:p>
-        </w:tc>
-        <w:tc>
-          <w:tcPr>
-            <w:tcW w:type="dxa" w:w="3630"/>
-            <w:tcBorders>
-              <w:top w:val="single" w:color="000000" w:sz="4"/>
-              <w:left w:val="single" w:color="000000" w:sz="4"/>
-              <w:bottom w:val="single" w:color="000000" w:sz="4"/>
-              <w:right w:val="single" w:color="000000" w:sz="4"/>
-            </w:tcBorders>
-            <w:tcMar>
-              <w:top w:type="dxa" w:w="30"/>
-              <w:left w:type="dxa" w:w="80"/>
-              <w:bottom w:type="dxa" w:w="30"/>
-              <w:right w:type="dxa" w:w="80"/>
-            </w:tcMar>
-            <w:vAlign w:val="center"/>
-          </w:tcPr>
-          <w:p>
-            <w:pPr>
-              <w:spacing w:line="240"/>
-              <w:jc w:val="left"/>
-            </w:pPr>
-            <w:r>
-              <w:rPr>
-                <w:rFonts w:ascii="Times New Roman" w:cs="Times New Roman" w:eastAsia="Times New Roman" w:hAnsi="Times New Roman"/>
-                <w:b w:val="false"/>
-                <w:bCs w:val="false"/>
-                <w:sz w:val="24"/>
-                <w:szCs w:val="24"/>
-                <w:highlight w:val="yellow"/>
-              </w:rPr>
-              <w:t xml:space="preserve">[кітап, баспа, жылы]</w:t>
-            </w:r>
-          </w:p>
-        </w:tc>
-      </w:tr>
-      <w:tr>
-        <w:trPr>
-          <w:cantSplit/>
-        </w:trPr>
-        <w:tc>
-          <w:tcPr>
-            <w:tcW w:type="dxa" w:w="544"/>
-            <w:tcBorders>
-              <w:top w:val="single" w:color="000000" w:sz="4"/>
-              <w:left w:val="single" w:color="000000" w:sz="4"/>
-              <w:bottom w:val="single" w:color="000000" w:sz="4"/>
-              <w:right w:val="single" w:color="000000" w:sz="4"/>
-            </w:tcBorders>
-            <w:tcMar>
-              <w:top w:type="dxa" w:w="30"/>
-              <w:left w:type="dxa" w:w="80"/>
-              <w:bottom w:type="dxa" w:w="30"/>
-              <w:right w:type="dxa" w:w="80"/>
-            </w:tcMar>
-            <w:vAlign w:val="center"/>
-          </w:tcPr>
-          <w:p>
-            <w:pPr>
-              <w:spacing w:line="240"/>
-              <w:jc w:val="center"/>
-            </w:pPr>
-            <w:r>
-              <w:rPr>
-                <w:rFonts w:ascii="Times New Roman" w:cs="Times New Roman" w:eastAsia="Times New Roman" w:hAnsi="Times New Roman"/>
-                <w:b w:val="false"/>
-                <w:bCs w:val="false"/>
-                <w:sz w:val="24"/>
-                <w:szCs w:val="24"/>
-              </w:rPr>
-              <w:t xml:space="preserve">15</w:t>
-            </w:r>
-          </w:p>
-        </w:tc>
-        <w:tc>
-          <w:tcPr>
-            <w:tcW w:type="dxa" w:w="3628"/>
-            <w:tcBorders>
-              <w:top w:val="single" w:color="000000" w:sz="4"/>
-              <w:left w:val="single" w:color="000000" w:sz="4"/>
-              <w:bottom w:val="single" w:color="000000" w:sz="4"/>
-              <w:right w:val="single" w:color="000000" w:sz="4"/>
-            </w:tcBorders>
-            <w:tcMar>
-              <w:top w:type="dxa" w:w="30"/>
-              <w:left w:type="dxa" w:w="80"/>
-              <w:bottom w:type="dxa" w:w="30"/>
-              <w:right w:type="dxa" w:w="80"/>
-            </w:tcMar>
-            <w:vAlign w:val="center"/>
-          </w:tcPr>
-          <w:p>
-            <w:pPr>
-              <w:spacing w:line="240"/>
-              <w:jc w:val="left"/>
-            </w:pPr>
-            <w:r>
-              <w:rPr>
-                <w:rFonts w:ascii="Times New Roman" w:cs="Times New Roman" w:eastAsia="Times New Roman" w:hAnsi="Times New Roman"/>
-                <w:b w:val="false"/>
-                <w:bCs w:val="false"/>
-                <w:sz w:val="24"/>
-                <w:szCs w:val="24"/>
-              </w:rPr>
-              <w:t xml:space="preserve">«Айман – Шолпан»</w:t>
-            </w:r>
-          </w:p>
-        </w:tc>
-        <w:tc>
-          <w:tcPr>
-            <w:tcW w:type="dxa" w:w="1269"/>
-            <w:tcBorders>
-              <w:top w:val="single" w:color="000000" w:sz="4"/>
-              <w:left w:val="single" w:color="000000" w:sz="4"/>
-              <w:bottom w:val="single" w:color="000000" w:sz="4"/>
-              <w:right w:val="single" w:color="000000" w:sz="4"/>
-            </w:tcBorders>
-            <w:tcMar>
-              <w:top w:type="dxa" w:w="30"/>
-              <w:left w:type="dxa" w:w="80"/>
-              <w:bottom w:type="dxa" w:w="30"/>
-              <w:right w:type="dxa" w:w="80"/>
-            </w:tcMar>
-            <w:vAlign w:val="center"/>
-          </w:tcPr>
-          <w:p>
-            <w:pPr>
-              <w:spacing w:line="240"/>
-              <w:jc w:val="center"/>
-            </w:pPr>
-            <w:r>
-              <w:rPr>
-                <w:rFonts w:ascii="Times New Roman" w:cs="Times New Roman" w:eastAsia="Times New Roman" w:hAnsi="Times New Roman"/>
-                <w:b w:val="false"/>
-                <w:bCs w:val="false"/>
-                <w:sz w:val="24"/>
-                <w:szCs w:val="24"/>
-              </w:rPr>
-              <w:t xml:space="preserve">Жыр</w:t>
-            </w:r>
-          </w:p>
-        </w:tc>
-        <w:tc>
-          <w:tcPr>
-            <w:tcW w:type="dxa" w:w="3630"/>
-            <w:tcBorders>
-              <w:top w:val="single" w:color="000000" w:sz="4"/>
-              <w:left w:val="single" w:color="000000" w:sz="4"/>
-              <w:bottom w:val="single" w:color="000000" w:sz="4"/>
-              <w:right w:val="single" w:color="000000" w:sz="4"/>
-            </w:tcBorders>
-            <w:tcMar>
-              <w:top w:type="dxa" w:w="30"/>
-              <w:left w:type="dxa" w:w="80"/>
-              <w:bottom w:type="dxa" w:w="30"/>
-              <w:right w:type="dxa" w:w="80"/>
-            </w:tcMar>
-            <w:vAlign w:val="center"/>
-          </w:tcPr>
-          <w:p>
-            <w:pPr>
-              <w:spacing w:line="240"/>
-              <w:jc w:val="left"/>
-            </w:pPr>
-            <w:r>
-              <w:rPr>
-                <w:rFonts w:ascii="Times New Roman" w:cs="Times New Roman" w:eastAsia="Times New Roman" w:hAnsi="Times New Roman"/>
-                <w:b w:val="false"/>
-                <w:bCs w:val="false"/>
-                <w:sz w:val="24"/>
-                <w:szCs w:val="24"/>
-                <w:highlight w:val="yellow"/>
-              </w:rPr>
-              <w:t xml:space="preserve">[кітап, баспа, жылы]</w:t>
+              </w:rPr>
+              <w:t xml:space="preserve">Айман-Шолпан [Мәтін] : Қазақ эпосы / ; Қазақ ССР Ғылым Академиясы, Тіл және әдебиет институты ; [баспаға даярлаған Ы. Т. Дүйсенбаев]... – Алматы : Қазақ ССР Ғылым Академиясының Баспасы, 1957</w:t>
             </w:r>
           </w:p>
         </w:tc>
@@ -6670,24 +6028,6 @@
       <w:pPr>
         <w:spacing w:after="120" w:line="240"/>
       </w:pPr>
-    </w:p>
-    <w:p>
-      <w:pPr>
-        <w:spacing w:after="120" w:before="60" w:line="276"/>
-        <w:ind w:firstLine="709"/>
-        <w:jc w:val="both"/>
-      </w:pPr>
-      <w:r>
-        <w:rPr>
-          <w:rFonts w:ascii="Times New Roman" w:cs="Times New Roman" w:eastAsia="Times New Roman" w:hAnsi="Times New Roman"/>
-          <w:b w:val="false"/>
-          <w:bCs w:val="false"/>
-          <w:sz w:val="24"/>
-          <w:szCs w:val="24"/>
-          <w:highlight w:val="yellow"/>
-        </w:rPr>
-        <w:t xml:space="preserve">НҰСҚАУ (тапсыру алдында өшіріледі): Әр шығарманы қай кітаптан (баспасы, жылы) оқығаныңызды Zertteu_kestesi.xlsx файлының «Шығармалар» парағына жазыңыз. Шығармалар тізімін өзгертуге болады, бірақ ертегі мен жырдың саны шамалас болғаны жөн.</w:t>
-      </w:r>
     </w:p>
     <w:p>
       <w:pPr>
@@ -6713,7 +6053,7 @@
           <w:sz w:val="28"/>
           <w:szCs w:val="28"/>
         </w:rPr>
-        <w:t xml:space="preserve"> Әр шығарманы басынан аяғына дейін оқып, ұлттық ойын кездескен жерін тауып, оны зерттеу кестесіне жаздық (А қосымшасы). Бір эпизод – бір жол: шығарма, ойын, кейіпкер, эпизодтың қысқаша мазмұны, ойынның қызметі (С, Б, Қ, Т, Ш), мәтіннен үзінді және беті. Ойын тек аталып өтсе де (мысалы, «той болып, бәйге шабылды»), оны жазып, «Т» деп белгіледік. Тізімде жоқ ойын кездессе, оны «Басқа» деп бөлек жаздық.</w:t>
+        <w:t xml:space="preserve"> Әр шығарманы басынан аяғына дейін оқып, ұлттық ойын кездескен жерін тауып, оны зерттеу кестесіне жаздым (А қосымшасы). Бір эпизод – бір жол: шығарма, ойын, кейіпкер, эпизодтың қысқаша мазмұны, ойынның қызметі (С, Б, Қ, Т, Ш) және мәтіннен үзінді. Тізімде жоқ ойын кездессе, оны «Басқа» деп бөлек жаздым. Ойынның қызметін анықтау қиын болған эпизодтарды жетекшім екеуміз бірге қарап, шешім қабылдадық.</w:t>
       </w:r>
     </w:p>
     <w:p>
@@ -6740,7 +6080,7 @@
           <w:sz w:val="28"/>
           <w:szCs w:val="28"/>
         </w:rPr>
-        <w:t xml:space="preserve"> Ойындардың бүгін қаншалықты белгілі екенін білу үшін сыныптастарымыз арасында сауалнама жүргіздік (Ә қосымшасы). Сауалнама Google Forms арқылы электрондық түрде жүргізілді: формада есім мен электрондық пошта сұралмады, ал алғашқы сұрақ ата-ананың келісімі туралы болды. Әр ойын бойынша екі сұрақ қойылды: «Бұл ойынды білесің бе?» (0 – білмеймін, 1 – естігенмін, 2 – ойнағанмын немесе көргенмін) және «Ол туралы ертегіден не жырдан оқыдың ба?» (1 – иә, 0 – жоқ).</w:t>
+        <w:t xml:space="preserve"> Ойындардың бүгін қаншалықты белгілі екенін білу үшін сыныптастарым арасында сауалнама жүргіздім (Ә қосымшасы). Сауалнаманы жетекшім екеуміз Google Forms арқылы электрондық түрде жасадық: формада есім мен электрондық пошта сұралмады, ал алғашқы сұрақ ата-ананың келісімі туралы болды. Әр ойын бойынша екі сұрақ қойылды: «Бұл ойынды білесің бе?» (0 – білмеймін, 1 – естігенмін, 2 – ойнағанмын немесе көргенмін) және «Ол туралы ертегіден не жырдан оқыдың ба?» (1 – иә, 0 – жоқ).</w:t>
       </w:r>
     </w:p>
     <w:p>
@@ -6767,7 +6107,7 @@
           <w:sz w:val="28"/>
           <w:szCs w:val="28"/>
         </w:rPr>
-        <w:t xml:space="preserve"> Эпизодтар мен сауалнама жауаптарын Excel кестесіне енгізіп, ойын түрлері, ертегі мен жыр және ойынның қызметі бойынша санадық. Сауалнамада әр ойынды білетін, ойнаған және ертегіден оқыған оқушылардың үлесін пайызбен есептедік.</w:t>
+        <w:t xml:space="preserve"> Эпизодтар мен сауалнама жауаптарын Excel кестесіне енгізіп, ойын түрлері, ертегі мен жыр және ойынның қызметі бойынша санадым. Сауалнамада әр ойынды білетін, ойнаған және ертегіден оқыған оқушылардың үлесін пайызбен есептедім.</w:t>
       </w:r>
     </w:p>
     <w:p>
@@ -6883,7 +6223,7 @@
           <w:sz w:val="28"/>
           <w:szCs w:val="28"/>
         </w:rPr>
-        <w:t xml:space="preserve">Сауалнамаға қатысу ерікті болды. Қатысушылардың ата-анасынан жазбаша келісім алынды (Б қосымшасы). Сауалнама парағында есім жазылмады: әр қатысушыға код (С01, С02 …) берілді. Сауалнама нәтижелері тек жалпы сан түрінде көрсетілді. Жұмыста денсаулыққа қауіпті ешқандай әрекет болған жоқ. Этика мен қауіпсіздік талаптарының орындалуы «Зерде» ережелеріне сай бақылау парағында көрсетілді [14].</w:t>
+        <w:t xml:space="preserve">Сауалнамаға қатысу ерікті болды. Қатысушылардың ата-анасынан келісім алынды (Б қосымшасы). Сауалнамада есім жазылмады: әр қатысушыға код (С01, С02 …) берілді. Сауалнама нәтижелері тек жалпы сан түрінде көрсетілді. Жұмыста денсаулыққа қауіпті ешқандай әрекет болған жоқ. Этика мен қауіпсіздік талаптарының орындалуы «Зерде» ережелеріне сай бақылау парағында көрсетілді [12].</w:t>
       </w:r>
     </w:p>
     <w:p>
@@ -6938,133 +6278,7 @@
           <w:sz w:val="28"/>
           <w:szCs w:val="28"/>
         </w:rPr>
-        <w:t xml:space="preserve">Біз </w:t>
-      </w:r>
-      <w:r>
-        <w:rPr>
-          <w:rFonts w:ascii="Times New Roman" w:cs="Times New Roman" w:eastAsia="Times New Roman" w:hAnsi="Times New Roman"/>
-          <w:b w:val="false"/>
-          <w:bCs w:val="false"/>
-          <w:sz w:val="28"/>
-          <w:szCs w:val="28"/>
-          <w:highlight w:val="yellow"/>
-        </w:rPr>
-        <w:t xml:space="preserve">[___]</w:t>
-      </w:r>
-      <w:r>
-        <w:rPr>
-          <w:rFonts w:ascii="Times New Roman" w:cs="Times New Roman" w:eastAsia="Times New Roman" w:hAnsi="Times New Roman"/>
-          <w:b w:val="false"/>
-          <w:bCs w:val="false"/>
-          <w:sz w:val="28"/>
-          <w:szCs w:val="28"/>
-        </w:rPr>
-        <w:t xml:space="preserve"> шығарманы оқып, ұлттық ойын кездесетін </w:t>
-      </w:r>
-      <w:r>
-        <w:rPr>
-          <w:rFonts w:ascii="Times New Roman" w:cs="Times New Roman" w:eastAsia="Times New Roman" w:hAnsi="Times New Roman"/>
-          <w:b w:val="false"/>
-          <w:bCs w:val="false"/>
-          <w:sz w:val="28"/>
-          <w:szCs w:val="28"/>
-          <w:highlight w:val="yellow"/>
-        </w:rPr>
-        <w:t xml:space="preserve">[___]</w:t>
-      </w:r>
-      <w:r>
-        <w:rPr>
-          <w:rFonts w:ascii="Times New Roman" w:cs="Times New Roman" w:eastAsia="Times New Roman" w:hAnsi="Times New Roman"/>
-          <w:b w:val="false"/>
-          <w:bCs w:val="false"/>
-          <w:sz w:val="28"/>
-          <w:szCs w:val="28"/>
-        </w:rPr>
-        <w:t xml:space="preserve"> эпизод таптық: ертегілерде – </w:t>
-      </w:r>
-      <w:r>
-        <w:rPr>
-          <w:rFonts w:ascii="Times New Roman" w:cs="Times New Roman" w:eastAsia="Times New Roman" w:hAnsi="Times New Roman"/>
-          <w:b w:val="false"/>
-          <w:bCs w:val="false"/>
-          <w:sz w:val="28"/>
-          <w:szCs w:val="28"/>
-          <w:highlight w:val="yellow"/>
-        </w:rPr>
-        <w:t xml:space="preserve">[___]</w:t>
-      </w:r>
-      <w:r>
-        <w:rPr>
-          <w:rFonts w:ascii="Times New Roman" w:cs="Times New Roman" w:eastAsia="Times New Roman" w:hAnsi="Times New Roman"/>
-          <w:b w:val="false"/>
-          <w:bCs w:val="false"/>
-          <w:sz w:val="28"/>
-          <w:szCs w:val="28"/>
-        </w:rPr>
-        <w:t xml:space="preserve">, жырларда – </w:t>
-      </w:r>
-      <w:r>
-        <w:rPr>
-          <w:rFonts w:ascii="Times New Roman" w:cs="Times New Roman" w:eastAsia="Times New Roman" w:hAnsi="Times New Roman"/>
-          <w:b w:val="false"/>
-          <w:bCs w:val="false"/>
-          <w:sz w:val="28"/>
-          <w:szCs w:val="28"/>
-          <w:highlight w:val="yellow"/>
-        </w:rPr>
-        <w:t xml:space="preserve">[___]</w:t>
-      </w:r>
-      <w:r>
-        <w:rPr>
-          <w:rFonts w:ascii="Times New Roman" w:cs="Times New Roman" w:eastAsia="Times New Roman" w:hAnsi="Times New Roman"/>
-          <w:b w:val="false"/>
-          <w:bCs w:val="false"/>
-          <w:sz w:val="28"/>
-          <w:szCs w:val="28"/>
-        </w:rPr>
-        <w:t xml:space="preserve">. Ойын </w:t>
-      </w:r>
-      <w:r>
-        <w:rPr>
-          <w:rFonts w:ascii="Times New Roman" w:cs="Times New Roman" w:eastAsia="Times New Roman" w:hAnsi="Times New Roman"/>
-          <w:b w:val="false"/>
-          <w:bCs w:val="false"/>
-          <w:sz w:val="28"/>
-          <w:szCs w:val="28"/>
-          <w:highlight w:val="yellow"/>
-        </w:rPr>
-        <w:t xml:space="preserve">[___]</w:t>
-      </w:r>
-      <w:r>
-        <w:rPr>
-          <w:rFonts w:ascii="Times New Roman" w:cs="Times New Roman" w:eastAsia="Times New Roman" w:hAnsi="Times New Roman"/>
-          <w:b w:val="false"/>
-          <w:bCs w:val="false"/>
-          <w:sz w:val="28"/>
-          <w:szCs w:val="28"/>
-        </w:rPr>
-        <w:t xml:space="preserve"> шығармада кездесті, барлығы </w:t>
-      </w:r>
-      <w:r>
-        <w:rPr>
-          <w:rFonts w:ascii="Times New Roman" w:cs="Times New Roman" w:eastAsia="Times New Roman" w:hAnsi="Times New Roman"/>
-          <w:b w:val="false"/>
-          <w:bCs w:val="false"/>
-          <w:sz w:val="28"/>
-          <w:szCs w:val="28"/>
-          <w:highlight w:val="yellow"/>
-        </w:rPr>
-        <w:t xml:space="preserve">[___]</w:t>
-      </w:r>
-      <w:r>
-        <w:rPr>
-          <w:rFonts w:ascii="Times New Roman" w:cs="Times New Roman" w:eastAsia="Times New Roman" w:hAnsi="Times New Roman"/>
-          <w:b w:val="false"/>
-          <w:bCs w:val="false"/>
-          <w:sz w:val="28"/>
-          <w:szCs w:val="28"/>
-        </w:rPr>
-        <w:t xml:space="preserve"> түрлі ойын анықталды. Әр ойынның кездесу саны 4-кестеде және 3-суретте берілген.</w:t>
+        <w:t xml:space="preserve">Мен 11 шығарманы оқып, ұлттық ойын кездесетін 16 эпизод таптым: ертегілерде – 7, жырларда – 9. Ойын оқыған 11 шығарманың бәрінде кемінде бір рет кездесті. Ең көп эпизод «Ер Төстік» ертегісінде болды: онда бәйге, күрес және асық кездеседі. Әр ойынның кездесу саны 4-кестеде және 3-суретте берілген.</w:t>
       </w:r>
     </w:p>
     <w:p>
@@ -7314,9 +6528,8 @@
                 <w:bCs w:val="false"/>
                 <w:sz w:val="24"/>
                 <w:szCs w:val="24"/>
-                <w:highlight w:val="yellow"/>
-              </w:rPr>
-              <w:t xml:space="preserve">[___]</w:t>
+              </w:rPr>
+              <w:t xml:space="preserve">1</w:t>
             </w:r>
           </w:p>
         </w:tc>
@@ -7349,9 +6562,8 @@
                 <w:bCs w:val="false"/>
                 <w:sz w:val="24"/>
                 <w:szCs w:val="24"/>
-                <w:highlight w:val="yellow"/>
-              </w:rPr>
-              <w:t xml:space="preserve">[___]</w:t>
+              </w:rPr>
+              <w:t xml:space="preserve">3</w:t>
             </w:r>
           </w:p>
         </w:tc>
@@ -7384,9 +6596,8 @@
                 <w:bCs w:val="false"/>
                 <w:sz w:val="24"/>
                 <w:szCs w:val="24"/>
-                <w:highlight w:val="yellow"/>
-              </w:rPr>
-              <w:t xml:space="preserve">[___]</w:t>
+              </w:rPr>
+              <w:t xml:space="preserve">4</w:t>
             </w:r>
           </w:p>
         </w:tc>
@@ -7458,9 +6669,8 @@
                 <w:bCs w:val="false"/>
                 <w:sz w:val="24"/>
                 <w:szCs w:val="24"/>
-                <w:highlight w:val="yellow"/>
-              </w:rPr>
-              <w:t xml:space="preserve">[___]</w:t>
+              </w:rPr>
+              <w:t xml:space="preserve">0</w:t>
             </w:r>
           </w:p>
         </w:tc>
@@ -7493,9 +6703,8 @@
                 <w:bCs w:val="false"/>
                 <w:sz w:val="24"/>
                 <w:szCs w:val="24"/>
-                <w:highlight w:val="yellow"/>
-              </w:rPr>
-              <w:t xml:space="preserve">[___]</w:t>
+              </w:rPr>
+              <w:t xml:space="preserve">1</w:t>
             </w:r>
           </w:p>
         </w:tc>
@@ -7528,9 +6737,8 @@
                 <w:bCs w:val="false"/>
                 <w:sz w:val="24"/>
                 <w:szCs w:val="24"/>
-                <w:highlight w:val="yellow"/>
-              </w:rPr>
-              <w:t xml:space="preserve">[___]</w:t>
+              </w:rPr>
+              <w:t xml:space="preserve">1</w:t>
             </w:r>
           </w:p>
         </w:tc>
@@ -7602,9 +6810,8 @@
                 <w:bCs w:val="false"/>
                 <w:sz w:val="24"/>
                 <w:szCs w:val="24"/>
-                <w:highlight w:val="yellow"/>
-              </w:rPr>
-              <w:t xml:space="preserve">[___]</w:t>
+              </w:rPr>
+              <w:t xml:space="preserve">0</w:t>
             </w:r>
           </w:p>
         </w:tc>
@@ -7637,9 +6844,8 @@
                 <w:bCs w:val="false"/>
                 <w:sz w:val="24"/>
                 <w:szCs w:val="24"/>
-                <w:highlight w:val="yellow"/>
-              </w:rPr>
-              <w:t xml:space="preserve">[___]</w:t>
+              </w:rPr>
+              <w:t xml:space="preserve">0</w:t>
             </w:r>
           </w:p>
         </w:tc>
@@ -7672,9 +6878,8 @@
                 <w:bCs w:val="false"/>
                 <w:sz w:val="24"/>
                 <w:szCs w:val="24"/>
-                <w:highlight w:val="yellow"/>
-              </w:rPr>
-              <w:t xml:space="preserve">[___]</w:t>
+              </w:rPr>
+              <w:t xml:space="preserve">0</w:t>
             </w:r>
           </w:p>
         </w:tc>
@@ -7746,9 +6951,8 @@
                 <w:bCs w:val="false"/>
                 <w:sz w:val="24"/>
                 <w:szCs w:val="24"/>
-                <w:highlight w:val="yellow"/>
-              </w:rPr>
-              <w:t xml:space="preserve">[___]</w:t>
+              </w:rPr>
+              <w:t xml:space="preserve">0</w:t>
             </w:r>
           </w:p>
         </w:tc>
@@ -7781,9 +6985,8 @@
                 <w:bCs w:val="false"/>
                 <w:sz w:val="24"/>
                 <w:szCs w:val="24"/>
-                <w:highlight w:val="yellow"/>
-              </w:rPr>
-              <w:t xml:space="preserve">[___]</w:t>
+              </w:rPr>
+              <w:t xml:space="preserve">0</w:t>
             </w:r>
           </w:p>
         </w:tc>
@@ -7816,9 +7019,8 @@
                 <w:bCs w:val="false"/>
                 <w:sz w:val="24"/>
                 <w:szCs w:val="24"/>
-                <w:highlight w:val="yellow"/>
-              </w:rPr>
-              <w:t xml:space="preserve">[___]</w:t>
+              </w:rPr>
+              <w:t xml:space="preserve">0</w:t>
             </w:r>
           </w:p>
         </w:tc>
@@ -7890,9 +7092,8 @@
                 <w:bCs w:val="false"/>
                 <w:sz w:val="24"/>
                 <w:szCs w:val="24"/>
-                <w:highlight w:val="yellow"/>
-              </w:rPr>
-              <w:t xml:space="preserve">[___]</w:t>
+              </w:rPr>
+              <w:t xml:space="preserve">0</w:t>
             </w:r>
           </w:p>
         </w:tc>
@@ -7925,9 +7126,8 @@
                 <w:bCs w:val="false"/>
                 <w:sz w:val="24"/>
                 <w:szCs w:val="24"/>
-                <w:highlight w:val="yellow"/>
-              </w:rPr>
-              <w:t xml:space="preserve">[___]</w:t>
+              </w:rPr>
+              <w:t xml:space="preserve">2</w:t>
             </w:r>
           </w:p>
         </w:tc>
@@ -7960,9 +7160,8 @@
                 <w:bCs w:val="false"/>
                 <w:sz w:val="24"/>
                 <w:szCs w:val="24"/>
-                <w:highlight w:val="yellow"/>
-              </w:rPr>
-              <w:t xml:space="preserve">[___]</w:t>
+              </w:rPr>
+              <w:t xml:space="preserve">2</w:t>
             </w:r>
           </w:p>
         </w:tc>
@@ -8034,9 +7233,8 @@
                 <w:bCs w:val="false"/>
                 <w:sz w:val="24"/>
                 <w:szCs w:val="24"/>
-                <w:highlight w:val="yellow"/>
-              </w:rPr>
-              <w:t xml:space="preserve">[___]</w:t>
+              </w:rPr>
+              <w:t xml:space="preserve">3</w:t>
             </w:r>
           </w:p>
         </w:tc>
@@ -8069,9 +7267,8 @@
                 <w:bCs w:val="false"/>
                 <w:sz w:val="24"/>
                 <w:szCs w:val="24"/>
-                <w:highlight w:val="yellow"/>
-              </w:rPr>
-              <w:t xml:space="preserve">[___]</w:t>
+              </w:rPr>
+              <w:t xml:space="preserve">0</w:t>
             </w:r>
           </w:p>
         </w:tc>
@@ -8104,9 +7301,8 @@
                 <w:bCs w:val="false"/>
                 <w:sz w:val="24"/>
                 <w:szCs w:val="24"/>
-                <w:highlight w:val="yellow"/>
-              </w:rPr>
-              <w:t xml:space="preserve">[___]</w:t>
+              </w:rPr>
+              <w:t xml:space="preserve">3</w:t>
             </w:r>
           </w:p>
         </w:tc>
@@ -8178,9 +7374,8 @@
                 <w:bCs w:val="false"/>
                 <w:sz w:val="24"/>
                 <w:szCs w:val="24"/>
-                <w:highlight w:val="yellow"/>
-              </w:rPr>
-              <w:t xml:space="preserve">[___]</w:t>
+              </w:rPr>
+              <w:t xml:space="preserve">0</w:t>
             </w:r>
           </w:p>
         </w:tc>
@@ -8213,9 +7408,8 @@
                 <w:bCs w:val="false"/>
                 <w:sz w:val="24"/>
                 <w:szCs w:val="24"/>
-                <w:highlight w:val="yellow"/>
-              </w:rPr>
-              <w:t xml:space="preserve">[___]</w:t>
+              </w:rPr>
+              <w:t xml:space="preserve">1</w:t>
             </w:r>
           </w:p>
         </w:tc>
@@ -8248,9 +7442,8 @@
                 <w:bCs w:val="false"/>
                 <w:sz w:val="24"/>
                 <w:szCs w:val="24"/>
-                <w:highlight w:val="yellow"/>
-              </w:rPr>
-              <w:t xml:space="preserve">[___]</w:t>
+              </w:rPr>
+              <w:t xml:space="preserve">1</w:t>
             </w:r>
           </w:p>
         </w:tc>
@@ -8322,9 +7515,8 @@
                 <w:bCs w:val="false"/>
                 <w:sz w:val="24"/>
                 <w:szCs w:val="24"/>
-                <w:highlight w:val="yellow"/>
-              </w:rPr>
-              <w:t xml:space="preserve">[___]</w:t>
+              </w:rPr>
+              <w:t xml:space="preserve">0</w:t>
             </w:r>
           </w:p>
         </w:tc>
@@ -8357,9 +7549,8 @@
                 <w:bCs w:val="false"/>
                 <w:sz w:val="24"/>
                 <w:szCs w:val="24"/>
-                <w:highlight w:val="yellow"/>
-              </w:rPr>
-              <w:t xml:space="preserve">[___]</w:t>
+              </w:rPr>
+              <w:t xml:space="preserve">0</w:t>
             </w:r>
           </w:p>
         </w:tc>
@@ -8392,9 +7583,8 @@
                 <w:bCs w:val="false"/>
                 <w:sz w:val="24"/>
                 <w:szCs w:val="24"/>
-                <w:highlight w:val="yellow"/>
-              </w:rPr>
-              <w:t xml:space="preserve">[___]</w:t>
+              </w:rPr>
+              <w:t xml:space="preserve">0</w:t>
             </w:r>
           </w:p>
         </w:tc>
@@ -8466,9 +7656,8 @@
                 <w:bCs w:val="false"/>
                 <w:sz w:val="24"/>
                 <w:szCs w:val="24"/>
-                <w:highlight w:val="yellow"/>
-              </w:rPr>
-              <w:t xml:space="preserve">[___]</w:t>
+              </w:rPr>
+              <w:t xml:space="preserve">0</w:t>
             </w:r>
           </w:p>
         </w:tc>
@@ -8501,9 +7690,8 @@
                 <w:bCs w:val="false"/>
                 <w:sz w:val="24"/>
                 <w:szCs w:val="24"/>
-                <w:highlight w:val="yellow"/>
-              </w:rPr>
-              <w:t xml:space="preserve">[___]</w:t>
+              </w:rPr>
+              <w:t xml:space="preserve">0</w:t>
             </w:r>
           </w:p>
         </w:tc>
@@ -8536,9 +7724,8 @@
                 <w:bCs w:val="false"/>
                 <w:sz w:val="24"/>
                 <w:szCs w:val="24"/>
-                <w:highlight w:val="yellow"/>
-              </w:rPr>
-              <w:t xml:space="preserve">[___]</w:t>
+              </w:rPr>
+              <w:t xml:space="preserve">0</w:t>
             </w:r>
           </w:p>
         </w:tc>
@@ -8610,9 +7797,8 @@
                 <w:bCs w:val="false"/>
                 <w:sz w:val="24"/>
                 <w:szCs w:val="24"/>
-                <w:highlight w:val="yellow"/>
-              </w:rPr>
-              <w:t xml:space="preserve">[___]</w:t>
+              </w:rPr>
+              <w:t xml:space="preserve">2</w:t>
             </w:r>
           </w:p>
         </w:tc>
@@ -8645,9 +7831,8 @@
                 <w:bCs w:val="false"/>
                 <w:sz w:val="24"/>
                 <w:szCs w:val="24"/>
-                <w:highlight w:val="yellow"/>
-              </w:rPr>
-              <w:t xml:space="preserve">[___]</w:t>
+              </w:rPr>
+              <w:t xml:space="preserve">2</w:t>
             </w:r>
           </w:p>
         </w:tc>
@@ -8680,9 +7865,8 @@
                 <w:bCs w:val="false"/>
                 <w:sz w:val="24"/>
                 <w:szCs w:val="24"/>
-                <w:highlight w:val="yellow"/>
-              </w:rPr>
-              <w:t xml:space="preserve">[___]</w:t>
+              </w:rPr>
+              <w:t xml:space="preserve">4</w:t>
             </w:r>
           </w:p>
         </w:tc>
@@ -8754,9 +7938,8 @@
                 <w:bCs w:val="false"/>
                 <w:sz w:val="24"/>
                 <w:szCs w:val="24"/>
-                <w:highlight w:val="yellow"/>
-              </w:rPr>
-              <w:t xml:space="preserve">[___]</w:t>
+              </w:rPr>
+              <w:t xml:space="preserve">0</w:t>
             </w:r>
           </w:p>
         </w:tc>
@@ -8789,9 +7972,8 @@
                 <w:bCs w:val="false"/>
                 <w:sz w:val="24"/>
                 <w:szCs w:val="24"/>
-                <w:highlight w:val="yellow"/>
-              </w:rPr>
-              <w:t xml:space="preserve">[___]</w:t>
+              </w:rPr>
+              <w:t xml:space="preserve">0</w:t>
             </w:r>
           </w:p>
         </w:tc>
@@ -8824,9 +8006,8 @@
                 <w:bCs w:val="false"/>
                 <w:sz w:val="24"/>
                 <w:szCs w:val="24"/>
-                <w:highlight w:val="yellow"/>
-              </w:rPr>
-              <w:t xml:space="preserve">[___]</w:t>
+              </w:rPr>
+              <w:t xml:space="preserve">0</w:t>
             </w:r>
           </w:p>
         </w:tc>
@@ -8898,9 +8079,8 @@
                 <w:bCs w:val="false"/>
                 <w:sz w:val="24"/>
                 <w:szCs w:val="24"/>
-                <w:highlight w:val="yellow"/>
-              </w:rPr>
-              <w:t xml:space="preserve">[___]</w:t>
+              </w:rPr>
+              <w:t xml:space="preserve">0</w:t>
             </w:r>
           </w:p>
         </w:tc>
@@ -8933,9 +8113,8 @@
                 <w:bCs w:val="false"/>
                 <w:sz w:val="24"/>
                 <w:szCs w:val="24"/>
-                <w:highlight w:val="yellow"/>
-              </w:rPr>
-              <w:t xml:space="preserve">[___]</w:t>
+              </w:rPr>
+              <w:t xml:space="preserve">0</w:t>
             </w:r>
           </w:p>
         </w:tc>
@@ -8968,9 +8147,8 @@
                 <w:bCs w:val="false"/>
                 <w:sz w:val="24"/>
                 <w:szCs w:val="24"/>
-                <w:highlight w:val="yellow"/>
-              </w:rPr>
-              <w:t xml:space="preserve">[___]</w:t>
+              </w:rPr>
+              <w:t xml:space="preserve">0</w:t>
             </w:r>
           </w:p>
         </w:tc>
@@ -9042,9 +8220,8 @@
                 <w:bCs/>
                 <w:sz w:val="24"/>
                 <w:szCs w:val="24"/>
-                <w:highlight w:val="yellow"/>
-              </w:rPr>
-              <w:t xml:space="preserve">[___]</w:t>
+              </w:rPr>
+              <w:t xml:space="preserve">7</w:t>
             </w:r>
           </w:p>
         </w:tc>
@@ -9077,9 +8254,8 @@
                 <w:bCs/>
                 <w:sz w:val="24"/>
                 <w:szCs w:val="24"/>
-                <w:highlight w:val="yellow"/>
-              </w:rPr>
-              <w:t xml:space="preserve">[___]</w:t>
+              </w:rPr>
+              <w:t xml:space="preserve">9</w:t>
             </w:r>
           </w:p>
         </w:tc>
@@ -9112,9 +8288,8 @@
                 <w:bCs/>
                 <w:sz w:val="24"/>
                 <w:szCs w:val="24"/>
-                <w:highlight w:val="yellow"/>
-              </w:rPr>
-              <w:t xml:space="preserve">[___]</w:t>
+              </w:rPr>
+              <w:t xml:space="preserve">16</w:t>
             </w:r>
           </w:p>
         </w:tc>
@@ -9134,7 +8309,7 @@
       <w:r>
         <w:drawing>
           <wp:inline distT="0" distB="0" distL="0" distR="0">
-            <wp:extent cx="5715000" cy="2238375"/>
+            <wp:extent cx="5715000" cy="3124200"/>
             <wp:effectExtent t="0" r="0" b="0" l="0"/>
             <wp:docPr id="3" name="e_oyn" descr="Ойындардың ертегі мен жырда кездесуі" title="Ойындардың ертегі мен жырда кездесуі"/>
             <wp:cNvGraphicFramePr>
@@ -9159,7 +8334,7 @@
                   <pic:spPr bwMode="auto">
                     <a:xfrm>
                       <a:off x="0" y="0"/>
-                      <a:ext cx="5715000" cy="2238375"/>
+                      <a:ext cx="5715000" cy="3124200"/>
                     </a:xfrm>
                     <a:prstGeom prst="rect">
                       <a:avLst/>
@@ -9201,10 +8376,16 @@
           <w:bCs w:val="false"/>
           <w:sz w:val="28"/>
           <w:szCs w:val="28"/>
-          <w:highlight w:val="yellow"/>
         </w:rPr>
-        <w:t xml:space="preserve">[Ең жиі және ең сирек кездескен ойындарды атаңыз.]</w:t>
+        <w:t xml:space="preserve">Ең жиі кездескен ойындар – бәйге мен асық (4 эпизодтан), одан кейін күрес (3) және аударыспақ (2). Көкпар мен жамбы ату бір-бір рет кездесті. Тізімде жоқ бір ойын да табылды – «Күн астындағы Күнікей қыз» ертегісіндегі жаяу бәйге. Барлығы 7 түрлі ойын анықталды.</w:t>
       </w:r>
+    </w:p>
+    <w:p>
+      <w:pPr>
+        <w:spacing w:after="0" w:before="0" w:line="360"/>
+        <w:ind w:firstLine="709"/>
+        <w:jc w:val="both"/>
+      </w:pPr>
       <w:r>
         <w:rPr>
           <w:rFonts w:ascii="Times New Roman" w:cs="Times New Roman" w:eastAsia="Times New Roman" w:hAnsi="Times New Roman"/>
@@ -9213,25 +8394,7 @@
           <w:sz w:val="28"/>
           <w:szCs w:val="28"/>
         </w:rPr>
-        <w:t xml:space="preserve"> </w:t>
-      </w:r>
-    </w:p>
-    <w:p>
-      <w:pPr>
-        <w:spacing w:after="120" w:before="60" w:line="276"/>
-        <w:ind w:firstLine="709"/>
-        <w:jc w:val="both"/>
-      </w:pPr>
-      <w:r>
-        <w:rPr>
-          <w:rFonts w:ascii="Times New Roman" w:cs="Times New Roman" w:eastAsia="Times New Roman" w:hAnsi="Times New Roman"/>
-          <w:b w:val="false"/>
-          <w:bCs w:val="false"/>
-          <w:sz w:val="24"/>
-          <w:szCs w:val="24"/>
-          <w:highlight w:val="yellow"/>
-        </w:rPr>
-        <w:t xml:space="preserve">НҰСҚАУ (тапсыру алдында өшіріледі): 3-суретке қарап, ең жиі және ең сирек кездескен ойындар туралы өз ойыңызды жазыңыз. Неге кейбір ойындар (мысалы, көкпар немесе тоғызқұмалақ) аз кездесуі мүмкін?</w:t>
+        <w:t xml:space="preserve">Мені таңғалдырғаны: мен алған 12 ойынның 6-уы бірде-бір шығармада кездеспеді. Олар – қыз қуу, теңге алу, тоғызқұмалақ, жұмбақ айтысу, ақсүйек және алтыбақан. Әсіресе бүгін мектепте кең тараған тоғызқұмалақтың кездеспеуі қызық болды. Менің ойымша, бұл ойындар халықтың күнделікті тұрмысында болғанымен, ертегі мен жырдың негізгі оқиғасы – батырдың жорығы, сынақ, жауға аттану – оларды қажет етпеген.</w:t>
       </w:r>
     </w:p>
     <w:p>
@@ -9267,7 +8430,7 @@
           <w:sz w:val="28"/>
           <w:szCs w:val="28"/>
         </w:rPr>
-        <w:t xml:space="preserve">Ойындарды түрлері бойынша топтастырдық (5-кесте). Бұл ертегі мен жырды салыстыруға мүмкіндік берді.</w:t>
+        <w:t xml:space="preserve">Ойындарды түрлері бойынша топтастырдым (5-кесте). Бұл ертегі мен жырды салыстыруға мүмкіндік берді.</w:t>
       </w:r>
     </w:p>
     <w:p>
@@ -9517,9 +8680,8 @@
                 <w:bCs w:val="false"/>
                 <w:sz w:val="24"/>
                 <w:szCs w:val="24"/>
-                <w:highlight w:val="yellow"/>
-              </w:rPr>
-              <w:t xml:space="preserve">[___]</w:t>
+              </w:rPr>
+              <w:t xml:space="preserve">1</w:t>
             </w:r>
           </w:p>
         </w:tc>
@@ -9552,9 +8714,8 @@
                 <w:bCs w:val="false"/>
                 <w:sz w:val="24"/>
                 <w:szCs w:val="24"/>
-                <w:highlight w:val="yellow"/>
-              </w:rPr>
-              <w:t xml:space="preserve">[___]</w:t>
+              </w:rPr>
+              <w:t xml:space="preserve">6</w:t>
             </w:r>
           </w:p>
         </w:tc>
@@ -9587,9 +8748,8 @@
                 <w:bCs w:val="false"/>
                 <w:sz w:val="24"/>
                 <w:szCs w:val="24"/>
-                <w:highlight w:val="yellow"/>
-              </w:rPr>
-              <w:t xml:space="preserve">[___]</w:t>
+              </w:rPr>
+              <w:t xml:space="preserve">7</w:t>
             </w:r>
           </w:p>
         </w:tc>
@@ -9661,9 +8821,8 @@
                 <w:bCs w:val="false"/>
                 <w:sz w:val="24"/>
                 <w:szCs w:val="24"/>
-                <w:highlight w:val="yellow"/>
-              </w:rPr>
-              <w:t xml:space="preserve">[___]</w:t>
+              </w:rPr>
+              <w:t xml:space="preserve">3</w:t>
             </w:r>
           </w:p>
         </w:tc>
@@ -9696,9 +8855,8 @@
                 <w:bCs w:val="false"/>
                 <w:sz w:val="24"/>
                 <w:szCs w:val="24"/>
-                <w:highlight w:val="yellow"/>
-              </w:rPr>
-              <w:t xml:space="preserve">[___]</w:t>
+              </w:rPr>
+              <w:t xml:space="preserve">1</w:t>
             </w:r>
           </w:p>
         </w:tc>
@@ -9731,9 +8889,8 @@
                 <w:bCs w:val="false"/>
                 <w:sz w:val="24"/>
                 <w:szCs w:val="24"/>
-                <w:highlight w:val="yellow"/>
-              </w:rPr>
-              <w:t xml:space="preserve">[___]</w:t>
+              </w:rPr>
+              <w:t xml:space="preserve">4</w:t>
             </w:r>
           </w:p>
         </w:tc>
@@ -9805,9 +8962,8 @@
                 <w:bCs w:val="false"/>
                 <w:sz w:val="24"/>
                 <w:szCs w:val="24"/>
-                <w:highlight w:val="yellow"/>
-              </w:rPr>
-              <w:t xml:space="preserve">[___]</w:t>
+              </w:rPr>
+              <w:t xml:space="preserve">0</w:t>
             </w:r>
           </w:p>
         </w:tc>
@@ -9840,9 +8996,8 @@
                 <w:bCs w:val="false"/>
                 <w:sz w:val="24"/>
                 <w:szCs w:val="24"/>
-                <w:highlight w:val="yellow"/>
-              </w:rPr>
-              <w:t xml:space="preserve">[___]</w:t>
+              </w:rPr>
+              <w:t xml:space="preserve">0</w:t>
             </w:r>
           </w:p>
         </w:tc>
@@ -9875,9 +9030,8 @@
                 <w:bCs w:val="false"/>
                 <w:sz w:val="24"/>
                 <w:szCs w:val="24"/>
-                <w:highlight w:val="yellow"/>
-              </w:rPr>
-              <w:t xml:space="preserve">[___]</w:t>
+              </w:rPr>
+              <w:t xml:space="preserve">0</w:t>
             </w:r>
           </w:p>
         </w:tc>
@@ -9949,9 +9103,8 @@
                 <w:bCs w:val="false"/>
                 <w:sz w:val="24"/>
                 <w:szCs w:val="24"/>
-                <w:highlight w:val="yellow"/>
-              </w:rPr>
-              <w:t xml:space="preserve">[___]</w:t>
+              </w:rPr>
+              <w:t xml:space="preserve">2</w:t>
             </w:r>
           </w:p>
         </w:tc>
@@ -9984,9 +9137,8 @@
                 <w:bCs w:val="false"/>
                 <w:sz w:val="24"/>
                 <w:szCs w:val="24"/>
-                <w:highlight w:val="yellow"/>
-              </w:rPr>
-              <w:t xml:space="preserve">[___]</w:t>
+              </w:rPr>
+              <w:t xml:space="preserve">2</w:t>
             </w:r>
           </w:p>
         </w:tc>
@@ -10019,9 +9171,8 @@
                 <w:bCs w:val="false"/>
                 <w:sz w:val="24"/>
                 <w:szCs w:val="24"/>
-                <w:highlight w:val="yellow"/>
-              </w:rPr>
-              <w:t xml:space="preserve">[___]</w:t>
+              </w:rPr>
+              <w:t xml:space="preserve">4</w:t>
             </w:r>
           </w:p>
         </w:tc>
@@ -10093,9 +9244,8 @@
                 <w:bCs w:val="false"/>
                 <w:sz w:val="24"/>
                 <w:szCs w:val="24"/>
-                <w:highlight w:val="yellow"/>
-              </w:rPr>
-              <w:t xml:space="preserve">[___]</w:t>
+              </w:rPr>
+              <w:t xml:space="preserve">0</w:t>
             </w:r>
           </w:p>
         </w:tc>
@@ -10128,9 +9278,8 @@
                 <w:bCs w:val="false"/>
                 <w:sz w:val="24"/>
                 <w:szCs w:val="24"/>
-                <w:highlight w:val="yellow"/>
-              </w:rPr>
-              <w:t xml:space="preserve">[___]</w:t>
+              </w:rPr>
+              <w:t xml:space="preserve">0</w:t>
             </w:r>
           </w:p>
         </w:tc>
@@ -10163,9 +9312,8 @@
                 <w:bCs w:val="false"/>
                 <w:sz w:val="24"/>
                 <w:szCs w:val="24"/>
-                <w:highlight w:val="yellow"/>
-              </w:rPr>
-              <w:t xml:space="preserve">[___]</w:t>
+              </w:rPr>
+              <w:t xml:space="preserve">0</w:t>
             </w:r>
           </w:p>
         </w:tc>
@@ -10189,27 +9337,8 @@
           <w:bCs w:val="false"/>
           <w:sz w:val="28"/>
           <w:szCs w:val="28"/>
-          <w:highlight w:val="yellow"/>
         </w:rPr>
-        <w:t xml:space="preserve">[Ертегі мен жырдағы ойын түрлерін салыстырыңыз.]</w:t>
-      </w:r>
-    </w:p>
-    <w:p>
-      <w:pPr>
-        <w:spacing w:after="120" w:before="60" w:line="276"/>
-        <w:ind w:firstLine="709"/>
-        <w:jc w:val="both"/>
-      </w:pPr>
-      <w:r>
-        <w:rPr>
-          <w:rFonts w:ascii="Times New Roman" w:cs="Times New Roman" w:eastAsia="Times New Roman" w:hAnsi="Times New Roman"/>
-          <w:b w:val="false"/>
-          <w:bCs w:val="false"/>
-          <w:sz w:val="24"/>
-          <w:szCs w:val="24"/>
-          <w:highlight w:val="yellow"/>
-        </w:rPr>
-        <w:t xml:space="preserve">НҰСҚАУ (тапсыру алдында өшіріледі): Ертегі мен жырдағы ойын түрлерінің айырмашылығын неге байланысты деп ойлайсыз? Мысалы, жырдың кейіпкері – батыр, ал ертегінің кейіпкері көбіне бала немесе қарапайым адам.</w:t>
+        <w:t xml:space="preserve">Жырларда ат ойындары басым: 9 эпизодтың 6-уы – бәйге, аударыспақ немесе көкпар. Бұл заңды, өйткені батырдың ең жақын серігі – оның тұлпары: Тайбурыл, Байшұбар, Тарлан. Ал ертегілерде ең жиі кездескені – күш сынасу ойындары (күрес, 3 эпизод). Ертегіде балуандар мен дәулер күш сынасады, ал жеңіс көбіне ғажайып көмекшінің арқасында келеді. Асық ертегіде де, жырда да екі реттен кездесті. Зияткерлік ойындар мен ойын-сауық бірде-бір рет кездеспеді.</w:t>
       </w:r>
     </w:p>
     <w:p>
@@ -10245,7 +9374,7 @@
           <w:sz w:val="28"/>
           <w:szCs w:val="28"/>
         </w:rPr>
-        <w:t xml:space="preserve">Әр эпизодтағы ойынның сюжеттегі қызметін анықтадық (6-кесте, 4-сурет).</w:t>
+        <w:t xml:space="preserve">Әр эпизодтағы ойынның сюжеттегі қызметін анықтадым (6-кесте, 4-сурет).</w:t>
       </w:r>
     </w:p>
     <w:p>
@@ -10495,9 +9624,8 @@
                 <w:bCs w:val="false"/>
                 <w:sz w:val="24"/>
                 <w:szCs w:val="24"/>
-                <w:highlight w:val="yellow"/>
-              </w:rPr>
-              <w:t xml:space="preserve">[___]</w:t>
+              </w:rPr>
+              <w:t xml:space="preserve">3</w:t>
             </w:r>
           </w:p>
         </w:tc>
@@ -10530,9 +9658,8 @@
                 <w:bCs w:val="false"/>
                 <w:sz w:val="24"/>
                 <w:szCs w:val="24"/>
-                <w:highlight w:val="yellow"/>
-              </w:rPr>
-              <w:t xml:space="preserve">[___]</w:t>
+              </w:rPr>
+              <w:t xml:space="preserve">1</w:t>
             </w:r>
           </w:p>
         </w:tc>
@@ -10565,9 +9692,8 @@
                 <w:bCs w:val="false"/>
                 <w:sz w:val="24"/>
                 <w:szCs w:val="24"/>
-                <w:highlight w:val="yellow"/>
-              </w:rPr>
-              <w:t xml:space="preserve">[___]</w:t>
+              </w:rPr>
+              <w:t xml:space="preserve">4</w:t>
             </w:r>
           </w:p>
         </w:tc>
@@ -10639,9 +9765,8 @@
                 <w:bCs w:val="false"/>
                 <w:sz w:val="24"/>
                 <w:szCs w:val="24"/>
-                <w:highlight w:val="yellow"/>
-              </w:rPr>
-              <w:t xml:space="preserve">[___]</w:t>
+              </w:rPr>
+              <w:t xml:space="preserve">3</w:t>
             </w:r>
           </w:p>
         </w:tc>
@@ -10674,9 +9799,8 @@
                 <w:bCs w:val="false"/>
                 <w:sz w:val="24"/>
                 <w:szCs w:val="24"/>
-                <w:highlight w:val="yellow"/>
-              </w:rPr>
-              <w:t xml:space="preserve">[___]</w:t>
+              </w:rPr>
+              <w:t xml:space="preserve">3</w:t>
             </w:r>
           </w:p>
         </w:tc>
@@ -10709,9 +9833,8 @@
                 <w:bCs w:val="false"/>
                 <w:sz w:val="24"/>
                 <w:szCs w:val="24"/>
-                <w:highlight w:val="yellow"/>
-              </w:rPr>
-              <w:t xml:space="preserve">[___]</w:t>
+              </w:rPr>
+              <w:t xml:space="preserve">6</w:t>
             </w:r>
           </w:p>
         </w:tc>
@@ -10783,9 +9906,8 @@
                 <w:bCs w:val="false"/>
                 <w:sz w:val="24"/>
                 <w:szCs w:val="24"/>
-                <w:highlight w:val="yellow"/>
-              </w:rPr>
-              <w:t xml:space="preserve">[___]</w:t>
+              </w:rPr>
+              <w:t xml:space="preserve">1</w:t>
             </w:r>
           </w:p>
         </w:tc>
@@ -10818,9 +9940,8 @@
                 <w:bCs w:val="false"/>
                 <w:sz w:val="24"/>
                 <w:szCs w:val="24"/>
-                <w:highlight w:val="yellow"/>
-              </w:rPr>
-              <w:t xml:space="preserve">[___]</w:t>
+              </w:rPr>
+              <w:t xml:space="preserve">5</w:t>
             </w:r>
           </w:p>
         </w:tc>
@@ -10853,9 +9974,8 @@
                 <w:bCs w:val="false"/>
                 <w:sz w:val="24"/>
                 <w:szCs w:val="24"/>
-                <w:highlight w:val="yellow"/>
-              </w:rPr>
-              <w:t xml:space="preserve">[___]</w:t>
+              </w:rPr>
+              <w:t xml:space="preserve">6</w:t>
             </w:r>
           </w:p>
         </w:tc>
@@ -10927,9 +10047,8 @@
                 <w:bCs w:val="false"/>
                 <w:sz w:val="24"/>
                 <w:szCs w:val="24"/>
-                <w:highlight w:val="yellow"/>
-              </w:rPr>
-              <w:t xml:space="preserve">[___]</w:t>
+              </w:rPr>
+              <w:t xml:space="preserve">0</w:t>
             </w:r>
           </w:p>
         </w:tc>
@@ -10962,9 +10081,8 @@
                 <w:bCs w:val="false"/>
                 <w:sz w:val="24"/>
                 <w:szCs w:val="24"/>
-                <w:highlight w:val="yellow"/>
-              </w:rPr>
-              <w:t xml:space="preserve">[___]</w:t>
+              </w:rPr>
+              <w:t xml:space="preserve">0</w:t>
             </w:r>
           </w:p>
         </w:tc>
@@ -10997,9 +10115,8 @@
                 <w:bCs w:val="false"/>
                 <w:sz w:val="24"/>
                 <w:szCs w:val="24"/>
-                <w:highlight w:val="yellow"/>
-              </w:rPr>
-              <w:t xml:space="preserve">[___]</w:t>
+              </w:rPr>
+              <w:t xml:space="preserve">0</w:t>
             </w:r>
           </w:p>
         </w:tc>
@@ -11071,9 +10188,8 @@
                 <w:bCs w:val="false"/>
                 <w:sz w:val="24"/>
                 <w:szCs w:val="24"/>
-                <w:highlight w:val="yellow"/>
-              </w:rPr>
-              <w:t xml:space="preserve">[___]</w:t>
+              </w:rPr>
+              <w:t xml:space="preserve">0</w:t>
             </w:r>
           </w:p>
         </w:tc>
@@ -11106,9 +10222,8 @@
                 <w:bCs w:val="false"/>
                 <w:sz w:val="24"/>
                 <w:szCs w:val="24"/>
-                <w:highlight w:val="yellow"/>
-              </w:rPr>
-              <w:t xml:space="preserve">[___]</w:t>
+              </w:rPr>
+              <w:t xml:space="preserve">0</w:t>
             </w:r>
           </w:p>
         </w:tc>
@@ -11141,9 +10256,8 @@
                 <w:bCs w:val="false"/>
                 <w:sz w:val="24"/>
                 <w:szCs w:val="24"/>
-                <w:highlight w:val="yellow"/>
-              </w:rPr>
-              <w:t xml:space="preserve">[___]</w:t>
+              </w:rPr>
+              <w:t xml:space="preserve">0</w:t>
             </w:r>
           </w:p>
         </w:tc>
@@ -11163,7 +10277,7 @@
       <w:r>
         <w:drawing>
           <wp:inline distT="0" distB="0" distL="0" distR="0">
-            <wp:extent cx="5715000" cy="2238375"/>
+            <wp:extent cx="5715000" cy="2943225"/>
             <wp:effectExtent t="0" r="0" b="0" l="0"/>
             <wp:docPr id="4" name="e_func" descr="Ойынның ертегі мен жырдағы қызметі" title="Ойынның ертегі мен жырдағы қызметі"/>
             <wp:cNvGraphicFramePr>
@@ -11188,7 +10302,7 @@
                   <pic:spPr bwMode="auto">
                     <a:xfrm>
                       <a:off x="0" y="0"/>
-                      <a:ext cx="5715000" cy="2238375"/>
+                      <a:ext cx="5715000" cy="2943225"/>
                     </a:xfrm>
                     <a:prstGeom prst="rect">
                       <a:avLst/>
@@ -11230,10 +10344,16 @@
           <w:bCs w:val="false"/>
           <w:sz w:val="28"/>
           <w:szCs w:val="28"/>
-          <w:highlight w:val="yellow"/>
         </w:rPr>
-        <w:t xml:space="preserve">[Ойынның ертегі мен жырдағы қызметін салыстырыңыз.]</w:t>
+        <w:t xml:space="preserve">Ертегілерде ойын көбіне сынақ болады (7 эпизодтың 3-еуі). Мысалы, «Күн астындағы Күнікей қыз» ертегісінде хан қызын беруден бас тартып, алдымен жаяу бәйге, кейін күрес өткізеді. Баланың жолдастары екі сынақта да жеңеді. «Ер Төстікте» де Темір хан балуан күресін өткізеді, ал Таусоғар жер астының барлық алыптарын жеңеді. Бұл В.Я. Пропп жазған «қаһарманды сынау» функциясына дәл келеді [11].</w:t>
       </w:r>
+    </w:p>
+    <w:p>
+      <w:pPr>
+        <w:spacing w:after="0" w:before="0" w:line="360"/>
+        <w:ind w:firstLine="709"/>
+        <w:jc w:val="both"/>
+      </w:pPr>
       <w:r>
         <w:rPr>
           <w:rFonts w:ascii="Times New Roman" w:cs="Times New Roman" w:eastAsia="Times New Roman" w:hAnsi="Times New Roman"/>
@@ -11242,7 +10362,24 @@
           <w:sz w:val="28"/>
           <w:szCs w:val="28"/>
         </w:rPr>
-        <w:t xml:space="preserve"> Ойынның оқиғадағы рөлін көрсететін ең сипатты мысалдар 7-кестеде берілген.</w:t>
+        <w:t xml:space="preserve">Ал жырларда ойын көбіне батырдың немесе оның атының қасиетін көрсетеді (9 эпизодтың 5-еуі). Мысалы, «Қозы Көрпеш – Баян сұлу» жырында Қозы тоқсан құлмен аударыспақ ойнап, бәрін аттан аударып түсіреді. «Ер Тарғында» батыр жауға шабуды «Тарлан бәйгесі» деп атайды. Жырда ойын арқылы сынақ көрсетілген бір ғана эпизод бар: Алпамыс Ұлтанның алдында жамбыны атып түсіреді.</w:t>
+      </w:r>
+    </w:p>
+    <w:p>
+      <w:pPr>
+        <w:spacing w:after="0" w:before="0" w:line="360"/>
+        <w:ind w:firstLine="709"/>
+        <w:jc w:val="both"/>
+      </w:pPr>
+      <w:r>
+        <w:rPr>
+          <w:rFonts w:ascii="Times New Roman" w:cs="Times New Roman" w:eastAsia="Times New Roman" w:hAnsi="Times New Roman"/>
+          <w:b w:val="false"/>
+          <w:bCs w:val="false"/>
+          <w:sz w:val="28"/>
+          <w:szCs w:val="28"/>
+        </w:rPr>
+        <w:t xml:space="preserve">Ең қызық нәтиже асыққа қатысты болды. Асық кездескен 4 эпизодтың төртеуін де мен «сюжетті бастау» деп белгіледім. «Ер Төстікте» Төстік асық ойнап жүріп кемпірдің баласын ұрып қалады да, осыдан кейін ағаларын іздеп жолға шығады. «Алтын сақада» бала жұртта қалған алтын сақасын алуға барып, жалмауыз кемпірге кездеседі. «Қозы Көрпеш – Баян сұлу» жырында Қозы тазша баланың сақасын тартып алғанда, «жарыңды іздеп тапсайшы» деген сөз естиді. Үш шығармада да асық ойыны баланы үйден алып шығып, үлкен оқиғаның бастамасына айналады. Ойынның қызметін көрсететін мысалдар 7-кестеде берілген.</w:t>
       </w:r>
     </w:p>
     <w:p>
@@ -11458,9 +10595,8 @@
                 <w:bCs w:val="false"/>
                 <w:sz w:val="24"/>
                 <w:szCs w:val="24"/>
-                <w:highlight w:val="yellow"/>
-              </w:rPr>
-              <w:t xml:space="preserve">[шығарма]</w:t>
+              </w:rPr>
+              <w:t xml:space="preserve">«Алпамыс батыр»</w:t>
             </w:r>
           </w:p>
         </w:tc>
@@ -11493,9 +10629,8 @@
                 <w:bCs w:val="false"/>
                 <w:sz w:val="24"/>
                 <w:szCs w:val="24"/>
-                <w:highlight w:val="yellow"/>
-              </w:rPr>
-              <w:t xml:space="preserve">[ойын]</w:t>
+              </w:rPr>
+              <w:t xml:space="preserve">Жамбы ату</w:t>
             </w:r>
           </w:p>
         </w:tc>
@@ -11528,29 +10663,10 @@
                 <w:bCs w:val="false"/>
                 <w:sz w:val="24"/>
                 <w:szCs w:val="24"/>
-                <w:highlight w:val="yellow"/>
-              </w:rPr>
-              <w:t xml:space="preserve">[эпизод, үзінді]</w:t>
-            </w:r>
-          </w:p>
-        </w:tc>
-        <w:tc>
-          <w:tcPr>
-            <w:tcW w:type="dxa" w:w="1634"/>
-            <w:tcBorders>
-              <w:top w:val="single" w:color="000000" w:sz="4"/>
-              <w:left w:val="single" w:color="000000" w:sz="4"/>
-              <w:bottom w:val="single" w:color="000000" w:sz="4"/>
-              <w:right w:val="single" w:color="000000" w:sz="4"/>
-            </w:tcBorders>
-            <w:tcMar>
-              <w:top w:type="dxa" w:w="30"/>
-              <w:left w:type="dxa" w:w="80"/>
-              <w:bottom w:type="dxa" w:w="30"/>
-              <w:right w:type="dxa" w:w="80"/>
-            </w:tcMar>
-            <w:vAlign w:val="center"/>
-          </w:tcPr>
+              </w:rPr>
+              <w:t xml:space="preserve">Алпамыс бөгелген жоқ, садақты шірене тартып, жамбыны сыңғыр</w:t>
+            </w:r>
+          </w:p>
           <w:p>
             <w:pPr>
               <w:spacing w:line="240"/>
@@ -11563,9 +10679,42 @@
                 <w:bCs w:val="false"/>
                 <w:sz w:val="24"/>
                 <w:szCs w:val="24"/>
-                <w:highlight w:val="yellow"/>
-              </w:rPr>
-              <w:t xml:space="preserve">[қызметі]</w:t>
+              </w:rPr>
+              <w:t xml:space="preserve">еткізіп атып түсірді. Үзінді: «Ұлтан ханға барсам деп, Жамбыны атып алсам деп, Көңілі тасып, құлшынды. Анасымен көрісіп, Көздің жасын төгісіп, Енді атына мінеді, Жамбыға…»</w:t>
+            </w:r>
+          </w:p>
+        </w:tc>
+        <w:tc>
+          <w:tcPr>
+            <w:tcW w:type="dxa" w:w="1634"/>
+            <w:tcBorders>
+              <w:top w:val="single" w:color="000000" w:sz="4"/>
+              <w:left w:val="single" w:color="000000" w:sz="4"/>
+              <w:bottom w:val="single" w:color="000000" w:sz="4"/>
+              <w:right w:val="single" w:color="000000" w:sz="4"/>
+            </w:tcBorders>
+            <w:tcMar>
+              <w:top w:type="dxa" w:w="30"/>
+              <w:left w:type="dxa" w:w="80"/>
+              <w:bottom w:type="dxa" w:w="30"/>
+              <w:right w:type="dxa" w:w="80"/>
+            </w:tcMar>
+            <w:vAlign w:val="center"/>
+          </w:tcPr>
+          <w:p>
+            <w:pPr>
+              <w:spacing w:line="240"/>
+              <w:jc w:val="left"/>
+            </w:pPr>
+            <w:r>
+              <w:rPr>
+                <w:rFonts w:ascii="Times New Roman" w:cs="Times New Roman" w:eastAsia="Times New Roman" w:hAnsi="Times New Roman"/>
+                <w:b w:val="false"/>
+                <w:bCs w:val="false"/>
+                <w:sz w:val="24"/>
+                <w:szCs w:val="24"/>
+              </w:rPr>
+              <w:t xml:space="preserve">С – Сынақ</w:t>
             </w:r>
           </w:p>
         </w:tc>
@@ -11603,9 +10752,8 @@
                 <w:bCs w:val="false"/>
                 <w:sz w:val="24"/>
                 <w:szCs w:val="24"/>
-                <w:highlight w:val="yellow"/>
-              </w:rPr>
-              <w:t xml:space="preserve">[шығарма]</w:t>
+              </w:rPr>
+              <w:t xml:space="preserve">«Ер Төстік»</w:t>
             </w:r>
           </w:p>
         </w:tc>
@@ -11638,9 +10786,8 @@
                 <w:bCs w:val="false"/>
                 <w:sz w:val="24"/>
                 <w:szCs w:val="24"/>
-                <w:highlight w:val="yellow"/>
-              </w:rPr>
-              <w:t xml:space="preserve">[ойын]</w:t>
+              </w:rPr>
+              <w:t xml:space="preserve">Асық</w:t>
             </w:r>
           </w:p>
         </w:tc>
@@ -11673,9 +10820,8 @@
                 <w:bCs w:val="false"/>
                 <w:sz w:val="24"/>
                 <w:szCs w:val="24"/>
-                <w:highlight w:val="yellow"/>
-              </w:rPr>
-              <w:t xml:space="preserve">[эпизод, үзінді]</w:t>
+              </w:rPr>
+              <w:t xml:space="preserve">Төстік асық ойнап жүріп, кемпірдің баласын ұрып қалады; кемпірдің ызасынан кейін Төстік ағаларын іздеп жолға шығады. Үзінді: «Тағы бір күні Төстік асық ойнап жүріп, әлгі кемпірдің жалғыз баласын жұдырығымен қойып жіберсе, бала талып қалады.»</w:t>
             </w:r>
           </w:p>
         </w:tc>
@@ -11708,9 +10854,8 @@
                 <w:bCs w:val="false"/>
                 <w:sz w:val="24"/>
                 <w:szCs w:val="24"/>
-                <w:highlight w:val="yellow"/>
-              </w:rPr>
-              <w:t xml:space="preserve">[қызметі]</w:t>
+              </w:rPr>
+              <w:t xml:space="preserve">Б – Сюжетті бастау</w:t>
             </w:r>
           </w:p>
         </w:tc>
@@ -11748,9 +10893,8 @@
                 <w:bCs w:val="false"/>
                 <w:sz w:val="24"/>
                 <w:szCs w:val="24"/>
-                <w:highlight w:val="yellow"/>
-              </w:rPr>
-              <w:t xml:space="preserve">[шығарма]</w:t>
+              </w:rPr>
+              <w:t xml:space="preserve">«Алпамыс батыр»</w:t>
             </w:r>
           </w:p>
         </w:tc>
@@ -11783,9 +10927,8 @@
                 <w:bCs w:val="false"/>
                 <w:sz w:val="24"/>
                 <w:szCs w:val="24"/>
-                <w:highlight w:val="yellow"/>
-              </w:rPr>
-              <w:t xml:space="preserve">[ойын]</w:t>
+              </w:rPr>
+              <w:t xml:space="preserve">Көкпар</w:t>
             </w:r>
           </w:p>
         </w:tc>
@@ -11818,9 +10961,8 @@
                 <w:bCs w:val="false"/>
                 <w:sz w:val="24"/>
                 <w:szCs w:val="24"/>
-                <w:highlight w:val="yellow"/>
-              </w:rPr>
-              <w:t xml:space="preserve">[эпизод, үзінді]</w:t>
+              </w:rPr>
+              <w:t xml:space="preserve">Жәдігер ойлады: «Менің көкпар шабатын заманым болса, өстіп жүрем бе, бұл көкпарды Қарлығаш апама апарып берейін, жігіттерге асып берсін!» — деп, мойнында кісен, аяғында шынжыр, құнан атына сүйретіп ауылға алып барды. Үзінді: «Гүлбаршынның алдына Көкпар әкеп тастады, Өңгеріп серке даладан.»</w:t>
             </w:r>
           </w:p>
         </w:tc>
@@ -11853,9 +10995,8 @@
                 <w:bCs w:val="false"/>
                 <w:sz w:val="24"/>
                 <w:szCs w:val="24"/>
-                <w:highlight w:val="yellow"/>
-              </w:rPr>
-              <w:t xml:space="preserve">[қызметі]</w:t>
+              </w:rPr>
+              <w:t xml:space="preserve">Қ – Қасиетін көрсету</w:t>
             </w:r>
           </w:p>
         </w:tc>
@@ -11865,24 +11006,6 @@
       <w:pPr>
         <w:spacing w:after="120" w:line="240"/>
       </w:pPr>
-    </w:p>
-    <w:p>
-      <w:pPr>
-        <w:spacing w:after="120" w:before="60" w:line="276"/>
-        <w:ind w:firstLine="709"/>
-        <w:jc w:val="both"/>
-      </w:pPr>
-      <w:r>
-        <w:rPr>
-          <w:rFonts w:ascii="Times New Roman" w:cs="Times New Roman" w:eastAsia="Times New Roman" w:hAnsi="Times New Roman"/>
-          <w:b w:val="false"/>
-          <w:bCs w:val="false"/>
-          <w:sz w:val="24"/>
-          <w:szCs w:val="24"/>
-          <w:highlight w:val="yellow"/>
-        </w:rPr>
-        <w:t xml:space="preserve">НҰСҚАУ (тапсыру алдында өшіріледі): 7-кестеге әр қызметке бір-бір мысал таңдаңыз (Excel кестесінен өздігінен алынады). Мысалдарды талдап, ойынның кейіпкерді қалай сынағанын немесе оқиғаны қалай бастағанын өз сөзіңізбен түсіндіріңіз.</w:t>
-      </w:r>
     </w:p>
     <w:p>
       <w:pPr>
@@ -11900,7 +11023,7 @@
           <w:sz w:val="28"/>
           <w:szCs w:val="28"/>
         </w:rPr>
-        <w:t xml:space="preserve">2.4 Сыныптастарымыз ұлттық ойындарды біле ме?</w:t>
+        <w:t xml:space="preserve">2.4 Сыныптастарым ұлттық ойындарды біле ме?</w:t>
       </w:r>
     </w:p>
     <w:p>
@@ -13938,24 +13061,6 @@
     </w:p>
     <w:p>
       <w:pPr>
-        <w:spacing w:after="120" w:before="60" w:line="276"/>
-        <w:ind w:firstLine="709"/>
-        <w:jc w:val="both"/>
-      </w:pPr>
-      <w:r>
-        <w:rPr>
-          <w:rFonts w:ascii="Times New Roman" w:cs="Times New Roman" w:eastAsia="Times New Roman" w:hAnsi="Times New Roman"/>
-          <w:b w:val="false"/>
-          <w:bCs w:val="false"/>
-          <w:sz w:val="24"/>
-          <w:szCs w:val="24"/>
-          <w:highlight w:val="yellow"/>
-        </w:rPr>
-        <w:t xml:space="preserve">НҰСҚАУ (тапсыру алдында өшіріледі): Сауалнама нәтижесін мәтін талдауымен салыстырыңыз: ертегі мен жырда жиі кездесетін ойындарды оқушылар жақсы біле ме?</w:t>
-      </w:r>
-    </w:p>
-    <w:p>
-      <w:pPr>
         <w:pStyle w:val="Heading2"/>
         <w:keepNext/>
         <w:spacing w:after="120" w:before="240" w:line="360"/>
@@ -13986,9 +13091,8 @@
           <w:bCs w:val="false"/>
           <w:sz w:val="28"/>
           <w:szCs w:val="28"/>
-          <w:highlight w:val="yellow"/>
         </w:rPr>
-        <w:t xml:space="preserve">[Болжамның расталғанын не расталмағанын деректермен көрсетіңіз.]</w:t>
+        <w:t xml:space="preserve">Болжамымды үш бөлік бойынша тексердім. Біріншіден, ертегілерде балалар ойындары емес, күш сынасу ойындары (күрес) жиі кездесті, сондықтан болжамның бұл бөлігі расталмады. Екіншіден, жырларда ат ойындары басым болды (9 эпизодтың 6-уы) – бұл бөлігі расталды. Үшіншіден, жырда ойын көбіне сынақ емес, батырдың қасиетін көрсету қызметін атқарды, ал сынақ көбіне ертегіде кездесті. Яғни болжамымның бұл бөлігі де расталмады, бірақ одан да қызық нәтиже шықты. Жалпы, болжамым ішінара расталды.</w:t>
       </w:r>
     </w:p>
     <w:p>
@@ -14005,7 +13109,7 @@
           <w:sz w:val="28"/>
           <w:szCs w:val="28"/>
         </w:rPr>
-        <w:t xml:space="preserve">Нәтижелерімізді ғалымдардың пікірімен салыстыруға болады. В.Я. Пропп ертегідегі қаһарманның сынақтан өтетінін жазған [11]. Біздің талдауымызда ойын да осындай сынақтың құралы болды ма – оны 6-кесте көрсетеді. М. Әуезов батырлар жырында халықтың тұрмысы мен салты кеңінен суреттелетінін айтқан [10], ал біздің мәтін талдауымыз жырдағы ойындардың көбі той мен ас көрінісінде кездесетін-кездеспейтінін анықтауға мүмкіндік берді.</w:t>
+        <w:t xml:space="preserve">Нәтижелерімді ғалымдардың пікірімен салыстырдым. В.Я. Пропп ертегідегі қаһарманның сынақтан өтетінін жазған [11]. Менің талдауымда ертегідегі сынақтар шынымен де ойын түрінде – бәйге мен күрес түрінде келді. М. Әуезов батырлар жырында халықтың тұрмысы мен салты кеңінен суреттелетінін айтқан [10]. Менің талдауымда жырлардағы ойындар көбіне батырдың тұрмысы мен ерлігін көрсетті, бірақ той мен ас көрінісінде кездескен эпизод болмады.</w:t>
       </w:r>
     </w:p>
     <w:p>
@@ -14022,7 +13126,7 @@
           <w:sz w:val="28"/>
           <w:szCs w:val="28"/>
         </w:rPr>
-        <w:t xml:space="preserve">Зерттеуіміздің шектеулері де бар. Біріншіден, біз 15 шығарманы ғана оқыдық, ал қазақ фольклорында ертегі мен жыр өте көп. Екіншіден, бір шығарманың бірнеше нұсқасы болады, басқа нұсқада ойын басқаша суреттелуі мүмкін. Үшіншіден, ойынның қызметін анықтау кейде қиын болды: бір эпизод бірнеше қызмет атқаруы мүмкін, ал біз ең негізгісін ғана таңдадық. Сауалнамаға тек бір мектептің оқушылары қатысты.</w:t>
+        <w:t xml:space="preserve">Зерттеуімнің шектеулері де бар. Біріншіден, мен 11 шығарманы ғана оқыдым, оның ішінде ертегі тек 4. Екіншіден, бір шығарманың бірнеше нұсқасы болады, басқа нұсқада ойын басқаша суреттелуі мүмкін. Үшіншіден, ойынның қызметін анықтау кейде қиын болды: бір эпизод бірнеше қызмет атқаруы мүмкін, ал мен ең негізгісін ғана таңдадым. Сауалнамаға тек бір мектептің оқушылары қатысты.</w:t>
       </w:r>
     </w:p>
     <w:p>
@@ -14058,7 +13162,7 @@
           <w:sz w:val="28"/>
           <w:szCs w:val="28"/>
         </w:rPr>
-        <w:t xml:space="preserve">Зерттеу нәтижесіне сүйеніп, біз «Ертегі-ойын» карточкаларын жасадық (В қосымшасы). Әр карточкада ойынның атауы мен түрі, қысқаша ережесі және сол ойын кездесетін ертегі немесе жыр үзіндісі берілген. Карточканың үлгісі 6-суретте көрсетілген.</w:t>
+        <w:t xml:space="preserve">Зерттеу нәтижесіне сүйеніп, мен «Ертегі-ойын» карточкаларын жасадым (В қосымшасы). Әр карточкада ойынның атауы мен түрі, қысқаша ережесі және сол ойын кездесетін ертегі немесе жыр эпизоды берілген. Карточканың үлгісі 6-суретте көрсетілген.</w:t>
       </w:r>
     </w:p>
     <w:p>
@@ -14138,7 +13242,7 @@
           <w:sz w:val="28"/>
           <w:szCs w:val="28"/>
         </w:rPr>
-        <w:t xml:space="preserve">Карточкаларды әдебиет сабағында шығарманы талдағанда, сынып сағатында, үзілісте немесе жазғы лагерьде пайдалануға болады. Оқушы алдымен ертегіден үзіндіні оқиды, содан кейін сол ойынды өзі ойнап көреді. Осылайша ертегі де, ойын да есте жақсы сақталады.</w:t>
+        <w:t xml:space="preserve">Карточкаларды әдебиет сабағында шығарманы талдағанда, сынып сағатында, үзілісте немесе жазғы лагерьде пайдалануға болады. Оқушы алдымен ертегіден эпизодты оқиды, содан кейін сол ойынды өзі ойнап көреді. Осылайша ертегі де, ойын да есте жақсы сақталады.</w:t>
       </w:r>
     </w:p>
     <w:p>
@@ -14174,7 +13278,7 @@
           <w:sz w:val="28"/>
           <w:szCs w:val="28"/>
         </w:rPr>
-        <w:t xml:space="preserve">Бұл жұмыста біз қазақ ертегілері мен жырларындағы ұлттық ойындарды зерттедік. Негізгі нәтижелеріміз мыналар.</w:t>
+        <w:t xml:space="preserve">Бұл жұмыста мен қазақ ертегілері мен жырларындағы ұлттық ойындарды зерттедім. Негізгі нәтижелерім мыналар.</w:t>
       </w:r>
     </w:p>
     <w:p>
@@ -14195,7 +13299,7 @@
           <w:sz w:val="28"/>
           <w:szCs w:val="28"/>
         </w:rPr>
-        <w:t xml:space="preserve">Ұлттық ойындар қазақтың көшпелі тұрмысымен тығыз байланысты. Біз зерттеуге алған 12 ойынды бес түрге бөлдік: ат ойындары, күш және мергендік ойындары, зияткерлік және сөз ойындары, балалар ойындары және ойын-сауық.</w:t>
+        <w:t xml:space="preserve">Ұлттық ойындар қазақтың көшпелі тұрмысымен тығыз байланысты. Зерттеуге алған 12 ойынды бес түрге бөлдім: ат ойындары, күш және мергендік ойындары, зияткерлік және сөз ойындары, балалар ойындары және ойын-сауық.</w:t>
       </w:r>
     </w:p>
     <w:p>
@@ -14215,51 +13319,8 @@
           <w:bCs w:val="false"/>
           <w:sz w:val="28"/>
           <w:szCs w:val="28"/>
-          <w:highlight w:val="yellow"/>
         </w:rPr>
-        <w:t xml:space="preserve">[___]</w:t>
-      </w:r>
-      <w:r>
-        <w:rPr>
-          <w:rFonts w:ascii="Times New Roman" w:cs="Times New Roman" w:eastAsia="Times New Roman" w:hAnsi="Times New Roman"/>
-          <w:b w:val="false"/>
-          <w:bCs w:val="false"/>
-          <w:sz w:val="28"/>
-          <w:szCs w:val="28"/>
-        </w:rPr>
-        <w:t xml:space="preserve"> шығарманы оқып, ұлттық ойын кездесетін </w:t>
-      </w:r>
-      <w:r>
-        <w:rPr>
-          <w:rFonts w:ascii="Times New Roman" w:cs="Times New Roman" w:eastAsia="Times New Roman" w:hAnsi="Times New Roman"/>
-          <w:b w:val="false"/>
-          <w:bCs w:val="false"/>
-          <w:sz w:val="28"/>
-          <w:szCs w:val="28"/>
-          <w:highlight w:val="yellow"/>
-        </w:rPr>
-        <w:t xml:space="preserve">[___]</w:t>
-      </w:r>
-      <w:r>
-        <w:rPr>
-          <w:rFonts w:ascii="Times New Roman" w:cs="Times New Roman" w:eastAsia="Times New Roman" w:hAnsi="Times New Roman"/>
-          <w:b w:val="false"/>
-          <w:bCs w:val="false"/>
-          <w:sz w:val="28"/>
-          <w:szCs w:val="28"/>
-        </w:rPr>
-        <w:t xml:space="preserve"> эпизод таптық. </w:t>
-      </w:r>
-      <w:r>
-        <w:rPr>
-          <w:rFonts w:ascii="Times New Roman" w:cs="Times New Roman" w:eastAsia="Times New Roman" w:hAnsi="Times New Roman"/>
-          <w:b w:val="false"/>
-          <w:bCs w:val="false"/>
-          <w:sz w:val="28"/>
-          <w:szCs w:val="28"/>
-          <w:highlight w:val="yellow"/>
-        </w:rPr>
-        <w:t xml:space="preserve">[Ең жиі кездескен ойындар.]</w:t>
+        <w:t xml:space="preserve">11 шығарманы оқып, ұлттық ойын кездесетін 16 эпизод таптым. Ең жиі кездескен ойындар – бәйге мен асық (4 реттен), ал 12 ойынның 6-уы (оның ішінде тоғызқұмалақ пен алтыбақан) бірде-бір рет кездеспеді.</w:t>
       </w:r>
     </w:p>
     <w:p>
@@ -14279,9 +13340,8 @@
           <w:bCs w:val="false"/>
           <w:sz w:val="28"/>
           <w:szCs w:val="28"/>
-          <w:highlight w:val="yellow"/>
         </w:rPr>
-        <w:t xml:space="preserve">[Ойын түрлері бойынша қорытынды.]</w:t>
+        <w:t xml:space="preserve">Жырларда ат ойындары басым (9 эпизодтың 6-уы), ал ертегілерде күш сынасу ойындары жиі кездеседі.</w:t>
       </w:r>
     </w:p>
     <w:p>
@@ -14301,9 +13361,8 @@
           <w:bCs w:val="false"/>
           <w:sz w:val="28"/>
           <w:szCs w:val="28"/>
-          <w:highlight w:val="yellow"/>
         </w:rPr>
-        <w:t xml:space="preserve">[Ойынның қызметі бойынша қорытынды.]</w:t>
+        <w:t xml:space="preserve">Ертегіде ойын көбіне қаһарманды сынайды, жырда батырдың қасиетін көрсетеді. Асық кездескен 4 эпизодтың бәрі оқиғаның басталуымен байланысты.</w:t>
       </w:r>
     </w:p>
     <w:p>
@@ -14352,18 +13411,7 @@
           <w:sz w:val="28"/>
           <w:szCs w:val="28"/>
         </w:rPr>
-        <w:t xml:space="preserve"> </w:t>
-      </w:r>
-      <w:r>
-        <w:rPr>
-          <w:rFonts w:ascii="Times New Roman" w:cs="Times New Roman" w:eastAsia="Times New Roman" w:hAnsi="Times New Roman"/>
-          <w:b w:val="false"/>
-          <w:bCs w:val="false"/>
-          <w:sz w:val="28"/>
-          <w:szCs w:val="28"/>
-          <w:highlight w:val="yellow"/>
-        </w:rPr>
-        <w:t xml:space="preserve">[Болжам расталды / ішінара расталды / расталмады.]</w:t>
+        <w:t xml:space="preserve"> Болжамым ішінара расталды: жырларда ат ойындары шынымен басым болды, бірақ ертегілерде балалар ойындарынан гөрі күрес жиі кездесті, ал сынақ қызметі жырда емес, ертегіде жиірек болды.</w:t>
       </w:r>
     </w:p>
     <w:p>
@@ -14417,7 +13465,7 @@
           <w:sz w:val="28"/>
           <w:szCs w:val="28"/>
         </w:rPr>
-        <w:t xml:space="preserve"> Зерттеуге 15 шығарма алынды, сауалнамаға бір мектептің оқушылары қатысты.</w:t>
+        <w:t xml:space="preserve"> Зерттеуге 11 шығарма алынды, оның ішінде ертегі тек 4, сауалнамаға бір мектептің оқушылары қатысты.</w:t>
       </w:r>
     </w:p>
     <w:p>
@@ -14444,7 +13492,7 @@
           <w:sz w:val="28"/>
           <w:szCs w:val="28"/>
         </w:rPr>
-        <w:t xml:space="preserve"> Келесі жолы шығармалар санын көбейтіп, жұмбақ, мақал-мәтел, айтыс сияқты басқа жанрларды да зерттегіміз келеді. Сонымен қатар ата-әжелерімізден олардың бала кезінде ойнаған ойындары туралы сұхбат алуды жоспарлап отырмыз.</w:t>
+        <w:t xml:space="preserve"> Келесі жолы ертегілер санын көбейтіп, жұмбақ, айтыс, тұрмыс-салт жырлары сияқты басқа жанрларда ойындардың кездесуін зерттегім келеді. Сонымен қатар ата-әжелерімнен олардың бала кезінде ойнаған ойындары туралы сұхбат алуды жоспарлап отырмын.</w:t>
       </w:r>
     </w:p>
     <w:p>
@@ -14466,24 +13514,6 @@
     </w:p>
     <w:p>
       <w:pPr>
-        <w:spacing w:after="120" w:before="60" w:line="276"/>
-        <w:ind w:firstLine="709"/>
-        <w:jc w:val="both"/>
-      </w:pPr>
-      <w:r>
-        <w:rPr>
-          <w:rFonts w:ascii="Times New Roman" w:cs="Times New Roman" w:eastAsia="Times New Roman" w:hAnsi="Times New Roman"/>
-          <w:b w:val="false"/>
-          <w:bCs w:val="false"/>
-          <w:sz w:val="24"/>
-          <w:szCs w:val="24"/>
-          <w:highlight w:val="yellow"/>
-        </w:rPr>
-        <w:t xml:space="preserve">НҰСҚАУ (тапсыру алдында өшіріледі): Бұл бөлімді тек өз сөзіңізбен жазыңыз (5–7 сөйлем): Зерттеуде мені не таңғалдырды? Қай шығарма, қай эпизод ұнады? Қандай қиындық болды және оны қалай шештім? Сауалнама нәтижесі туралы не ойлаймын? Келесі жолы нені басқаша істер едім?</w:t>
-      </w:r>
-    </w:p>
-    <w:p>
-      <w:pPr>
         <w:spacing w:after="0" w:before="0" w:line="360"/>
         <w:ind w:firstLine="709"/>
         <w:jc w:val="both"/>
@@ -14495,9 +13525,8 @@
           <w:bCs w:val="false"/>
           <w:sz w:val="28"/>
           <w:szCs w:val="28"/>
-          <w:highlight w:val="yellow"/>
         </w:rPr>
-        <w:t xml:space="preserve">[Оқушының өз рефлексиясы]</w:t>
+        <w:t xml:space="preserve">Жобаны бастағанда мен ертегілерде ұлттық ойындар өте көп кездеседі деп ойлаған едім. Ал 11 шығарманы оқып шыққанда, 12 ойынның жартысы бірде-бір рет кездеспегенін көрдім. Бұл мені таңғалдырды. Жырларды, әсіресе «Алпамыс батыр» мен «Қозы Көрпеш – Баян сұлуды» оқу маған ұнады, өйткені ондағы ойындар батырдың күшін керемет көрсетеді. Ең қиыны – ойынның қызметін анықтау болды: бір эпизодта ойын әрі сынақ, әрі батырдың қасиетін көрсету болуы мүмкін. Мұндай жағдайларды жетекшім екеуміз талқылап шештік. Ең қызық жаңалығым – асық ойынының үш шығармада кейіпкерді жолға шығаруы болды. Келесі жолы мен көбірек ертегі оқып, сауалнамаға басқа сыныптарды да қатыстырар едім.</w:t>
       </w:r>
     </w:p>
     <w:p>
@@ -14732,43 +13761,7 @@
           <w:sz w:val="28"/>
           <w:szCs w:val="28"/>
         </w:rPr>
-        <w:t xml:space="preserve">12	Бабалар сөзі: жүз томдық. – Астана: Фолиант, 2004–2013.</w:t>
-      </w:r>
-    </w:p>
-    <w:p>
-      <w:pPr>
-        <w:tabs>
-          <w:tab w:val="left" w:pos="567"/>
-        </w:tabs>
-        <w:spacing w:line="360"/>
-        <w:ind w:left="567" w:hanging="567"/>
-        <w:jc w:val="both"/>
-      </w:pPr>
-      <w:r>
-        <w:rPr>
-          <w:rFonts w:ascii="Times New Roman" w:cs="Times New Roman" w:eastAsia="Times New Roman" w:hAnsi="Times New Roman"/>
-          <w:sz w:val="28"/>
-          <w:szCs w:val="28"/>
-        </w:rPr>
-        <w:t xml:space="preserve">13	Қазақ халық әдебиеті: Ертегілер. – Алматы: Жазушы, 1988–1989.</w:t>
-      </w:r>
-    </w:p>
-    <w:p>
-      <w:pPr>
-        <w:tabs>
-          <w:tab w:val="left" w:pos="567"/>
-        </w:tabs>
-        <w:spacing w:line="360"/>
-        <w:ind w:left="567" w:hanging="567"/>
-        <w:jc w:val="both"/>
-      </w:pPr>
-      <w:r>
-        <w:rPr>
-          <w:rFonts w:ascii="Times New Roman" w:cs="Times New Roman" w:eastAsia="Times New Roman" w:hAnsi="Times New Roman"/>
-          <w:sz w:val="28"/>
-          <w:szCs w:val="28"/>
-        </w:rPr>
-        <w:t xml:space="preserve">14	2–8 сынып оқушыларына арналған «Зерде» республикалық зерттеу жобалары мен шығармашылық жұмыстарының конкурсын ұйымдастыру және өткізу ережелері. – «Дарын» РҒПО директорының 2026 жылғы 9 қыркүйектегі № 153 бұйрығымен бекітілген.</w:t>
+        <w:t xml:space="preserve">12	2–8 сынып оқушыларына арналған «Зерде» республикалық зерттеу жобалары мен шығармашылық жұмыстарының конкурсын ұйымдастыру және өткізу ережелері. – «Дарын» РҒПО директорының 2026 жылғы 9 қыркүйектегі № 153 бұйрығымен бекітілген.</w:t>
       </w:r>
     </w:p>
     <w:p>
@@ -15125,9 +14118,8 @@
                 <w:bCs w:val="false"/>
                 <w:sz w:val="20"/>
                 <w:szCs w:val="20"/>
-                <w:highlight w:val="yellow"/>
-              </w:rPr>
-              <w:t xml:space="preserve">[шығарма]</w:t>
+              </w:rPr>
+              <w:t xml:space="preserve">«Алпамыс батыр» (жыр)</w:t>
             </w:r>
           </w:p>
         </w:tc>
@@ -15160,9 +14152,8 @@
                 <w:bCs w:val="false"/>
                 <w:sz w:val="20"/>
                 <w:szCs w:val="20"/>
-                <w:highlight w:val="yellow"/>
-              </w:rPr>
-              <w:t xml:space="preserve">[ойын]</w:t>
+              </w:rPr>
+              <w:t xml:space="preserve">Жамбы ату</w:t>
             </w:r>
           </w:p>
         </w:tc>
@@ -15195,9 +14186,8 @@
                 <w:bCs w:val="false"/>
                 <w:sz w:val="20"/>
                 <w:szCs w:val="20"/>
-                <w:highlight w:val="yellow"/>
-              </w:rPr>
-              <w:t xml:space="preserve">[кейіпкер]</w:t>
+              </w:rPr>
+              <w:t xml:space="preserve">Алпамыс, Ұлтан</w:t>
             </w:r>
           </w:p>
         </w:tc>
@@ -15230,33 +14220,14 @@
                 <w:bCs w:val="false"/>
                 <w:sz w:val="20"/>
                 <w:szCs w:val="20"/>
-                <w:highlight w:val="yellow"/>
-              </w:rPr>
-              <w:t xml:space="preserve">[эпизод, үзінді, беті]</w:t>
-            </w:r>
-          </w:p>
-        </w:tc>
-        <w:tc>
-          <w:tcPr>
-            <w:tcW w:type="dxa" w:w="729"/>
-            <w:tcBorders>
-              <w:top w:val="single" w:color="000000" w:sz="4"/>
-              <w:left w:val="single" w:color="000000" w:sz="4"/>
-              <w:bottom w:val="single" w:color="000000" w:sz="4"/>
-              <w:right w:val="single" w:color="000000" w:sz="4"/>
-            </w:tcBorders>
-            <w:tcMar>
-              <w:top w:type="dxa" w:w="30"/>
-              <w:left w:type="dxa" w:w="80"/>
-              <w:bottom w:type="dxa" w:w="30"/>
-              <w:right w:type="dxa" w:w="80"/>
-            </w:tcMar>
-            <w:vAlign w:val="center"/>
-          </w:tcPr>
-          <w:p>
-            <w:pPr>
-              <w:spacing w:line="240"/>
-              <w:jc w:val="center"/>
+              </w:rPr>
+              <w:t xml:space="preserve">Алпамыс бөгелген жоқ, садақты шірене тартып, жамбыны сыңғыр</w:t>
+            </w:r>
+          </w:p>
+          <w:p>
+            <w:pPr>
+              <w:spacing w:line="240"/>
+              <w:jc w:val="left"/>
             </w:pPr>
             <w:r>
               <w:rPr>
@@ -15265,9 +14236,58 @@
                 <w:bCs w:val="false"/>
                 <w:sz w:val="20"/>
                 <w:szCs w:val="20"/>
-                <w:highlight w:val="yellow"/>
-              </w:rPr>
-              <w:t xml:space="preserve">[код]</w:t>
+              </w:rPr>
+              <w:t xml:space="preserve">еткізіп атып түсірді.</w:t>
+            </w:r>
+          </w:p>
+          <w:p>
+            <w:pPr>
+              <w:spacing w:line="240"/>
+              <w:jc w:val="left"/>
+            </w:pPr>
+            <w:r>
+              <w:rPr>
+                <w:rFonts w:ascii="Times New Roman" w:cs="Times New Roman" w:eastAsia="Times New Roman" w:hAnsi="Times New Roman"/>
+                <w:b w:val="false"/>
+                <w:bCs w:val="false"/>
+                <w:sz w:val="20"/>
+                <w:szCs w:val="20"/>
+              </w:rPr>
+              <w:t xml:space="preserve">Үзінді: «Ұлтан ханға барсам деп, Жамбыны атып алсам деп, Көңілі тасып, құлшынды. Анасымен көрісіп, Көздің жасын төгісіп, Енді атына мінеді, Жамбыға қарай жүреді. «Диуана да келді!»— деп, Мазақ қып Ұлтан күледі. Атайын деп оқталып, Төсіне садақ тіреді. Атып тастап жамбыны, Ұлтанға жетіп келеді.»</w:t>
+            </w:r>
+          </w:p>
+        </w:tc>
+        <w:tc>
+          <w:tcPr>
+            <w:tcW w:type="dxa" w:w="729"/>
+            <w:tcBorders>
+              <w:top w:val="single" w:color="000000" w:sz="4"/>
+              <w:left w:val="single" w:color="000000" w:sz="4"/>
+              <w:bottom w:val="single" w:color="000000" w:sz="4"/>
+              <w:right w:val="single" w:color="000000" w:sz="4"/>
+            </w:tcBorders>
+            <w:tcMar>
+              <w:top w:type="dxa" w:w="30"/>
+              <w:left w:type="dxa" w:w="80"/>
+              <w:bottom w:type="dxa" w:w="30"/>
+              <w:right w:type="dxa" w:w="80"/>
+            </w:tcMar>
+            <w:vAlign w:val="center"/>
+          </w:tcPr>
+          <w:p>
+            <w:pPr>
+              <w:spacing w:line="240"/>
+              <w:jc w:val="center"/>
+            </w:pPr>
+            <w:r>
+              <w:rPr>
+                <w:rFonts w:ascii="Times New Roman" w:cs="Times New Roman" w:eastAsia="Times New Roman" w:hAnsi="Times New Roman"/>
+                <w:b w:val="false"/>
+                <w:bCs w:val="false"/>
+                <w:sz w:val="20"/>
+                <w:szCs w:val="20"/>
+              </w:rPr>
+              <w:t xml:space="preserve">С</w:t>
             </w:r>
           </w:p>
         </w:tc>
@@ -15339,9 +14359,8 @@
                 <w:bCs w:val="false"/>
                 <w:sz w:val="20"/>
                 <w:szCs w:val="20"/>
-                <w:highlight w:val="yellow"/>
-              </w:rPr>
-              <w:t xml:space="preserve">[шығарма]</w:t>
+              </w:rPr>
+              <w:t xml:space="preserve">«Алпамыс батыр» (жыр)</w:t>
             </w:r>
           </w:p>
         </w:tc>
@@ -15374,9 +14393,8 @@
                 <w:bCs w:val="false"/>
                 <w:sz w:val="20"/>
                 <w:szCs w:val="20"/>
-                <w:highlight w:val="yellow"/>
-              </w:rPr>
-              <w:t xml:space="preserve">[ойын]</w:t>
+              </w:rPr>
+              <w:t xml:space="preserve">Көкпар</w:t>
             </w:r>
           </w:p>
         </w:tc>
@@ -15409,9 +14427,8 @@
                 <w:bCs w:val="false"/>
                 <w:sz w:val="20"/>
                 <w:szCs w:val="20"/>
-                <w:highlight w:val="yellow"/>
-              </w:rPr>
-              <w:t xml:space="preserve">[кейіпкер]</w:t>
+              </w:rPr>
+              <w:t xml:space="preserve">Жәдігер, Гүлбаршын</w:t>
             </w:r>
           </w:p>
         </w:tc>
@@ -15444,33 +14461,14 @@
                 <w:bCs w:val="false"/>
                 <w:sz w:val="20"/>
                 <w:szCs w:val="20"/>
-                <w:highlight w:val="yellow"/>
-              </w:rPr>
-              <w:t xml:space="preserve">[эпизод, үзінді, беті]</w:t>
-            </w:r>
-          </w:p>
-        </w:tc>
-        <w:tc>
-          <w:tcPr>
-            <w:tcW w:type="dxa" w:w="729"/>
-            <w:tcBorders>
-              <w:top w:val="single" w:color="000000" w:sz="4"/>
-              <w:left w:val="single" w:color="000000" w:sz="4"/>
-              <w:bottom w:val="single" w:color="000000" w:sz="4"/>
-              <w:right w:val="single" w:color="000000" w:sz="4"/>
-            </w:tcBorders>
-            <w:tcMar>
-              <w:top w:type="dxa" w:w="30"/>
-              <w:left w:type="dxa" w:w="80"/>
-              <w:bottom w:type="dxa" w:w="30"/>
-              <w:right w:type="dxa" w:w="80"/>
-            </w:tcMar>
-            <w:vAlign w:val="center"/>
-          </w:tcPr>
-          <w:p>
-            <w:pPr>
-              <w:spacing w:line="240"/>
-              <w:jc w:val="center"/>
+              </w:rPr>
+              <w:t xml:space="preserve">Жәдігер ойлады: «Менің көкпар шабатын заманым болса, өстіп жүрем бе, бұл көкпарды Қарлығаш апама апарып берейін, жігіттерге асып берсін!» — деп, мойнында кісен, аяғында шынжыр, құнан атына сүйретіп ауылға алып барды.</w:t>
+            </w:r>
+          </w:p>
+          <w:p>
+            <w:pPr>
+              <w:spacing w:line="240"/>
+              <w:jc w:val="left"/>
             </w:pPr>
             <w:r>
               <w:rPr>
@@ -15479,9 +14477,42 @@
                 <w:bCs w:val="false"/>
                 <w:sz w:val="20"/>
                 <w:szCs w:val="20"/>
-                <w:highlight w:val="yellow"/>
-              </w:rPr>
-              <w:t xml:space="preserve">[код]</w:t>
+              </w:rPr>
+              <w:t xml:space="preserve">Үзінді: «Гүлбаршынның алдына Көкпар әкеп тастады, Өңгеріп серке даладан.»</w:t>
+            </w:r>
+          </w:p>
+        </w:tc>
+        <w:tc>
+          <w:tcPr>
+            <w:tcW w:type="dxa" w:w="729"/>
+            <w:tcBorders>
+              <w:top w:val="single" w:color="000000" w:sz="4"/>
+              <w:left w:val="single" w:color="000000" w:sz="4"/>
+              <w:bottom w:val="single" w:color="000000" w:sz="4"/>
+              <w:right w:val="single" w:color="000000" w:sz="4"/>
+            </w:tcBorders>
+            <w:tcMar>
+              <w:top w:type="dxa" w:w="30"/>
+              <w:left w:type="dxa" w:w="80"/>
+              <w:bottom w:type="dxa" w:w="30"/>
+              <w:right w:type="dxa" w:w="80"/>
+            </w:tcMar>
+            <w:vAlign w:val="center"/>
+          </w:tcPr>
+          <w:p>
+            <w:pPr>
+              <w:spacing w:line="240"/>
+              <w:jc w:val="center"/>
+            </w:pPr>
+            <w:r>
+              <w:rPr>
+                <w:rFonts w:ascii="Times New Roman" w:cs="Times New Roman" w:eastAsia="Times New Roman" w:hAnsi="Times New Roman"/>
+                <w:b w:val="false"/>
+                <w:bCs w:val="false"/>
+                <w:sz w:val="20"/>
+                <w:szCs w:val="20"/>
+              </w:rPr>
+              <w:t xml:space="preserve">Қ</w:t>
             </w:r>
           </w:p>
         </w:tc>
@@ -15553,9 +14584,8 @@
                 <w:bCs w:val="false"/>
                 <w:sz w:val="20"/>
                 <w:szCs w:val="20"/>
-                <w:highlight w:val="yellow"/>
-              </w:rPr>
-              <w:t xml:space="preserve">[шығарма]</w:t>
+              </w:rPr>
+              <w:t xml:space="preserve">«Қобыланды батыр» (жыр)</w:t>
             </w:r>
           </w:p>
         </w:tc>
@@ -15588,9 +14618,8 @@
                 <w:bCs w:val="false"/>
                 <w:sz w:val="20"/>
                 <w:szCs w:val="20"/>
-                <w:highlight w:val="yellow"/>
-              </w:rPr>
-              <w:t xml:space="preserve">[ойын]</w:t>
+              </w:rPr>
+              <w:t xml:space="preserve">Бәйге</w:t>
             </w:r>
           </w:p>
         </w:tc>
@@ -15623,9 +14652,8 @@
                 <w:bCs w:val="false"/>
                 <w:sz w:val="20"/>
                 <w:szCs w:val="20"/>
-                <w:highlight w:val="yellow"/>
-              </w:rPr>
-              <w:t xml:space="preserve">[кейіпкер]</w:t>
+              </w:rPr>
+              <w:t xml:space="preserve">Құртқа, Қобыланды</w:t>
             </w:r>
           </w:p>
         </w:tc>
@@ -15658,33 +14686,14 @@
                 <w:bCs w:val="false"/>
                 <w:sz w:val="20"/>
                 <w:szCs w:val="20"/>
-                <w:highlight w:val="yellow"/>
-              </w:rPr>
-              <w:t xml:space="preserve">[эпизод, үзінді, беті]</w:t>
-            </w:r>
-          </w:p>
-        </w:tc>
-        <w:tc>
-          <w:tcPr>
-            <w:tcW w:type="dxa" w:w="729"/>
-            <w:tcBorders>
-              <w:top w:val="single" w:color="000000" w:sz="4"/>
-              <w:left w:val="single" w:color="000000" w:sz="4"/>
-              <w:bottom w:val="single" w:color="000000" w:sz="4"/>
-              <w:right w:val="single" w:color="000000" w:sz="4"/>
-            </w:tcBorders>
-            <w:tcMar>
-              <w:top w:type="dxa" w:w="30"/>
-              <w:left w:type="dxa" w:w="80"/>
-              <w:bottom w:type="dxa" w:w="30"/>
-              <w:right w:type="dxa" w:w="80"/>
-            </w:tcMar>
-            <w:vAlign w:val="center"/>
-          </w:tcPr>
-          <w:p>
-            <w:pPr>
-              <w:spacing w:line="240"/>
-              <w:jc w:val="center"/>
+              </w:rPr>
+              <w:t xml:space="preserve">Бәйгеден келген аттар туралы айтылады; Құртқа Қобыландының сапарға аттанатынын біліп, Тайбурылға алтын ер салып дайындайды.</w:t>
+            </w:r>
+          </w:p>
+          <w:p>
+            <w:pPr>
+              <w:spacing w:line="240"/>
+              <w:jc w:val="left"/>
             </w:pPr>
             <w:r>
               <w:rPr>
@@ -15693,9 +14702,2967 @@
                 <w:bCs w:val="false"/>
                 <w:sz w:val="20"/>
                 <w:szCs w:val="20"/>
-                <w:highlight w:val="yellow"/>
-              </w:rPr>
-              <w:t xml:space="preserve">[код]</w:t>
+              </w:rPr>
+              <w:t xml:space="preserve">Үзінді: «Бәйгеден келген кѳк дѳнен, Түнімен ұйқы кѳрмеген Қобландыдай батырдың Тоқтамасын білген соң, Тайбурылдың үстіне Алтыннан тұрман ер салып, Аз ғана азық, жем салып, Ақ орданың алдынан Ѳткізді Құртқа кѳлденең»</w:t>
+            </w:r>
+          </w:p>
+        </w:tc>
+        <w:tc>
+          <w:tcPr>
+            <w:tcW w:type="dxa" w:w="729"/>
+            <w:tcBorders>
+              <w:top w:val="single" w:color="000000" w:sz="4"/>
+              <w:left w:val="single" w:color="000000" w:sz="4"/>
+              <w:bottom w:val="single" w:color="000000" w:sz="4"/>
+              <w:right w:val="single" w:color="000000" w:sz="4"/>
+            </w:tcBorders>
+            <w:tcMar>
+              <w:top w:type="dxa" w:w="30"/>
+              <w:left w:type="dxa" w:w="80"/>
+              <w:bottom w:type="dxa" w:w="30"/>
+              <w:right w:type="dxa" w:w="80"/>
+            </w:tcMar>
+            <w:vAlign w:val="center"/>
+          </w:tcPr>
+          <w:p>
+            <w:pPr>
+              <w:spacing w:line="240"/>
+              <w:jc w:val="center"/>
+            </w:pPr>
+            <w:r>
+              <w:rPr>
+                <w:rFonts w:ascii="Times New Roman" w:cs="Times New Roman" w:eastAsia="Times New Roman" w:hAnsi="Times New Roman"/>
+                <w:b w:val="false"/>
+                <w:bCs w:val="false"/>
+                <w:sz w:val="20"/>
+                <w:szCs w:val="20"/>
+              </w:rPr>
+              <w:t xml:space="preserve">Қ</w:t>
+            </w:r>
+          </w:p>
+        </w:tc>
+      </w:tr>
+      <w:tr>
+        <w:trPr>
+          <w:cantSplit/>
+        </w:trPr>
+        <w:tc>
+          <w:tcPr>
+            <w:tcW w:type="dxa" w:w="453"/>
+            <w:tcBorders>
+              <w:top w:val="single" w:color="000000" w:sz="4"/>
+              <w:left w:val="single" w:color="000000" w:sz="4"/>
+              <w:bottom w:val="single" w:color="000000" w:sz="4"/>
+              <w:right w:val="single" w:color="000000" w:sz="4"/>
+            </w:tcBorders>
+            <w:tcMar>
+              <w:top w:type="dxa" w:w="30"/>
+              <w:left w:type="dxa" w:w="80"/>
+              <w:bottom w:type="dxa" w:w="30"/>
+              <w:right w:type="dxa" w:w="80"/>
+            </w:tcMar>
+            <w:vAlign w:val="center"/>
+          </w:tcPr>
+          <w:p>
+            <w:pPr>
+              <w:spacing w:line="240"/>
+              <w:jc w:val="center"/>
+            </w:pPr>
+            <w:r>
+              <w:rPr>
+                <w:rFonts w:ascii="Times New Roman" w:cs="Times New Roman" w:eastAsia="Times New Roman" w:hAnsi="Times New Roman"/>
+                <w:b w:val="false"/>
+                <w:bCs w:val="false"/>
+                <w:sz w:val="20"/>
+                <w:szCs w:val="20"/>
+              </w:rPr>
+              <w:t xml:space="preserve">4</w:t>
+            </w:r>
+          </w:p>
+        </w:tc>
+        <w:tc>
+          <w:tcPr>
+            <w:tcW w:type="dxa" w:w="1632"/>
+            <w:tcBorders>
+              <w:top w:val="single" w:color="000000" w:sz="4"/>
+              <w:left w:val="single" w:color="000000" w:sz="4"/>
+              <w:bottom w:val="single" w:color="000000" w:sz="4"/>
+              <w:right w:val="single" w:color="000000" w:sz="4"/>
+            </w:tcBorders>
+            <w:tcMar>
+              <w:top w:type="dxa" w:w="30"/>
+              <w:left w:type="dxa" w:w="80"/>
+              <w:bottom w:type="dxa" w:w="30"/>
+              <w:right w:type="dxa" w:w="80"/>
+            </w:tcMar>
+            <w:vAlign w:val="center"/>
+          </w:tcPr>
+          <w:p>
+            <w:pPr>
+              <w:spacing w:line="240"/>
+              <w:jc w:val="left"/>
+            </w:pPr>
+            <w:r>
+              <w:rPr>
+                <w:rFonts w:ascii="Times New Roman" w:cs="Times New Roman" w:eastAsia="Times New Roman" w:hAnsi="Times New Roman"/>
+                <w:b w:val="false"/>
+                <w:bCs w:val="false"/>
+                <w:sz w:val="20"/>
+                <w:szCs w:val="20"/>
+              </w:rPr>
+              <w:t xml:space="preserve">«Ер Төстік» (ертегі)</w:t>
+            </w:r>
+          </w:p>
+        </w:tc>
+        <w:tc>
+          <w:tcPr>
+            <w:tcW w:type="dxa" w:w="1179"/>
+            <w:tcBorders>
+              <w:top w:val="single" w:color="000000" w:sz="4"/>
+              <w:left w:val="single" w:color="000000" w:sz="4"/>
+              <w:bottom w:val="single" w:color="000000" w:sz="4"/>
+              <w:right w:val="single" w:color="000000" w:sz="4"/>
+            </w:tcBorders>
+            <w:tcMar>
+              <w:top w:type="dxa" w:w="30"/>
+              <w:left w:type="dxa" w:w="80"/>
+              <w:bottom w:type="dxa" w:w="30"/>
+              <w:right w:type="dxa" w:w="80"/>
+            </w:tcMar>
+            <w:vAlign w:val="center"/>
+          </w:tcPr>
+          <w:p>
+            <w:pPr>
+              <w:spacing w:line="240"/>
+              <w:jc w:val="left"/>
+            </w:pPr>
+            <w:r>
+              <w:rPr>
+                <w:rFonts w:ascii="Times New Roman" w:cs="Times New Roman" w:eastAsia="Times New Roman" w:hAnsi="Times New Roman"/>
+                <w:b w:val="false"/>
+                <w:bCs w:val="false"/>
+                <w:sz w:val="20"/>
+                <w:szCs w:val="20"/>
+              </w:rPr>
+              <w:t xml:space="preserve">Бәйге</w:t>
+            </w:r>
+          </w:p>
+        </w:tc>
+        <w:tc>
+          <w:tcPr>
+            <w:tcW w:type="dxa" w:w="1269"/>
+            <w:tcBorders>
+              <w:top w:val="single" w:color="000000" w:sz="4"/>
+              <w:left w:val="single" w:color="000000" w:sz="4"/>
+              <w:bottom w:val="single" w:color="000000" w:sz="4"/>
+              <w:right w:val="single" w:color="000000" w:sz="4"/>
+            </w:tcBorders>
+            <w:tcMar>
+              <w:top w:type="dxa" w:w="30"/>
+              <w:left w:type="dxa" w:w="80"/>
+              <w:bottom w:type="dxa" w:w="30"/>
+              <w:right w:type="dxa" w:w="80"/>
+            </w:tcMar>
+            <w:vAlign w:val="center"/>
+          </w:tcPr>
+          <w:p>
+            <w:pPr>
+              <w:spacing w:line="240"/>
+              <w:jc w:val="left"/>
+            </w:pPr>
+            <w:r>
+              <w:rPr>
+                <w:rFonts w:ascii="Times New Roman" w:cs="Times New Roman" w:eastAsia="Times New Roman" w:hAnsi="Times New Roman"/>
+                <w:b w:val="false"/>
+                <w:bCs w:val="false"/>
+                <w:sz w:val="20"/>
+                <w:szCs w:val="20"/>
+              </w:rPr>
+              <w:t xml:space="preserve">Ер Төстік, Темір хан</w:t>
+            </w:r>
+          </w:p>
+        </w:tc>
+        <w:tc>
+          <w:tcPr>
+            <w:tcW w:type="dxa" w:w="3809"/>
+            <w:tcBorders>
+              <w:top w:val="single" w:color="000000" w:sz="4"/>
+              <w:left w:val="single" w:color="000000" w:sz="4"/>
+              <w:bottom w:val="single" w:color="000000" w:sz="4"/>
+              <w:right w:val="single" w:color="000000" w:sz="4"/>
+            </w:tcBorders>
+            <w:tcMar>
+              <w:top w:type="dxa" w:w="30"/>
+              <w:left w:type="dxa" w:w="80"/>
+              <w:bottom w:type="dxa" w:w="30"/>
+              <w:right w:type="dxa" w:w="80"/>
+            </w:tcMar>
+            <w:vAlign w:val="center"/>
+          </w:tcPr>
+          <w:p>
+            <w:pPr>
+              <w:spacing w:line="240"/>
+              <w:jc w:val="left"/>
+            </w:pPr>
+            <w:r>
+              <w:rPr>
+                <w:rFonts w:ascii="Times New Roman" w:cs="Times New Roman" w:eastAsia="Times New Roman" w:hAnsi="Times New Roman"/>
+                <w:b w:val="false"/>
+                <w:bCs w:val="false"/>
+                <w:sz w:val="20"/>
+                <w:szCs w:val="20"/>
+              </w:rPr>
+              <w:t xml:space="preserve">Темір хан ат бәйгесін өткізіп, бар жүйрігін қосады; Төстік Шалқұйрықты бәйгеге дайындайды, аттар бір жұмалық жерден шабады.</w:t>
+            </w:r>
+          </w:p>
+          <w:p>
+            <w:pPr>
+              <w:spacing w:line="240"/>
+              <w:jc w:val="left"/>
+            </w:pPr>
+            <w:r>
+              <w:rPr>
+                <w:rFonts w:ascii="Times New Roman" w:cs="Times New Roman" w:eastAsia="Times New Roman" w:hAnsi="Times New Roman"/>
+                <w:b w:val="false"/>
+                <w:bCs w:val="false"/>
+                <w:sz w:val="20"/>
+                <w:szCs w:val="20"/>
+              </w:rPr>
+              <w:t xml:space="preserve">Үзінді: «Бұдан жеңілген соң Темір хан ат шабысына шығады. Өзінің бар жүйрігін бәйгеге қосады. Ер Төстік Шалқұйрықты даярлайды. Қарақшының түбіне келген соң, Шалқұйрыққа тіл бітеді: - Егер атты өте алысқа айдаса, менің шабысым өте жылдам болады. Үш күн шапсам, бүйірім қызып, өзімді тоқтатуға шамам келмей, кетіп қалуым мүмкін. Мен келе жатқанда алдымнан арқан керіп қой. Арқан үш қабат болсын, бір қабаты кенд…»</w:t>
+            </w:r>
+          </w:p>
+        </w:tc>
+        <w:tc>
+          <w:tcPr>
+            <w:tcW w:type="dxa" w:w="729"/>
+            <w:tcBorders>
+              <w:top w:val="single" w:color="000000" w:sz="4"/>
+              <w:left w:val="single" w:color="000000" w:sz="4"/>
+              <w:bottom w:val="single" w:color="000000" w:sz="4"/>
+              <w:right w:val="single" w:color="000000" w:sz="4"/>
+            </w:tcBorders>
+            <w:tcMar>
+              <w:top w:type="dxa" w:w="30"/>
+              <w:left w:type="dxa" w:w="80"/>
+              <w:bottom w:type="dxa" w:w="30"/>
+              <w:right w:type="dxa" w:w="80"/>
+            </w:tcMar>
+            <w:vAlign w:val="center"/>
+          </w:tcPr>
+          <w:p>
+            <w:pPr>
+              <w:spacing w:line="240"/>
+              <w:jc w:val="center"/>
+            </w:pPr>
+            <w:r>
+              <w:rPr>
+                <w:rFonts w:ascii="Times New Roman" w:cs="Times New Roman" w:eastAsia="Times New Roman" w:hAnsi="Times New Roman"/>
+                <w:b w:val="false"/>
+                <w:bCs w:val="false"/>
+                <w:sz w:val="20"/>
+                <w:szCs w:val="20"/>
+              </w:rPr>
+              <w:t xml:space="preserve">Қ</w:t>
+            </w:r>
+          </w:p>
+        </w:tc>
+      </w:tr>
+      <w:tr>
+        <w:trPr>
+          <w:cantSplit/>
+        </w:trPr>
+        <w:tc>
+          <w:tcPr>
+            <w:tcW w:type="dxa" w:w="453"/>
+            <w:tcBorders>
+              <w:top w:val="single" w:color="000000" w:sz="4"/>
+              <w:left w:val="single" w:color="000000" w:sz="4"/>
+              <w:bottom w:val="single" w:color="000000" w:sz="4"/>
+              <w:right w:val="single" w:color="000000" w:sz="4"/>
+            </w:tcBorders>
+            <w:tcMar>
+              <w:top w:type="dxa" w:w="30"/>
+              <w:left w:type="dxa" w:w="80"/>
+              <w:bottom w:type="dxa" w:w="30"/>
+              <w:right w:type="dxa" w:w="80"/>
+            </w:tcMar>
+            <w:vAlign w:val="center"/>
+          </w:tcPr>
+          <w:p>
+            <w:pPr>
+              <w:spacing w:line="240"/>
+              <w:jc w:val="center"/>
+            </w:pPr>
+            <w:r>
+              <w:rPr>
+                <w:rFonts w:ascii="Times New Roman" w:cs="Times New Roman" w:eastAsia="Times New Roman" w:hAnsi="Times New Roman"/>
+                <w:b w:val="false"/>
+                <w:bCs w:val="false"/>
+                <w:sz w:val="20"/>
+                <w:szCs w:val="20"/>
+              </w:rPr>
+              <w:t xml:space="preserve">5</w:t>
+            </w:r>
+          </w:p>
+        </w:tc>
+        <w:tc>
+          <w:tcPr>
+            <w:tcW w:type="dxa" w:w="1632"/>
+            <w:tcBorders>
+              <w:top w:val="single" w:color="000000" w:sz="4"/>
+              <w:left w:val="single" w:color="000000" w:sz="4"/>
+              <w:bottom w:val="single" w:color="000000" w:sz="4"/>
+              <w:right w:val="single" w:color="000000" w:sz="4"/>
+            </w:tcBorders>
+            <w:tcMar>
+              <w:top w:type="dxa" w:w="30"/>
+              <w:left w:type="dxa" w:w="80"/>
+              <w:bottom w:type="dxa" w:w="30"/>
+              <w:right w:type="dxa" w:w="80"/>
+            </w:tcMar>
+            <w:vAlign w:val="center"/>
+          </w:tcPr>
+          <w:p>
+            <w:pPr>
+              <w:spacing w:line="240"/>
+              <w:jc w:val="left"/>
+            </w:pPr>
+            <w:r>
+              <w:rPr>
+                <w:rFonts w:ascii="Times New Roman" w:cs="Times New Roman" w:eastAsia="Times New Roman" w:hAnsi="Times New Roman"/>
+                <w:b w:val="false"/>
+                <w:bCs w:val="false"/>
+                <w:sz w:val="20"/>
+                <w:szCs w:val="20"/>
+              </w:rPr>
+              <w:t xml:space="preserve">«Ер Төстік» (ертегі)</w:t>
+            </w:r>
+          </w:p>
+        </w:tc>
+        <w:tc>
+          <w:tcPr>
+            <w:tcW w:type="dxa" w:w="1179"/>
+            <w:tcBorders>
+              <w:top w:val="single" w:color="000000" w:sz="4"/>
+              <w:left w:val="single" w:color="000000" w:sz="4"/>
+              <w:bottom w:val="single" w:color="000000" w:sz="4"/>
+              <w:right w:val="single" w:color="000000" w:sz="4"/>
+            </w:tcBorders>
+            <w:tcMar>
+              <w:top w:type="dxa" w:w="30"/>
+              <w:left w:type="dxa" w:w="80"/>
+              <w:bottom w:type="dxa" w:w="30"/>
+              <w:right w:type="dxa" w:w="80"/>
+            </w:tcMar>
+            <w:vAlign w:val="center"/>
+          </w:tcPr>
+          <w:p>
+            <w:pPr>
+              <w:spacing w:line="240"/>
+              <w:jc w:val="left"/>
+            </w:pPr>
+            <w:r>
+              <w:rPr>
+                <w:rFonts w:ascii="Times New Roman" w:cs="Times New Roman" w:eastAsia="Times New Roman" w:hAnsi="Times New Roman"/>
+                <w:b w:val="false"/>
+                <w:bCs w:val="false"/>
+                <w:sz w:val="20"/>
+                <w:szCs w:val="20"/>
+              </w:rPr>
+              <w:t xml:space="preserve">Күрес</w:t>
+            </w:r>
+          </w:p>
+        </w:tc>
+        <w:tc>
+          <w:tcPr>
+            <w:tcW w:type="dxa" w:w="1269"/>
+            <w:tcBorders>
+              <w:top w:val="single" w:color="000000" w:sz="4"/>
+              <w:left w:val="single" w:color="000000" w:sz="4"/>
+              <w:bottom w:val="single" w:color="000000" w:sz="4"/>
+              <w:right w:val="single" w:color="000000" w:sz="4"/>
+            </w:tcBorders>
+            <w:tcMar>
+              <w:top w:type="dxa" w:w="30"/>
+              <w:left w:type="dxa" w:w="80"/>
+              <w:bottom w:type="dxa" w:w="30"/>
+              <w:right w:type="dxa" w:w="80"/>
+            </w:tcMar>
+            <w:vAlign w:val="center"/>
+          </w:tcPr>
+          <w:p>
+            <w:pPr>
+              <w:spacing w:line="240"/>
+              <w:jc w:val="left"/>
+            </w:pPr>
+            <w:r>
+              <w:rPr>
+                <w:rFonts w:ascii="Times New Roman" w:cs="Times New Roman" w:eastAsia="Times New Roman" w:hAnsi="Times New Roman"/>
+                <w:b w:val="false"/>
+                <w:bCs w:val="false"/>
+                <w:sz w:val="20"/>
+                <w:szCs w:val="20"/>
+              </w:rPr>
+              <w:t xml:space="preserve">Таусоғар, Темір хан</w:t>
+            </w:r>
+          </w:p>
+        </w:tc>
+        <w:tc>
+          <w:tcPr>
+            <w:tcW w:type="dxa" w:w="3809"/>
+            <w:tcBorders>
+              <w:top w:val="single" w:color="000000" w:sz="4"/>
+              <w:left w:val="single" w:color="000000" w:sz="4"/>
+              <w:bottom w:val="single" w:color="000000" w:sz="4"/>
+              <w:right w:val="single" w:color="000000" w:sz="4"/>
+            </w:tcBorders>
+            <w:tcMar>
+              <w:top w:type="dxa" w:w="30"/>
+              <w:left w:type="dxa" w:w="80"/>
+              <w:bottom w:type="dxa" w:w="30"/>
+              <w:right w:type="dxa" w:w="80"/>
+            </w:tcMar>
+            <w:vAlign w:val="center"/>
+          </w:tcPr>
+          <w:p>
+            <w:pPr>
+              <w:spacing w:line="240"/>
+              <w:jc w:val="left"/>
+            </w:pPr>
+            <w:r>
+              <w:rPr>
+                <w:rFonts w:ascii="Times New Roman" w:cs="Times New Roman" w:eastAsia="Times New Roman" w:hAnsi="Times New Roman"/>
+                <w:b w:val="false"/>
+                <w:bCs w:val="false"/>
+                <w:sz w:val="20"/>
+                <w:szCs w:val="20"/>
+              </w:rPr>
+              <w:t xml:space="preserve">Балуан күресінде жер астының алыптары Таусоғарға шақ келмейді, ол тауды көтеріп, күшін көрсетеді.</w:t>
+            </w:r>
+          </w:p>
+          <w:p>
+            <w:pPr>
+              <w:spacing w:line="240"/>
+              <w:jc w:val="left"/>
+            </w:pPr>
+            <w:r>
+              <w:rPr>
+                <w:rFonts w:ascii="Times New Roman" w:cs="Times New Roman" w:eastAsia="Times New Roman" w:hAnsi="Times New Roman"/>
+                <w:b w:val="false"/>
+                <w:bCs w:val="false"/>
+                <w:sz w:val="20"/>
+                <w:szCs w:val="20"/>
+              </w:rPr>
+              <w:t xml:space="preserve">Үзінді: «Балуан күресі басталады. Таусоғарға балуан шақ келмейді. Жер астының алыптарының бәрі жығылып бітеді. Күресуге кісі шықпаған соң, Таусоғар бір тауды көтеріп алып, жұртқа күшін көрсетеді. Темір хан мен Кеще хан қатты сасып: -Тауды біз жаққа қоя көрмесін! - деп Төстікке жалынады.»</w:t>
+            </w:r>
+          </w:p>
+        </w:tc>
+        <w:tc>
+          <w:tcPr>
+            <w:tcW w:type="dxa" w:w="729"/>
+            <w:tcBorders>
+              <w:top w:val="single" w:color="000000" w:sz="4"/>
+              <w:left w:val="single" w:color="000000" w:sz="4"/>
+              <w:bottom w:val="single" w:color="000000" w:sz="4"/>
+              <w:right w:val="single" w:color="000000" w:sz="4"/>
+            </w:tcBorders>
+            <w:tcMar>
+              <w:top w:type="dxa" w:w="30"/>
+              <w:left w:type="dxa" w:w="80"/>
+              <w:bottom w:type="dxa" w:w="30"/>
+              <w:right w:type="dxa" w:w="80"/>
+            </w:tcMar>
+            <w:vAlign w:val="center"/>
+          </w:tcPr>
+          <w:p>
+            <w:pPr>
+              <w:spacing w:line="240"/>
+              <w:jc w:val="center"/>
+            </w:pPr>
+            <w:r>
+              <w:rPr>
+                <w:rFonts w:ascii="Times New Roman" w:cs="Times New Roman" w:eastAsia="Times New Roman" w:hAnsi="Times New Roman"/>
+                <w:b w:val="false"/>
+                <w:bCs w:val="false"/>
+                <w:sz w:val="20"/>
+                <w:szCs w:val="20"/>
+              </w:rPr>
+              <w:t xml:space="preserve">С</w:t>
+            </w:r>
+          </w:p>
+        </w:tc>
+      </w:tr>
+      <w:tr>
+        <w:trPr>
+          <w:cantSplit/>
+        </w:trPr>
+        <w:tc>
+          <w:tcPr>
+            <w:tcW w:type="dxa" w:w="453"/>
+            <w:tcBorders>
+              <w:top w:val="single" w:color="000000" w:sz="4"/>
+              <w:left w:val="single" w:color="000000" w:sz="4"/>
+              <w:bottom w:val="single" w:color="000000" w:sz="4"/>
+              <w:right w:val="single" w:color="000000" w:sz="4"/>
+            </w:tcBorders>
+            <w:tcMar>
+              <w:top w:type="dxa" w:w="30"/>
+              <w:left w:type="dxa" w:w="80"/>
+              <w:bottom w:type="dxa" w:w="30"/>
+              <w:right w:type="dxa" w:w="80"/>
+            </w:tcMar>
+            <w:vAlign w:val="center"/>
+          </w:tcPr>
+          <w:p>
+            <w:pPr>
+              <w:spacing w:line="240"/>
+              <w:jc w:val="center"/>
+            </w:pPr>
+            <w:r>
+              <w:rPr>
+                <w:rFonts w:ascii="Times New Roman" w:cs="Times New Roman" w:eastAsia="Times New Roman" w:hAnsi="Times New Roman"/>
+                <w:b w:val="false"/>
+                <w:bCs w:val="false"/>
+                <w:sz w:val="20"/>
+                <w:szCs w:val="20"/>
+              </w:rPr>
+              <w:t xml:space="preserve">6</w:t>
+            </w:r>
+          </w:p>
+        </w:tc>
+        <w:tc>
+          <w:tcPr>
+            <w:tcW w:type="dxa" w:w="1632"/>
+            <w:tcBorders>
+              <w:top w:val="single" w:color="000000" w:sz="4"/>
+              <w:left w:val="single" w:color="000000" w:sz="4"/>
+              <w:bottom w:val="single" w:color="000000" w:sz="4"/>
+              <w:right w:val="single" w:color="000000" w:sz="4"/>
+            </w:tcBorders>
+            <w:tcMar>
+              <w:top w:type="dxa" w:w="30"/>
+              <w:left w:type="dxa" w:w="80"/>
+              <w:bottom w:type="dxa" w:w="30"/>
+              <w:right w:type="dxa" w:w="80"/>
+            </w:tcMar>
+            <w:vAlign w:val="center"/>
+          </w:tcPr>
+          <w:p>
+            <w:pPr>
+              <w:spacing w:line="240"/>
+              <w:jc w:val="left"/>
+            </w:pPr>
+            <w:r>
+              <w:rPr>
+                <w:rFonts w:ascii="Times New Roman" w:cs="Times New Roman" w:eastAsia="Times New Roman" w:hAnsi="Times New Roman"/>
+                <w:b w:val="false"/>
+                <w:bCs w:val="false"/>
+                <w:sz w:val="20"/>
+                <w:szCs w:val="20"/>
+              </w:rPr>
+              <w:t xml:space="preserve">«Ер Төстік» (ертегі)</w:t>
+            </w:r>
+          </w:p>
+        </w:tc>
+        <w:tc>
+          <w:tcPr>
+            <w:tcW w:type="dxa" w:w="1179"/>
+            <w:tcBorders>
+              <w:top w:val="single" w:color="000000" w:sz="4"/>
+              <w:left w:val="single" w:color="000000" w:sz="4"/>
+              <w:bottom w:val="single" w:color="000000" w:sz="4"/>
+              <w:right w:val="single" w:color="000000" w:sz="4"/>
+            </w:tcBorders>
+            <w:tcMar>
+              <w:top w:type="dxa" w:w="30"/>
+              <w:left w:type="dxa" w:w="80"/>
+              <w:bottom w:type="dxa" w:w="30"/>
+              <w:right w:type="dxa" w:w="80"/>
+            </w:tcMar>
+            <w:vAlign w:val="center"/>
+          </w:tcPr>
+          <w:p>
+            <w:pPr>
+              <w:spacing w:line="240"/>
+              <w:jc w:val="left"/>
+            </w:pPr>
+            <w:r>
+              <w:rPr>
+                <w:rFonts w:ascii="Times New Roman" w:cs="Times New Roman" w:eastAsia="Times New Roman" w:hAnsi="Times New Roman"/>
+                <w:b w:val="false"/>
+                <w:bCs w:val="false"/>
+                <w:sz w:val="20"/>
+                <w:szCs w:val="20"/>
+              </w:rPr>
+              <w:t xml:space="preserve">Асық</w:t>
+            </w:r>
+          </w:p>
+        </w:tc>
+        <w:tc>
+          <w:tcPr>
+            <w:tcW w:type="dxa" w:w="1269"/>
+            <w:tcBorders>
+              <w:top w:val="single" w:color="000000" w:sz="4"/>
+              <w:left w:val="single" w:color="000000" w:sz="4"/>
+              <w:bottom w:val="single" w:color="000000" w:sz="4"/>
+              <w:right w:val="single" w:color="000000" w:sz="4"/>
+            </w:tcBorders>
+            <w:tcMar>
+              <w:top w:type="dxa" w:w="30"/>
+              <w:left w:type="dxa" w:w="80"/>
+              <w:bottom w:type="dxa" w:w="30"/>
+              <w:right w:type="dxa" w:w="80"/>
+            </w:tcMar>
+            <w:vAlign w:val="center"/>
+          </w:tcPr>
+          <w:p>
+            <w:pPr>
+              <w:spacing w:line="240"/>
+              <w:jc w:val="left"/>
+            </w:pPr>
+            <w:r>
+              <w:rPr>
+                <w:rFonts w:ascii="Times New Roman" w:cs="Times New Roman" w:eastAsia="Times New Roman" w:hAnsi="Times New Roman"/>
+                <w:b w:val="false"/>
+                <w:bCs w:val="false"/>
+                <w:sz w:val="20"/>
+                <w:szCs w:val="20"/>
+              </w:rPr>
+              <w:t xml:space="preserve">Ер Төстік</w:t>
+            </w:r>
+          </w:p>
+        </w:tc>
+        <w:tc>
+          <w:tcPr>
+            <w:tcW w:type="dxa" w:w="3809"/>
+            <w:tcBorders>
+              <w:top w:val="single" w:color="000000" w:sz="4"/>
+              <w:left w:val="single" w:color="000000" w:sz="4"/>
+              <w:bottom w:val="single" w:color="000000" w:sz="4"/>
+              <w:right w:val="single" w:color="000000" w:sz="4"/>
+            </w:tcBorders>
+            <w:tcMar>
+              <w:top w:type="dxa" w:w="30"/>
+              <w:left w:type="dxa" w:w="80"/>
+              <w:bottom w:type="dxa" w:w="30"/>
+              <w:right w:type="dxa" w:w="80"/>
+            </w:tcMar>
+            <w:vAlign w:val="center"/>
+          </w:tcPr>
+          <w:p>
+            <w:pPr>
+              <w:spacing w:line="240"/>
+              <w:jc w:val="left"/>
+            </w:pPr>
+            <w:r>
+              <w:rPr>
+                <w:rFonts w:ascii="Times New Roman" w:cs="Times New Roman" w:eastAsia="Times New Roman" w:hAnsi="Times New Roman"/>
+                <w:b w:val="false"/>
+                <w:bCs w:val="false"/>
+                <w:sz w:val="20"/>
+                <w:szCs w:val="20"/>
+              </w:rPr>
+              <w:t xml:space="preserve">Төстік асық ойнап жүріп, кемпірдің баласын ұрып қалады; кемпірдің ызасынан кейін Төстік ағаларын іздеп жолға шығады.</w:t>
+            </w:r>
+          </w:p>
+          <w:p>
+            <w:pPr>
+              <w:spacing w:line="240"/>
+              <w:jc w:val="left"/>
+            </w:pPr>
+            <w:r>
+              <w:rPr>
+                <w:rFonts w:ascii="Times New Roman" w:cs="Times New Roman" w:eastAsia="Times New Roman" w:hAnsi="Times New Roman"/>
+                <w:b w:val="false"/>
+                <w:bCs w:val="false"/>
+                <w:sz w:val="20"/>
+                <w:szCs w:val="20"/>
+              </w:rPr>
+              <w:t xml:space="preserve">Үзінді: «Тағы бір күні Төстік асық ойнап жүріп, әлгі кемпірдің жалғыз баласын жұдырығымен қойып жіберсе, бала талып қалады.»</w:t>
+            </w:r>
+          </w:p>
+        </w:tc>
+        <w:tc>
+          <w:tcPr>
+            <w:tcW w:type="dxa" w:w="729"/>
+            <w:tcBorders>
+              <w:top w:val="single" w:color="000000" w:sz="4"/>
+              <w:left w:val="single" w:color="000000" w:sz="4"/>
+              <w:bottom w:val="single" w:color="000000" w:sz="4"/>
+              <w:right w:val="single" w:color="000000" w:sz="4"/>
+            </w:tcBorders>
+            <w:tcMar>
+              <w:top w:type="dxa" w:w="30"/>
+              <w:left w:type="dxa" w:w="80"/>
+              <w:bottom w:type="dxa" w:w="30"/>
+              <w:right w:type="dxa" w:w="80"/>
+            </w:tcMar>
+            <w:vAlign w:val="center"/>
+          </w:tcPr>
+          <w:p>
+            <w:pPr>
+              <w:spacing w:line="240"/>
+              <w:jc w:val="center"/>
+            </w:pPr>
+            <w:r>
+              <w:rPr>
+                <w:rFonts w:ascii="Times New Roman" w:cs="Times New Roman" w:eastAsia="Times New Roman" w:hAnsi="Times New Roman"/>
+                <w:b w:val="false"/>
+                <w:bCs w:val="false"/>
+                <w:sz w:val="20"/>
+                <w:szCs w:val="20"/>
+              </w:rPr>
+              <w:t xml:space="preserve">Б</w:t>
+            </w:r>
+          </w:p>
+        </w:tc>
+      </w:tr>
+      <w:tr>
+        <w:trPr>
+          <w:cantSplit/>
+        </w:trPr>
+        <w:tc>
+          <w:tcPr>
+            <w:tcW w:type="dxa" w:w="453"/>
+            <w:tcBorders>
+              <w:top w:val="single" w:color="000000" w:sz="4"/>
+              <w:left w:val="single" w:color="000000" w:sz="4"/>
+              <w:bottom w:val="single" w:color="000000" w:sz="4"/>
+              <w:right w:val="single" w:color="000000" w:sz="4"/>
+            </w:tcBorders>
+            <w:tcMar>
+              <w:top w:type="dxa" w:w="30"/>
+              <w:left w:type="dxa" w:w="80"/>
+              <w:bottom w:type="dxa" w:w="30"/>
+              <w:right w:type="dxa" w:w="80"/>
+            </w:tcMar>
+            <w:vAlign w:val="center"/>
+          </w:tcPr>
+          <w:p>
+            <w:pPr>
+              <w:spacing w:line="240"/>
+              <w:jc w:val="center"/>
+            </w:pPr>
+            <w:r>
+              <w:rPr>
+                <w:rFonts w:ascii="Times New Roman" w:cs="Times New Roman" w:eastAsia="Times New Roman" w:hAnsi="Times New Roman"/>
+                <w:b w:val="false"/>
+                <w:bCs w:val="false"/>
+                <w:sz w:val="20"/>
+                <w:szCs w:val="20"/>
+              </w:rPr>
+              <w:t xml:space="preserve">7</w:t>
+            </w:r>
+          </w:p>
+        </w:tc>
+        <w:tc>
+          <w:tcPr>
+            <w:tcW w:type="dxa" w:w="1632"/>
+            <w:tcBorders>
+              <w:top w:val="single" w:color="000000" w:sz="4"/>
+              <w:left w:val="single" w:color="000000" w:sz="4"/>
+              <w:bottom w:val="single" w:color="000000" w:sz="4"/>
+              <w:right w:val="single" w:color="000000" w:sz="4"/>
+            </w:tcBorders>
+            <w:tcMar>
+              <w:top w:type="dxa" w:w="30"/>
+              <w:left w:type="dxa" w:w="80"/>
+              <w:bottom w:type="dxa" w:w="30"/>
+              <w:right w:type="dxa" w:w="80"/>
+            </w:tcMar>
+            <w:vAlign w:val="center"/>
+          </w:tcPr>
+          <w:p>
+            <w:pPr>
+              <w:spacing w:line="240"/>
+              <w:jc w:val="left"/>
+            </w:pPr>
+            <w:r>
+              <w:rPr>
+                <w:rFonts w:ascii="Times New Roman" w:cs="Times New Roman" w:eastAsia="Times New Roman" w:hAnsi="Times New Roman"/>
+                <w:b w:val="false"/>
+                <w:bCs w:val="false"/>
+                <w:sz w:val="20"/>
+                <w:szCs w:val="20"/>
+              </w:rPr>
+              <w:t xml:space="preserve">«Керқұла атты Кендебай» (ертегі)</w:t>
+            </w:r>
+          </w:p>
+        </w:tc>
+        <w:tc>
+          <w:tcPr>
+            <w:tcW w:type="dxa" w:w="1179"/>
+            <w:tcBorders>
+              <w:top w:val="single" w:color="000000" w:sz="4"/>
+              <w:left w:val="single" w:color="000000" w:sz="4"/>
+              <w:bottom w:val="single" w:color="000000" w:sz="4"/>
+              <w:right w:val="single" w:color="000000" w:sz="4"/>
+            </w:tcBorders>
+            <w:tcMar>
+              <w:top w:type="dxa" w:w="30"/>
+              <w:left w:type="dxa" w:w="80"/>
+              <w:bottom w:type="dxa" w:w="30"/>
+              <w:right w:type="dxa" w:w="80"/>
+            </w:tcMar>
+            <w:vAlign w:val="center"/>
+          </w:tcPr>
+          <w:p>
+            <w:pPr>
+              <w:spacing w:line="240"/>
+              <w:jc w:val="left"/>
+            </w:pPr>
+            <w:r>
+              <w:rPr>
+                <w:rFonts w:ascii="Times New Roman" w:cs="Times New Roman" w:eastAsia="Times New Roman" w:hAnsi="Times New Roman"/>
+                <w:b w:val="false"/>
+                <w:bCs w:val="false"/>
+                <w:sz w:val="20"/>
+                <w:szCs w:val="20"/>
+              </w:rPr>
+              <w:t xml:space="preserve">Күрес</w:t>
+            </w:r>
+          </w:p>
+        </w:tc>
+        <w:tc>
+          <w:tcPr>
+            <w:tcW w:type="dxa" w:w="1269"/>
+            <w:tcBorders>
+              <w:top w:val="single" w:color="000000" w:sz="4"/>
+              <w:left w:val="single" w:color="000000" w:sz="4"/>
+              <w:bottom w:val="single" w:color="000000" w:sz="4"/>
+              <w:right w:val="single" w:color="000000" w:sz="4"/>
+            </w:tcBorders>
+            <w:tcMar>
+              <w:top w:type="dxa" w:w="30"/>
+              <w:left w:type="dxa" w:w="80"/>
+              <w:bottom w:type="dxa" w:w="30"/>
+              <w:right w:type="dxa" w:w="80"/>
+            </w:tcMar>
+            <w:vAlign w:val="center"/>
+          </w:tcPr>
+          <w:p>
+            <w:pPr>
+              <w:spacing w:line="240"/>
+              <w:jc w:val="left"/>
+            </w:pPr>
+            <w:r>
+              <w:rPr>
+                <w:rFonts w:ascii="Times New Roman" w:cs="Times New Roman" w:eastAsia="Times New Roman" w:hAnsi="Times New Roman"/>
+                <w:b w:val="false"/>
+                <w:bCs w:val="false"/>
+                <w:sz w:val="20"/>
+                <w:szCs w:val="20"/>
+              </w:rPr>
+              <w:t xml:space="preserve">Кендебай</w:t>
+            </w:r>
+          </w:p>
+        </w:tc>
+        <w:tc>
+          <w:tcPr>
+            <w:tcW w:type="dxa" w:w="3809"/>
+            <w:tcBorders>
+              <w:top w:val="single" w:color="000000" w:sz="4"/>
+              <w:left w:val="single" w:color="000000" w:sz="4"/>
+              <w:bottom w:val="single" w:color="000000" w:sz="4"/>
+              <w:right w:val="single" w:color="000000" w:sz="4"/>
+            </w:tcBorders>
+            <w:tcMar>
+              <w:top w:type="dxa" w:w="30"/>
+              <w:left w:type="dxa" w:w="80"/>
+              <w:bottom w:type="dxa" w:w="30"/>
+              <w:right w:type="dxa" w:w="80"/>
+            </w:tcMar>
+            <w:vAlign w:val="center"/>
+          </w:tcPr>
+          <w:p>
+            <w:pPr>
+              <w:spacing w:line="240"/>
+              <w:jc w:val="left"/>
+            </w:pPr>
+            <w:r>
+              <w:rPr>
+                <w:rFonts w:ascii="Times New Roman" w:cs="Times New Roman" w:eastAsia="Times New Roman" w:hAnsi="Times New Roman"/>
+                <w:b w:val="false"/>
+                <w:bCs w:val="false"/>
+                <w:sz w:val="20"/>
+                <w:szCs w:val="20"/>
+              </w:rPr>
+              <w:t xml:space="preserve">Кендебай ерекше күшті болып өседі: күрескенін жыға береді, құдыққа құлаған түйелерді жалғыз тартып шығарады.</w:t>
+            </w:r>
+          </w:p>
+          <w:p>
+            <w:pPr>
+              <w:spacing w:line="240"/>
+              <w:jc w:val="left"/>
+            </w:pPr>
+            <w:r>
+              <w:rPr>
+                <w:rFonts w:ascii="Times New Roman" w:cs="Times New Roman" w:eastAsia="Times New Roman" w:hAnsi="Times New Roman"/>
+                <w:b w:val="false"/>
+                <w:bCs w:val="false"/>
+                <w:sz w:val="20"/>
+                <w:szCs w:val="20"/>
+              </w:rPr>
+              <w:t xml:space="preserve">Үзінді: «Сондай күшті болыпты, алысқанын алып ұра беріпті, күрескенін жыға беріпті, шыңырау құдыққа құлаған атандарды жалғыз тартып шығара беріпті.»</w:t>
+            </w:r>
+          </w:p>
+        </w:tc>
+        <w:tc>
+          <w:tcPr>
+            <w:tcW w:type="dxa" w:w="729"/>
+            <w:tcBorders>
+              <w:top w:val="single" w:color="000000" w:sz="4"/>
+              <w:left w:val="single" w:color="000000" w:sz="4"/>
+              <w:bottom w:val="single" w:color="000000" w:sz="4"/>
+              <w:right w:val="single" w:color="000000" w:sz="4"/>
+            </w:tcBorders>
+            <w:tcMar>
+              <w:top w:type="dxa" w:w="30"/>
+              <w:left w:type="dxa" w:w="80"/>
+              <w:bottom w:type="dxa" w:w="30"/>
+              <w:right w:type="dxa" w:w="80"/>
+            </w:tcMar>
+            <w:vAlign w:val="center"/>
+          </w:tcPr>
+          <w:p>
+            <w:pPr>
+              <w:spacing w:line="240"/>
+              <w:jc w:val="center"/>
+            </w:pPr>
+            <w:r>
+              <w:rPr>
+                <w:rFonts w:ascii="Times New Roman" w:cs="Times New Roman" w:eastAsia="Times New Roman" w:hAnsi="Times New Roman"/>
+                <w:b w:val="false"/>
+                <w:bCs w:val="false"/>
+                <w:sz w:val="20"/>
+                <w:szCs w:val="20"/>
+              </w:rPr>
+              <w:t xml:space="preserve">Б</w:t>
+            </w:r>
+          </w:p>
+        </w:tc>
+      </w:tr>
+      <w:tr>
+        <w:trPr>
+          <w:cantSplit/>
+        </w:trPr>
+        <w:tc>
+          <w:tcPr>
+            <w:tcW w:type="dxa" w:w="453"/>
+            <w:tcBorders>
+              <w:top w:val="single" w:color="000000" w:sz="4"/>
+              <w:left w:val="single" w:color="000000" w:sz="4"/>
+              <w:bottom w:val="single" w:color="000000" w:sz="4"/>
+              <w:right w:val="single" w:color="000000" w:sz="4"/>
+            </w:tcBorders>
+            <w:tcMar>
+              <w:top w:type="dxa" w:w="30"/>
+              <w:left w:type="dxa" w:w="80"/>
+              <w:bottom w:type="dxa" w:w="30"/>
+              <w:right w:type="dxa" w:w="80"/>
+            </w:tcMar>
+            <w:vAlign w:val="center"/>
+          </w:tcPr>
+          <w:p>
+            <w:pPr>
+              <w:spacing w:line="240"/>
+              <w:jc w:val="center"/>
+            </w:pPr>
+            <w:r>
+              <w:rPr>
+                <w:rFonts w:ascii="Times New Roman" w:cs="Times New Roman" w:eastAsia="Times New Roman" w:hAnsi="Times New Roman"/>
+                <w:b w:val="false"/>
+                <w:bCs w:val="false"/>
+                <w:sz w:val="20"/>
+                <w:szCs w:val="20"/>
+              </w:rPr>
+              <w:t xml:space="preserve">8</w:t>
+            </w:r>
+          </w:p>
+        </w:tc>
+        <w:tc>
+          <w:tcPr>
+            <w:tcW w:type="dxa" w:w="1632"/>
+            <w:tcBorders>
+              <w:top w:val="single" w:color="000000" w:sz="4"/>
+              <w:left w:val="single" w:color="000000" w:sz="4"/>
+              <w:bottom w:val="single" w:color="000000" w:sz="4"/>
+              <w:right w:val="single" w:color="000000" w:sz="4"/>
+            </w:tcBorders>
+            <w:tcMar>
+              <w:top w:type="dxa" w:w="30"/>
+              <w:left w:type="dxa" w:w="80"/>
+              <w:bottom w:type="dxa" w:w="30"/>
+              <w:right w:type="dxa" w:w="80"/>
+            </w:tcMar>
+            <w:vAlign w:val="center"/>
+          </w:tcPr>
+          <w:p>
+            <w:pPr>
+              <w:spacing w:line="240"/>
+              <w:jc w:val="left"/>
+            </w:pPr>
+            <w:r>
+              <w:rPr>
+                <w:rFonts w:ascii="Times New Roman" w:cs="Times New Roman" w:eastAsia="Times New Roman" w:hAnsi="Times New Roman"/>
+                <w:b w:val="false"/>
+                <w:bCs w:val="false"/>
+                <w:sz w:val="20"/>
+                <w:szCs w:val="20"/>
+              </w:rPr>
+              <w:t xml:space="preserve">«Алтын сақа» (ертегі)</w:t>
+            </w:r>
+          </w:p>
+        </w:tc>
+        <w:tc>
+          <w:tcPr>
+            <w:tcW w:type="dxa" w:w="1179"/>
+            <w:tcBorders>
+              <w:top w:val="single" w:color="000000" w:sz="4"/>
+              <w:left w:val="single" w:color="000000" w:sz="4"/>
+              <w:bottom w:val="single" w:color="000000" w:sz="4"/>
+              <w:right w:val="single" w:color="000000" w:sz="4"/>
+            </w:tcBorders>
+            <w:tcMar>
+              <w:top w:type="dxa" w:w="30"/>
+              <w:left w:type="dxa" w:w="80"/>
+              <w:bottom w:type="dxa" w:w="30"/>
+              <w:right w:type="dxa" w:w="80"/>
+            </w:tcMar>
+            <w:vAlign w:val="center"/>
+          </w:tcPr>
+          <w:p>
+            <w:pPr>
+              <w:spacing w:line="240"/>
+              <w:jc w:val="left"/>
+            </w:pPr>
+            <w:r>
+              <w:rPr>
+                <w:rFonts w:ascii="Times New Roman" w:cs="Times New Roman" w:eastAsia="Times New Roman" w:hAnsi="Times New Roman"/>
+                <w:b w:val="false"/>
+                <w:bCs w:val="false"/>
+                <w:sz w:val="20"/>
+                <w:szCs w:val="20"/>
+              </w:rPr>
+              <w:t xml:space="preserve">Асық</w:t>
+            </w:r>
+          </w:p>
+        </w:tc>
+        <w:tc>
+          <w:tcPr>
+            <w:tcW w:type="dxa" w:w="1269"/>
+            <w:tcBorders>
+              <w:top w:val="single" w:color="000000" w:sz="4"/>
+              <w:left w:val="single" w:color="000000" w:sz="4"/>
+              <w:bottom w:val="single" w:color="000000" w:sz="4"/>
+              <w:right w:val="single" w:color="000000" w:sz="4"/>
+            </w:tcBorders>
+            <w:tcMar>
+              <w:top w:type="dxa" w:w="30"/>
+              <w:left w:type="dxa" w:w="80"/>
+              <w:bottom w:type="dxa" w:w="30"/>
+              <w:right w:type="dxa" w:w="80"/>
+            </w:tcMar>
+            <w:vAlign w:val="center"/>
+          </w:tcPr>
+          <w:p>
+            <w:pPr>
+              <w:spacing w:line="240"/>
+              <w:jc w:val="left"/>
+            </w:pPr>
+            <w:r>
+              <w:rPr>
+                <w:rFonts w:ascii="Times New Roman" w:cs="Times New Roman" w:eastAsia="Times New Roman" w:hAnsi="Times New Roman"/>
+                <w:b w:val="false"/>
+                <w:bCs w:val="false"/>
+                <w:sz w:val="20"/>
+                <w:szCs w:val="20"/>
+              </w:rPr>
+              <w:t xml:space="preserve">Бала, жалмауыз кемпір</w:t>
+            </w:r>
+          </w:p>
+        </w:tc>
+        <w:tc>
+          <w:tcPr>
+            <w:tcW w:type="dxa" w:w="3809"/>
+            <w:tcBorders>
+              <w:top w:val="single" w:color="000000" w:sz="4"/>
+              <w:left w:val="single" w:color="000000" w:sz="4"/>
+              <w:bottom w:val="single" w:color="000000" w:sz="4"/>
+              <w:right w:val="single" w:color="000000" w:sz="4"/>
+            </w:tcBorders>
+            <w:tcMar>
+              <w:top w:type="dxa" w:w="30"/>
+              <w:left w:type="dxa" w:w="80"/>
+              <w:bottom w:type="dxa" w:w="30"/>
+              <w:right w:type="dxa" w:w="80"/>
+            </w:tcMar>
+            <w:vAlign w:val="center"/>
+          </w:tcPr>
+          <w:p>
+            <w:pPr>
+              <w:spacing w:line="240"/>
+              <w:jc w:val="left"/>
+            </w:pPr>
+            <w:r>
+              <w:rPr>
+                <w:rFonts w:ascii="Times New Roman" w:cs="Times New Roman" w:eastAsia="Times New Roman" w:hAnsi="Times New Roman"/>
+                <w:b w:val="false"/>
+                <w:bCs w:val="false"/>
+                <w:sz w:val="20"/>
+                <w:szCs w:val="20"/>
+              </w:rPr>
+              <w:t xml:space="preserve">Ауыл көшкенде баланың алтын сақасы жұртта қалады; бала оны алуға қайтып барып, жалмауыз кемпірге кездеседі.</w:t>
+            </w:r>
+          </w:p>
+          <w:p>
+            <w:pPr>
+              <w:spacing w:line="240"/>
+              <w:jc w:val="left"/>
+            </w:pPr>
+            <w:r>
+              <w:rPr>
+                <w:rFonts w:ascii="Times New Roman" w:cs="Times New Roman" w:eastAsia="Times New Roman" w:hAnsi="Times New Roman"/>
+                <w:b w:val="false"/>
+                <w:bCs w:val="false"/>
+                <w:sz w:val="20"/>
+                <w:szCs w:val="20"/>
+              </w:rPr>
+              <w:t xml:space="preserve">Үзінді: «Сонымен бай жалмауыз кемпірге уәдесін беріп, жылқыларын айдап, кетіп қалады. Ертеңінде көшеді, жалғыз баласының алтын сақасын ұмыттырып, жұртқа тастап кетеді. Ауыл жаңа қонысқа көшіп барады. Асық ойнайын десе, сақасы жоқ, бала алтын сақасын жоқтап, жылайды. Жұртқа келсе, алтын сақасы ошақ басындағы тезек түбінде жатыр екен. Сақа жанында бір кемпір отыр екен. Бала кемпірге: — Шеше, анау жатқан сақа…»</w:t>
+            </w:r>
+          </w:p>
+        </w:tc>
+        <w:tc>
+          <w:tcPr>
+            <w:tcW w:type="dxa" w:w="729"/>
+            <w:tcBorders>
+              <w:top w:val="single" w:color="000000" w:sz="4"/>
+              <w:left w:val="single" w:color="000000" w:sz="4"/>
+              <w:bottom w:val="single" w:color="000000" w:sz="4"/>
+              <w:right w:val="single" w:color="000000" w:sz="4"/>
+            </w:tcBorders>
+            <w:tcMar>
+              <w:top w:type="dxa" w:w="30"/>
+              <w:left w:type="dxa" w:w="80"/>
+              <w:bottom w:type="dxa" w:w="30"/>
+              <w:right w:type="dxa" w:w="80"/>
+            </w:tcMar>
+            <w:vAlign w:val="center"/>
+          </w:tcPr>
+          <w:p>
+            <w:pPr>
+              <w:spacing w:line="240"/>
+              <w:jc w:val="center"/>
+            </w:pPr>
+            <w:r>
+              <w:rPr>
+                <w:rFonts w:ascii="Times New Roman" w:cs="Times New Roman" w:eastAsia="Times New Roman" w:hAnsi="Times New Roman"/>
+                <w:b w:val="false"/>
+                <w:bCs w:val="false"/>
+                <w:sz w:val="20"/>
+                <w:szCs w:val="20"/>
+              </w:rPr>
+              <w:t xml:space="preserve">Б</w:t>
+            </w:r>
+          </w:p>
+        </w:tc>
+      </w:tr>
+      <w:tr>
+        <w:trPr>
+          <w:cantSplit/>
+        </w:trPr>
+        <w:tc>
+          <w:tcPr>
+            <w:tcW w:type="dxa" w:w="453"/>
+            <w:tcBorders>
+              <w:top w:val="single" w:color="000000" w:sz="4"/>
+              <w:left w:val="single" w:color="000000" w:sz="4"/>
+              <w:bottom w:val="single" w:color="000000" w:sz="4"/>
+              <w:right w:val="single" w:color="000000" w:sz="4"/>
+            </w:tcBorders>
+            <w:tcMar>
+              <w:top w:type="dxa" w:w="30"/>
+              <w:left w:type="dxa" w:w="80"/>
+              <w:bottom w:type="dxa" w:w="30"/>
+              <w:right w:type="dxa" w:w="80"/>
+            </w:tcMar>
+            <w:vAlign w:val="center"/>
+          </w:tcPr>
+          <w:p>
+            <w:pPr>
+              <w:spacing w:line="240"/>
+              <w:jc w:val="center"/>
+            </w:pPr>
+            <w:r>
+              <w:rPr>
+                <w:rFonts w:ascii="Times New Roman" w:cs="Times New Roman" w:eastAsia="Times New Roman" w:hAnsi="Times New Roman"/>
+                <w:b w:val="false"/>
+                <w:bCs w:val="false"/>
+                <w:sz w:val="20"/>
+                <w:szCs w:val="20"/>
+              </w:rPr>
+              <w:t xml:space="preserve">9</w:t>
+            </w:r>
+          </w:p>
+        </w:tc>
+        <w:tc>
+          <w:tcPr>
+            <w:tcW w:type="dxa" w:w="1632"/>
+            <w:tcBorders>
+              <w:top w:val="single" w:color="000000" w:sz="4"/>
+              <w:left w:val="single" w:color="000000" w:sz="4"/>
+              <w:bottom w:val="single" w:color="000000" w:sz="4"/>
+              <w:right w:val="single" w:color="000000" w:sz="4"/>
+            </w:tcBorders>
+            <w:tcMar>
+              <w:top w:type="dxa" w:w="30"/>
+              <w:left w:type="dxa" w:w="80"/>
+              <w:bottom w:type="dxa" w:w="30"/>
+              <w:right w:type="dxa" w:w="80"/>
+            </w:tcMar>
+            <w:vAlign w:val="center"/>
+          </w:tcPr>
+          <w:p>
+            <w:pPr>
+              <w:spacing w:line="240"/>
+              <w:jc w:val="left"/>
+            </w:pPr>
+            <w:r>
+              <w:rPr>
+                <w:rFonts w:ascii="Times New Roman" w:cs="Times New Roman" w:eastAsia="Times New Roman" w:hAnsi="Times New Roman"/>
+                <w:b w:val="false"/>
+                <w:bCs w:val="false"/>
+                <w:sz w:val="20"/>
+                <w:szCs w:val="20"/>
+              </w:rPr>
+              <w:t xml:space="preserve">«Қыз Жібек» (жыр)</w:t>
+            </w:r>
+          </w:p>
+        </w:tc>
+        <w:tc>
+          <w:tcPr>
+            <w:tcW w:type="dxa" w:w="1179"/>
+            <w:tcBorders>
+              <w:top w:val="single" w:color="000000" w:sz="4"/>
+              <w:left w:val="single" w:color="000000" w:sz="4"/>
+              <w:bottom w:val="single" w:color="000000" w:sz="4"/>
+              <w:right w:val="single" w:color="000000" w:sz="4"/>
+            </w:tcBorders>
+            <w:tcMar>
+              <w:top w:type="dxa" w:w="30"/>
+              <w:left w:type="dxa" w:w="80"/>
+              <w:bottom w:type="dxa" w:w="30"/>
+              <w:right w:type="dxa" w:w="80"/>
+            </w:tcMar>
+            <w:vAlign w:val="center"/>
+          </w:tcPr>
+          <w:p>
+            <w:pPr>
+              <w:spacing w:line="240"/>
+              <w:jc w:val="left"/>
+            </w:pPr>
+            <w:r>
+              <w:rPr>
+                <w:rFonts w:ascii="Times New Roman" w:cs="Times New Roman" w:eastAsia="Times New Roman" w:hAnsi="Times New Roman"/>
+                <w:b w:val="false"/>
+                <w:bCs w:val="false"/>
+                <w:sz w:val="20"/>
+                <w:szCs w:val="20"/>
+              </w:rPr>
+              <w:t xml:space="preserve">Асық</w:t>
+            </w:r>
+          </w:p>
+        </w:tc>
+        <w:tc>
+          <w:tcPr>
+            <w:tcW w:type="dxa" w:w="1269"/>
+            <w:tcBorders>
+              <w:top w:val="single" w:color="000000" w:sz="4"/>
+              <w:left w:val="single" w:color="000000" w:sz="4"/>
+              <w:bottom w:val="single" w:color="000000" w:sz="4"/>
+              <w:right w:val="single" w:color="000000" w:sz="4"/>
+            </w:tcBorders>
+            <w:tcMar>
+              <w:top w:type="dxa" w:w="30"/>
+              <w:left w:type="dxa" w:w="80"/>
+              <w:bottom w:type="dxa" w:w="30"/>
+              <w:right w:type="dxa" w:w="80"/>
+            </w:tcMar>
+            <w:vAlign w:val="center"/>
+          </w:tcPr>
+          <w:p>
+            <w:pPr>
+              <w:spacing w:line="240"/>
+              <w:jc w:val="left"/>
+            </w:pPr>
+            <w:r>
+              <w:rPr>
+                <w:rFonts w:ascii="Times New Roman" w:cs="Times New Roman" w:eastAsia="Times New Roman" w:hAnsi="Times New Roman"/>
+                <w:b w:val="false"/>
+                <w:bCs w:val="false"/>
+                <w:sz w:val="20"/>
+                <w:szCs w:val="20"/>
+              </w:rPr>
+              <w:t xml:space="preserve">Жастар</w:t>
+            </w:r>
+          </w:p>
+        </w:tc>
+        <w:tc>
+          <w:tcPr>
+            <w:tcW w:type="dxa" w:w="3809"/>
+            <w:tcBorders>
+              <w:top w:val="single" w:color="000000" w:sz="4"/>
+              <w:left w:val="single" w:color="000000" w:sz="4"/>
+              <w:bottom w:val="single" w:color="000000" w:sz="4"/>
+              <w:right w:val="single" w:color="000000" w:sz="4"/>
+            </w:tcBorders>
+            <w:tcMar>
+              <w:top w:type="dxa" w:w="30"/>
+              <w:left w:type="dxa" w:w="80"/>
+              <w:bottom w:type="dxa" w:w="30"/>
+              <w:right w:type="dxa" w:w="80"/>
+            </w:tcMar>
+            <w:vAlign w:val="center"/>
+          </w:tcPr>
+          <w:p>
+            <w:pPr>
+              <w:spacing w:line="240"/>
+              <w:jc w:val="left"/>
+            </w:pPr>
+            <w:r>
+              <w:rPr>
+                <w:rFonts w:ascii="Times New Roman" w:cs="Times New Roman" w:eastAsia="Times New Roman" w:hAnsi="Times New Roman"/>
+                <w:b w:val="false"/>
+                <w:bCs w:val="false"/>
+                <w:sz w:val="20"/>
+                <w:szCs w:val="20"/>
+              </w:rPr>
+              <w:t xml:space="preserve">Жастардың қызықты өмірі суреттеледі: олар тай-құлындай тебісіп, асық ойнап алысады.</w:t>
+            </w:r>
+          </w:p>
+          <w:p>
+            <w:pPr>
+              <w:spacing w:line="240"/>
+              <w:jc w:val="left"/>
+            </w:pPr>
+            <w:r>
+              <w:rPr>
+                <w:rFonts w:ascii="Times New Roman" w:cs="Times New Roman" w:eastAsia="Times New Roman" w:hAnsi="Times New Roman"/>
+                <w:b w:val="false"/>
+                <w:bCs w:val="false"/>
+                <w:sz w:val="20"/>
+                <w:szCs w:val="20"/>
+              </w:rPr>
+              <w:t xml:space="preserve">Үзінді: «Көп қызыққа батысқан, Тай құлындай тебіскен, Асық ойнап алысқан.»</w:t>
+            </w:r>
+          </w:p>
+        </w:tc>
+        <w:tc>
+          <w:tcPr>
+            <w:tcW w:type="dxa" w:w="729"/>
+            <w:tcBorders>
+              <w:top w:val="single" w:color="000000" w:sz="4"/>
+              <w:left w:val="single" w:color="000000" w:sz="4"/>
+              <w:bottom w:val="single" w:color="000000" w:sz="4"/>
+              <w:right w:val="single" w:color="000000" w:sz="4"/>
+            </w:tcBorders>
+            <w:tcMar>
+              <w:top w:type="dxa" w:w="30"/>
+              <w:left w:type="dxa" w:w="80"/>
+              <w:bottom w:type="dxa" w:w="30"/>
+              <w:right w:type="dxa" w:w="80"/>
+            </w:tcMar>
+            <w:vAlign w:val="center"/>
+          </w:tcPr>
+          <w:p>
+            <w:pPr>
+              <w:spacing w:line="240"/>
+              <w:jc w:val="center"/>
+            </w:pPr>
+            <w:r>
+              <w:rPr>
+                <w:rFonts w:ascii="Times New Roman" w:cs="Times New Roman" w:eastAsia="Times New Roman" w:hAnsi="Times New Roman"/>
+                <w:b w:val="false"/>
+                <w:bCs w:val="false"/>
+                <w:sz w:val="20"/>
+                <w:szCs w:val="20"/>
+              </w:rPr>
+              <w:t xml:space="preserve">Б</w:t>
+            </w:r>
+          </w:p>
+        </w:tc>
+      </w:tr>
+      <w:tr>
+        <w:trPr>
+          <w:cantSplit/>
+        </w:trPr>
+        <w:tc>
+          <w:tcPr>
+            <w:tcW w:type="dxa" w:w="453"/>
+            <w:tcBorders>
+              <w:top w:val="single" w:color="000000" w:sz="4"/>
+              <w:left w:val="single" w:color="000000" w:sz="4"/>
+              <w:bottom w:val="single" w:color="000000" w:sz="4"/>
+              <w:right w:val="single" w:color="000000" w:sz="4"/>
+            </w:tcBorders>
+            <w:tcMar>
+              <w:top w:type="dxa" w:w="30"/>
+              <w:left w:type="dxa" w:w="80"/>
+              <w:bottom w:type="dxa" w:w="30"/>
+              <w:right w:type="dxa" w:w="80"/>
+            </w:tcMar>
+            <w:vAlign w:val="center"/>
+          </w:tcPr>
+          <w:p>
+            <w:pPr>
+              <w:spacing w:line="240"/>
+              <w:jc w:val="center"/>
+            </w:pPr>
+            <w:r>
+              <w:rPr>
+                <w:rFonts w:ascii="Times New Roman" w:cs="Times New Roman" w:eastAsia="Times New Roman" w:hAnsi="Times New Roman"/>
+                <w:b w:val="false"/>
+                <w:bCs w:val="false"/>
+                <w:sz w:val="20"/>
+                <w:szCs w:val="20"/>
+              </w:rPr>
+              <w:t xml:space="preserve">10</w:t>
+            </w:r>
+          </w:p>
+        </w:tc>
+        <w:tc>
+          <w:tcPr>
+            <w:tcW w:type="dxa" w:w="1632"/>
+            <w:tcBorders>
+              <w:top w:val="single" w:color="000000" w:sz="4"/>
+              <w:left w:val="single" w:color="000000" w:sz="4"/>
+              <w:bottom w:val="single" w:color="000000" w:sz="4"/>
+              <w:right w:val="single" w:color="000000" w:sz="4"/>
+            </w:tcBorders>
+            <w:tcMar>
+              <w:top w:type="dxa" w:w="30"/>
+              <w:left w:type="dxa" w:w="80"/>
+              <w:bottom w:type="dxa" w:w="30"/>
+              <w:right w:type="dxa" w:w="80"/>
+            </w:tcMar>
+            <w:vAlign w:val="center"/>
+          </w:tcPr>
+          <w:p>
+            <w:pPr>
+              <w:spacing w:line="240"/>
+              <w:jc w:val="left"/>
+            </w:pPr>
+            <w:r>
+              <w:rPr>
+                <w:rFonts w:ascii="Times New Roman" w:cs="Times New Roman" w:eastAsia="Times New Roman" w:hAnsi="Times New Roman"/>
+                <w:b w:val="false"/>
+                <w:bCs w:val="false"/>
+                <w:sz w:val="20"/>
+                <w:szCs w:val="20"/>
+              </w:rPr>
+              <w:t xml:space="preserve">«Күн астындағы Күнікей қыз» (ертегі)</w:t>
+            </w:r>
+          </w:p>
+        </w:tc>
+        <w:tc>
+          <w:tcPr>
+            <w:tcW w:type="dxa" w:w="1179"/>
+            <w:tcBorders>
+              <w:top w:val="single" w:color="000000" w:sz="4"/>
+              <w:left w:val="single" w:color="000000" w:sz="4"/>
+              <w:bottom w:val="single" w:color="000000" w:sz="4"/>
+              <w:right w:val="single" w:color="000000" w:sz="4"/>
+            </w:tcBorders>
+            <w:tcMar>
+              <w:top w:type="dxa" w:w="30"/>
+              <w:left w:type="dxa" w:w="80"/>
+              <w:bottom w:type="dxa" w:w="30"/>
+              <w:right w:type="dxa" w:w="80"/>
+            </w:tcMar>
+            <w:vAlign w:val="center"/>
+          </w:tcPr>
+          <w:p>
+            <w:pPr>
+              <w:spacing w:line="240"/>
+              <w:jc w:val="left"/>
+            </w:pPr>
+            <w:r>
+              <w:rPr>
+                <w:rFonts w:ascii="Times New Roman" w:cs="Times New Roman" w:eastAsia="Times New Roman" w:hAnsi="Times New Roman"/>
+                <w:b w:val="false"/>
+                <w:bCs w:val="false"/>
+                <w:sz w:val="20"/>
+                <w:szCs w:val="20"/>
+              </w:rPr>
+              <w:t xml:space="preserve">Жаяу бәйге</w:t>
+            </w:r>
+          </w:p>
+        </w:tc>
+        <w:tc>
+          <w:tcPr>
+            <w:tcW w:type="dxa" w:w="1269"/>
+            <w:tcBorders>
+              <w:top w:val="single" w:color="000000" w:sz="4"/>
+              <w:left w:val="single" w:color="000000" w:sz="4"/>
+              <w:bottom w:val="single" w:color="000000" w:sz="4"/>
+              <w:right w:val="single" w:color="000000" w:sz="4"/>
+            </w:tcBorders>
+            <w:tcMar>
+              <w:top w:type="dxa" w:w="30"/>
+              <w:left w:type="dxa" w:w="80"/>
+              <w:bottom w:type="dxa" w:w="30"/>
+              <w:right w:type="dxa" w:w="80"/>
+            </w:tcMar>
+            <w:vAlign w:val="center"/>
+          </w:tcPr>
+          <w:p>
+            <w:pPr>
+              <w:spacing w:line="240"/>
+              <w:jc w:val="left"/>
+            </w:pPr>
+            <w:r>
+              <w:rPr>
+                <w:rFonts w:ascii="Times New Roman" w:cs="Times New Roman" w:eastAsia="Times New Roman" w:hAnsi="Times New Roman"/>
+                <w:b w:val="false"/>
+                <w:bCs w:val="false"/>
+                <w:sz w:val="20"/>
+                <w:szCs w:val="20"/>
+              </w:rPr>
+              <w:t xml:space="preserve">Бала, мыстан кемпір, хан</w:t>
+            </w:r>
+          </w:p>
+        </w:tc>
+        <w:tc>
+          <w:tcPr>
+            <w:tcW w:type="dxa" w:w="3809"/>
+            <w:tcBorders>
+              <w:top w:val="single" w:color="000000" w:sz="4"/>
+              <w:left w:val="single" w:color="000000" w:sz="4"/>
+              <w:bottom w:val="single" w:color="000000" w:sz="4"/>
+              <w:right w:val="single" w:color="000000" w:sz="4"/>
+            </w:tcBorders>
+            <w:tcMar>
+              <w:top w:type="dxa" w:w="30"/>
+              <w:left w:type="dxa" w:w="80"/>
+              <w:bottom w:type="dxa" w:w="30"/>
+              <w:right w:type="dxa" w:w="80"/>
+            </w:tcMar>
+            <w:vAlign w:val="center"/>
+          </w:tcPr>
+          <w:p>
+            <w:pPr>
+              <w:spacing w:line="240"/>
+              <w:jc w:val="left"/>
+            </w:pPr>
+            <w:r>
+              <w:rPr>
+                <w:rFonts w:ascii="Times New Roman" w:cs="Times New Roman" w:eastAsia="Times New Roman" w:hAnsi="Times New Roman"/>
+                <w:b w:val="false"/>
+                <w:bCs w:val="false"/>
+                <w:sz w:val="20"/>
+                <w:szCs w:val="20"/>
+              </w:rPr>
+              <w:t xml:space="preserve">Хан сөзінен танып, қызын жаяу бәйгеде озған адамға беретінін айтады; ханның жағынан жүйрік мыстан кемпір шығады.</w:t>
+            </w:r>
+          </w:p>
+          <w:p>
+            <w:pPr>
+              <w:spacing w:line="240"/>
+              <w:jc w:val="left"/>
+            </w:pPr>
+            <w:r>
+              <w:rPr>
+                <w:rFonts w:ascii="Times New Roman" w:cs="Times New Roman" w:eastAsia="Times New Roman" w:hAnsi="Times New Roman"/>
+                <w:b w:val="false"/>
+                <w:bCs w:val="false"/>
+                <w:sz w:val="20"/>
+                <w:szCs w:val="20"/>
+              </w:rPr>
+              <w:t xml:space="preserve">Үзінді: «Бірақ, хан сөзінен танып, бұл жолы қызын бермей: — Енді жаяу бәйгеден озып келгенге беремін, – дейді. Жаяу бәйгеге ханның елінен бір жүйрік мыстан кемпір шығады.»</w:t>
+            </w:r>
+          </w:p>
+        </w:tc>
+        <w:tc>
+          <w:tcPr>
+            <w:tcW w:type="dxa" w:w="729"/>
+            <w:tcBorders>
+              <w:top w:val="single" w:color="000000" w:sz="4"/>
+              <w:left w:val="single" w:color="000000" w:sz="4"/>
+              <w:bottom w:val="single" w:color="000000" w:sz="4"/>
+              <w:right w:val="single" w:color="000000" w:sz="4"/>
+            </w:tcBorders>
+            <w:tcMar>
+              <w:top w:type="dxa" w:w="30"/>
+              <w:left w:type="dxa" w:w="80"/>
+              <w:bottom w:type="dxa" w:w="30"/>
+              <w:right w:type="dxa" w:w="80"/>
+            </w:tcMar>
+            <w:vAlign w:val="center"/>
+          </w:tcPr>
+          <w:p>
+            <w:pPr>
+              <w:spacing w:line="240"/>
+              <w:jc w:val="center"/>
+            </w:pPr>
+            <w:r>
+              <w:rPr>
+                <w:rFonts w:ascii="Times New Roman" w:cs="Times New Roman" w:eastAsia="Times New Roman" w:hAnsi="Times New Roman"/>
+                <w:b w:val="false"/>
+                <w:bCs w:val="false"/>
+                <w:sz w:val="20"/>
+                <w:szCs w:val="20"/>
+              </w:rPr>
+              <w:t xml:space="preserve">С</w:t>
+            </w:r>
+          </w:p>
+        </w:tc>
+      </w:tr>
+      <w:tr>
+        <w:trPr>
+          <w:cantSplit/>
+        </w:trPr>
+        <w:tc>
+          <w:tcPr>
+            <w:tcW w:type="dxa" w:w="453"/>
+            <w:tcBorders>
+              <w:top w:val="single" w:color="000000" w:sz="4"/>
+              <w:left w:val="single" w:color="000000" w:sz="4"/>
+              <w:bottom w:val="single" w:color="000000" w:sz="4"/>
+              <w:right w:val="single" w:color="000000" w:sz="4"/>
+            </w:tcBorders>
+            <w:tcMar>
+              <w:top w:type="dxa" w:w="30"/>
+              <w:left w:type="dxa" w:w="80"/>
+              <w:bottom w:type="dxa" w:w="30"/>
+              <w:right w:type="dxa" w:w="80"/>
+            </w:tcMar>
+            <w:vAlign w:val="center"/>
+          </w:tcPr>
+          <w:p>
+            <w:pPr>
+              <w:spacing w:line="240"/>
+              <w:jc w:val="center"/>
+            </w:pPr>
+            <w:r>
+              <w:rPr>
+                <w:rFonts w:ascii="Times New Roman" w:cs="Times New Roman" w:eastAsia="Times New Roman" w:hAnsi="Times New Roman"/>
+                <w:b w:val="false"/>
+                <w:bCs w:val="false"/>
+                <w:sz w:val="20"/>
+                <w:szCs w:val="20"/>
+              </w:rPr>
+              <w:t xml:space="preserve">11</w:t>
+            </w:r>
+          </w:p>
+        </w:tc>
+        <w:tc>
+          <w:tcPr>
+            <w:tcW w:type="dxa" w:w="1632"/>
+            <w:tcBorders>
+              <w:top w:val="single" w:color="000000" w:sz="4"/>
+              <w:left w:val="single" w:color="000000" w:sz="4"/>
+              <w:bottom w:val="single" w:color="000000" w:sz="4"/>
+              <w:right w:val="single" w:color="000000" w:sz="4"/>
+            </w:tcBorders>
+            <w:tcMar>
+              <w:top w:type="dxa" w:w="30"/>
+              <w:left w:type="dxa" w:w="80"/>
+              <w:bottom w:type="dxa" w:w="30"/>
+              <w:right w:type="dxa" w:w="80"/>
+            </w:tcMar>
+            <w:vAlign w:val="center"/>
+          </w:tcPr>
+          <w:p>
+            <w:pPr>
+              <w:spacing w:line="240"/>
+              <w:jc w:val="left"/>
+            </w:pPr>
+            <w:r>
+              <w:rPr>
+                <w:rFonts w:ascii="Times New Roman" w:cs="Times New Roman" w:eastAsia="Times New Roman" w:hAnsi="Times New Roman"/>
+                <w:b w:val="false"/>
+                <w:bCs w:val="false"/>
+                <w:sz w:val="20"/>
+                <w:szCs w:val="20"/>
+              </w:rPr>
+              <w:t xml:space="preserve">«Күн астындағы Күнікей қыз» (ертегі)</w:t>
+            </w:r>
+          </w:p>
+        </w:tc>
+        <w:tc>
+          <w:tcPr>
+            <w:tcW w:type="dxa" w:w="1179"/>
+            <w:tcBorders>
+              <w:top w:val="single" w:color="000000" w:sz="4"/>
+              <w:left w:val="single" w:color="000000" w:sz="4"/>
+              <w:bottom w:val="single" w:color="000000" w:sz="4"/>
+              <w:right w:val="single" w:color="000000" w:sz="4"/>
+            </w:tcBorders>
+            <w:tcMar>
+              <w:top w:type="dxa" w:w="30"/>
+              <w:left w:type="dxa" w:w="80"/>
+              <w:bottom w:type="dxa" w:w="30"/>
+              <w:right w:type="dxa" w:w="80"/>
+            </w:tcMar>
+            <w:vAlign w:val="center"/>
+          </w:tcPr>
+          <w:p>
+            <w:pPr>
+              <w:spacing w:line="240"/>
+              <w:jc w:val="left"/>
+            </w:pPr>
+            <w:r>
+              <w:rPr>
+                <w:rFonts w:ascii="Times New Roman" w:cs="Times New Roman" w:eastAsia="Times New Roman" w:hAnsi="Times New Roman"/>
+                <w:b w:val="false"/>
+                <w:bCs w:val="false"/>
+                <w:sz w:val="20"/>
+                <w:szCs w:val="20"/>
+              </w:rPr>
+              <w:t xml:space="preserve">Күрес</w:t>
+            </w:r>
+          </w:p>
+        </w:tc>
+        <w:tc>
+          <w:tcPr>
+            <w:tcW w:type="dxa" w:w="1269"/>
+            <w:tcBorders>
+              <w:top w:val="single" w:color="000000" w:sz="4"/>
+              <w:left w:val="single" w:color="000000" w:sz="4"/>
+              <w:bottom w:val="single" w:color="000000" w:sz="4"/>
+              <w:right w:val="single" w:color="000000" w:sz="4"/>
+            </w:tcBorders>
+            <w:tcMar>
+              <w:top w:type="dxa" w:w="30"/>
+              <w:left w:type="dxa" w:w="80"/>
+              <w:bottom w:type="dxa" w:w="30"/>
+              <w:right w:type="dxa" w:w="80"/>
+            </w:tcMar>
+            <w:vAlign w:val="center"/>
+          </w:tcPr>
+          <w:p>
+            <w:pPr>
+              <w:spacing w:line="240"/>
+              <w:jc w:val="left"/>
+            </w:pPr>
+            <w:r>
+              <w:rPr>
+                <w:rFonts w:ascii="Times New Roman" w:cs="Times New Roman" w:eastAsia="Times New Roman" w:hAnsi="Times New Roman"/>
+                <w:b w:val="false"/>
+                <w:bCs w:val="false"/>
+                <w:sz w:val="20"/>
+                <w:szCs w:val="20"/>
+              </w:rPr>
+              <w:t xml:space="preserve">Дәу, өгіз балуан, хан</w:t>
+            </w:r>
+          </w:p>
+        </w:tc>
+        <w:tc>
+          <w:tcPr>
+            <w:tcW w:type="dxa" w:w="3809"/>
+            <w:tcBorders>
+              <w:top w:val="single" w:color="000000" w:sz="4"/>
+              <w:left w:val="single" w:color="000000" w:sz="4"/>
+              <w:bottom w:val="single" w:color="000000" w:sz="4"/>
+              <w:right w:val="single" w:color="000000" w:sz="4"/>
+            </w:tcBorders>
+            <w:tcMar>
+              <w:top w:type="dxa" w:w="30"/>
+              <w:left w:type="dxa" w:w="80"/>
+              <w:bottom w:type="dxa" w:w="30"/>
+              <w:right w:type="dxa" w:w="80"/>
+            </w:tcMar>
+            <w:vAlign w:val="center"/>
+          </w:tcPr>
+          <w:p>
+            <w:pPr>
+              <w:spacing w:line="240"/>
+              <w:jc w:val="left"/>
+            </w:pPr>
+            <w:r>
+              <w:rPr>
+                <w:rFonts w:ascii="Times New Roman" w:cs="Times New Roman" w:eastAsia="Times New Roman" w:hAnsi="Times New Roman"/>
+                <w:b w:val="false"/>
+                <w:bCs w:val="false"/>
+                <w:sz w:val="20"/>
+                <w:szCs w:val="20"/>
+              </w:rPr>
+              <w:t xml:space="preserve">Хан қызын күресте жеңгенге беремін дейді; баланың жолдасы – екі қолына екі тау ұстаған дәу – ханның балуанын жығады.</w:t>
+            </w:r>
+          </w:p>
+          <w:p>
+            <w:pPr>
+              <w:spacing w:line="240"/>
+              <w:jc w:val="left"/>
+            </w:pPr>
+            <w:r>
+              <w:rPr>
+                <w:rFonts w:ascii="Times New Roman" w:cs="Times New Roman" w:eastAsia="Times New Roman" w:hAnsi="Times New Roman"/>
+                <w:b w:val="false"/>
+                <w:bCs w:val="false"/>
+                <w:sz w:val="20"/>
+                <w:szCs w:val="20"/>
+              </w:rPr>
+              <w:t xml:space="preserve">Үзінді: «Хан ертеңіне, ел-жұртын жиып, балуан күрестіреді. Осы топта кімде-кім күресіп жығып, күші асса, қызымды соған беремін, – дейді. Ханның елі жағынан бір өгіз балуан шығады. Бала жағынан екі қолына екі тау ұстап жүруші дәу шығады. Екі балуан күресіп, дәу жығып кетеді.»</w:t>
+            </w:r>
+          </w:p>
+        </w:tc>
+        <w:tc>
+          <w:tcPr>
+            <w:tcW w:type="dxa" w:w="729"/>
+            <w:tcBorders>
+              <w:top w:val="single" w:color="000000" w:sz="4"/>
+              <w:left w:val="single" w:color="000000" w:sz="4"/>
+              <w:bottom w:val="single" w:color="000000" w:sz="4"/>
+              <w:right w:val="single" w:color="000000" w:sz="4"/>
+            </w:tcBorders>
+            <w:tcMar>
+              <w:top w:type="dxa" w:w="30"/>
+              <w:left w:type="dxa" w:w="80"/>
+              <w:bottom w:type="dxa" w:w="30"/>
+              <w:right w:type="dxa" w:w="80"/>
+            </w:tcMar>
+            <w:vAlign w:val="center"/>
+          </w:tcPr>
+          <w:p>
+            <w:pPr>
+              <w:spacing w:line="240"/>
+              <w:jc w:val="center"/>
+            </w:pPr>
+            <w:r>
+              <w:rPr>
+                <w:rFonts w:ascii="Times New Roman" w:cs="Times New Roman" w:eastAsia="Times New Roman" w:hAnsi="Times New Roman"/>
+                <w:b w:val="false"/>
+                <w:bCs w:val="false"/>
+                <w:sz w:val="20"/>
+                <w:szCs w:val="20"/>
+              </w:rPr>
+              <w:t xml:space="preserve">С</w:t>
+            </w:r>
+          </w:p>
+        </w:tc>
+      </w:tr>
+      <w:tr>
+        <w:trPr>
+          <w:cantSplit/>
+        </w:trPr>
+        <w:tc>
+          <w:tcPr>
+            <w:tcW w:type="dxa" w:w="453"/>
+            <w:tcBorders>
+              <w:top w:val="single" w:color="000000" w:sz="4"/>
+              <w:left w:val="single" w:color="000000" w:sz="4"/>
+              <w:bottom w:val="single" w:color="000000" w:sz="4"/>
+              <w:right w:val="single" w:color="000000" w:sz="4"/>
+            </w:tcBorders>
+            <w:tcMar>
+              <w:top w:type="dxa" w:w="30"/>
+              <w:left w:type="dxa" w:w="80"/>
+              <w:bottom w:type="dxa" w:w="30"/>
+              <w:right w:type="dxa" w:w="80"/>
+            </w:tcMar>
+            <w:vAlign w:val="center"/>
+          </w:tcPr>
+          <w:p>
+            <w:pPr>
+              <w:spacing w:line="240"/>
+              <w:jc w:val="center"/>
+            </w:pPr>
+            <w:r>
+              <w:rPr>
+                <w:rFonts w:ascii="Times New Roman" w:cs="Times New Roman" w:eastAsia="Times New Roman" w:hAnsi="Times New Roman"/>
+                <w:b w:val="false"/>
+                <w:bCs w:val="false"/>
+                <w:sz w:val="20"/>
+                <w:szCs w:val="20"/>
+              </w:rPr>
+              <w:t xml:space="preserve">12</w:t>
+            </w:r>
+          </w:p>
+        </w:tc>
+        <w:tc>
+          <w:tcPr>
+            <w:tcW w:type="dxa" w:w="1632"/>
+            <w:tcBorders>
+              <w:top w:val="single" w:color="000000" w:sz="4"/>
+              <w:left w:val="single" w:color="000000" w:sz="4"/>
+              <w:bottom w:val="single" w:color="000000" w:sz="4"/>
+              <w:right w:val="single" w:color="000000" w:sz="4"/>
+            </w:tcBorders>
+            <w:tcMar>
+              <w:top w:type="dxa" w:w="30"/>
+              <w:left w:type="dxa" w:w="80"/>
+              <w:bottom w:type="dxa" w:w="30"/>
+              <w:right w:type="dxa" w:w="80"/>
+            </w:tcMar>
+            <w:vAlign w:val="center"/>
+          </w:tcPr>
+          <w:p>
+            <w:pPr>
+              <w:spacing w:line="240"/>
+              <w:jc w:val="left"/>
+            </w:pPr>
+            <w:r>
+              <w:rPr>
+                <w:rFonts w:ascii="Times New Roman" w:cs="Times New Roman" w:eastAsia="Times New Roman" w:hAnsi="Times New Roman"/>
+                <w:b w:val="false"/>
+                <w:bCs w:val="false"/>
+                <w:sz w:val="20"/>
+                <w:szCs w:val="20"/>
+              </w:rPr>
+              <w:t xml:space="preserve">«Ер Тарғын» (жыр)</w:t>
+            </w:r>
+          </w:p>
+        </w:tc>
+        <w:tc>
+          <w:tcPr>
+            <w:tcW w:type="dxa" w:w="1179"/>
+            <w:tcBorders>
+              <w:top w:val="single" w:color="000000" w:sz="4"/>
+              <w:left w:val="single" w:color="000000" w:sz="4"/>
+              <w:bottom w:val="single" w:color="000000" w:sz="4"/>
+              <w:right w:val="single" w:color="000000" w:sz="4"/>
+            </w:tcBorders>
+            <w:tcMar>
+              <w:top w:type="dxa" w:w="30"/>
+              <w:left w:type="dxa" w:w="80"/>
+              <w:bottom w:type="dxa" w:w="30"/>
+              <w:right w:type="dxa" w:w="80"/>
+            </w:tcMar>
+            <w:vAlign w:val="center"/>
+          </w:tcPr>
+          <w:p>
+            <w:pPr>
+              <w:spacing w:line="240"/>
+              <w:jc w:val="left"/>
+            </w:pPr>
+            <w:r>
+              <w:rPr>
+                <w:rFonts w:ascii="Times New Roman" w:cs="Times New Roman" w:eastAsia="Times New Roman" w:hAnsi="Times New Roman"/>
+                <w:b w:val="false"/>
+                <w:bCs w:val="false"/>
+                <w:sz w:val="20"/>
+                <w:szCs w:val="20"/>
+              </w:rPr>
+              <w:t xml:space="preserve">Бәйге</w:t>
+            </w:r>
+          </w:p>
+        </w:tc>
+        <w:tc>
+          <w:tcPr>
+            <w:tcW w:type="dxa" w:w="1269"/>
+            <w:tcBorders>
+              <w:top w:val="single" w:color="000000" w:sz="4"/>
+              <w:left w:val="single" w:color="000000" w:sz="4"/>
+              <w:bottom w:val="single" w:color="000000" w:sz="4"/>
+              <w:right w:val="single" w:color="000000" w:sz="4"/>
+            </w:tcBorders>
+            <w:tcMar>
+              <w:top w:type="dxa" w:w="30"/>
+              <w:left w:type="dxa" w:w="80"/>
+              <w:bottom w:type="dxa" w:w="30"/>
+              <w:right w:type="dxa" w:w="80"/>
+            </w:tcMar>
+            <w:vAlign w:val="center"/>
+          </w:tcPr>
+          <w:p>
+            <w:pPr>
+              <w:spacing w:line="240"/>
+              <w:jc w:val="left"/>
+            </w:pPr>
+            <w:r>
+              <w:rPr>
+                <w:rFonts w:ascii="Times New Roman" w:cs="Times New Roman" w:eastAsia="Times New Roman" w:hAnsi="Times New Roman"/>
+                <w:b w:val="false"/>
+                <w:bCs w:val="false"/>
+                <w:sz w:val="20"/>
+                <w:szCs w:val="20"/>
+              </w:rPr>
+              <w:t xml:space="preserve">Ер Тарғын</w:t>
+            </w:r>
+          </w:p>
+        </w:tc>
+        <w:tc>
+          <w:tcPr>
+            <w:tcW w:type="dxa" w:w="3809"/>
+            <w:tcBorders>
+              <w:top w:val="single" w:color="000000" w:sz="4"/>
+              <w:left w:val="single" w:color="000000" w:sz="4"/>
+              <w:bottom w:val="single" w:color="000000" w:sz="4"/>
+              <w:right w:val="single" w:color="000000" w:sz="4"/>
+            </w:tcBorders>
+            <w:tcMar>
+              <w:top w:type="dxa" w:w="30"/>
+              <w:left w:type="dxa" w:w="80"/>
+              <w:bottom w:type="dxa" w:w="30"/>
+              <w:right w:type="dxa" w:w="80"/>
+            </w:tcMar>
+            <w:vAlign w:val="center"/>
+          </w:tcPr>
+          <w:p>
+            <w:pPr>
+              <w:spacing w:line="240"/>
+              <w:jc w:val="left"/>
+            </w:pPr>
+            <w:r>
+              <w:rPr>
+                <w:rFonts w:ascii="Times New Roman" w:cs="Times New Roman" w:eastAsia="Times New Roman" w:hAnsi="Times New Roman"/>
+                <w:b w:val="false"/>
+                <w:bCs w:val="false"/>
+                <w:sz w:val="20"/>
+                <w:szCs w:val="20"/>
+              </w:rPr>
+              <w:t xml:space="preserve">Тарғын Тарлан атымен жауға шабуды «Тарлан бәйгесі» деп атайды – бәйге бейнесі батырдың ерлігін көрсетеді.</w:t>
+            </w:r>
+          </w:p>
+          <w:p>
+            <w:pPr>
+              <w:spacing w:line="240"/>
+              <w:jc w:val="left"/>
+            </w:pPr>
+            <w:r>
+              <w:rPr>
+                <w:rFonts w:ascii="Times New Roman" w:cs="Times New Roman" w:eastAsia="Times New Roman" w:hAnsi="Times New Roman"/>
+                <w:b w:val="false"/>
+                <w:bCs w:val="false"/>
+                <w:sz w:val="20"/>
+                <w:szCs w:val="20"/>
+              </w:rPr>
+              <w:t xml:space="preserve">Үзінді: «Кебеже қарын, кең құрсақ, Құлжа мойын төгерек, Ұмтыла шапқан Тарланым, Алты мыңдай кісі екен, Тіл жіберсең саған серт! Сен желігіп жүргенде, Таяна шапса маған серт! Тауыса шапса бұ жауды, Сонда бітер Тарлан бәйгесі»</w:t>
+            </w:r>
+          </w:p>
+        </w:tc>
+        <w:tc>
+          <w:tcPr>
+            <w:tcW w:type="dxa" w:w="729"/>
+            <w:tcBorders>
+              <w:top w:val="single" w:color="000000" w:sz="4"/>
+              <w:left w:val="single" w:color="000000" w:sz="4"/>
+              <w:bottom w:val="single" w:color="000000" w:sz="4"/>
+              <w:right w:val="single" w:color="000000" w:sz="4"/>
+            </w:tcBorders>
+            <w:tcMar>
+              <w:top w:type="dxa" w:w="30"/>
+              <w:left w:type="dxa" w:w="80"/>
+              <w:bottom w:type="dxa" w:w="30"/>
+              <w:right w:type="dxa" w:w="80"/>
+            </w:tcMar>
+            <w:vAlign w:val="center"/>
+          </w:tcPr>
+          <w:p>
+            <w:pPr>
+              <w:spacing w:line="240"/>
+              <w:jc w:val="center"/>
+            </w:pPr>
+            <w:r>
+              <w:rPr>
+                <w:rFonts w:ascii="Times New Roman" w:cs="Times New Roman" w:eastAsia="Times New Roman" w:hAnsi="Times New Roman"/>
+                <w:b w:val="false"/>
+                <w:bCs w:val="false"/>
+                <w:sz w:val="20"/>
+                <w:szCs w:val="20"/>
+              </w:rPr>
+              <w:t xml:space="preserve">Қ</w:t>
+            </w:r>
+          </w:p>
+        </w:tc>
+      </w:tr>
+      <w:tr>
+        <w:trPr>
+          <w:cantSplit/>
+        </w:trPr>
+        <w:tc>
+          <w:tcPr>
+            <w:tcW w:type="dxa" w:w="453"/>
+            <w:tcBorders>
+              <w:top w:val="single" w:color="000000" w:sz="4"/>
+              <w:left w:val="single" w:color="000000" w:sz="4"/>
+              <w:bottom w:val="single" w:color="000000" w:sz="4"/>
+              <w:right w:val="single" w:color="000000" w:sz="4"/>
+            </w:tcBorders>
+            <w:tcMar>
+              <w:top w:type="dxa" w:w="30"/>
+              <w:left w:type="dxa" w:w="80"/>
+              <w:bottom w:type="dxa" w:w="30"/>
+              <w:right w:type="dxa" w:w="80"/>
+            </w:tcMar>
+            <w:vAlign w:val="center"/>
+          </w:tcPr>
+          <w:p>
+            <w:pPr>
+              <w:spacing w:line="240"/>
+              <w:jc w:val="center"/>
+            </w:pPr>
+            <w:r>
+              <w:rPr>
+                <w:rFonts w:ascii="Times New Roman" w:cs="Times New Roman" w:eastAsia="Times New Roman" w:hAnsi="Times New Roman"/>
+                <w:b w:val="false"/>
+                <w:bCs w:val="false"/>
+                <w:sz w:val="20"/>
+                <w:szCs w:val="20"/>
+              </w:rPr>
+              <w:t xml:space="preserve">13</w:t>
+            </w:r>
+          </w:p>
+        </w:tc>
+        <w:tc>
+          <w:tcPr>
+            <w:tcW w:type="dxa" w:w="1632"/>
+            <w:tcBorders>
+              <w:top w:val="single" w:color="000000" w:sz="4"/>
+              <w:left w:val="single" w:color="000000" w:sz="4"/>
+              <w:bottom w:val="single" w:color="000000" w:sz="4"/>
+              <w:right w:val="single" w:color="000000" w:sz="4"/>
+            </w:tcBorders>
+            <w:tcMar>
+              <w:top w:type="dxa" w:w="30"/>
+              <w:left w:type="dxa" w:w="80"/>
+              <w:bottom w:type="dxa" w:w="30"/>
+              <w:right w:type="dxa" w:w="80"/>
+            </w:tcMar>
+            <w:vAlign w:val="center"/>
+          </w:tcPr>
+          <w:p>
+            <w:pPr>
+              <w:spacing w:line="240"/>
+              <w:jc w:val="left"/>
+            </w:pPr>
+            <w:r>
+              <w:rPr>
+                <w:rFonts w:ascii="Times New Roman" w:cs="Times New Roman" w:eastAsia="Times New Roman" w:hAnsi="Times New Roman"/>
+                <w:b w:val="false"/>
+                <w:bCs w:val="false"/>
+                <w:sz w:val="20"/>
+                <w:szCs w:val="20"/>
+              </w:rPr>
+              <w:t xml:space="preserve">«Қамбар батыр» (жыр)</w:t>
+            </w:r>
+          </w:p>
+        </w:tc>
+        <w:tc>
+          <w:tcPr>
+            <w:tcW w:type="dxa" w:w="1179"/>
+            <w:tcBorders>
+              <w:top w:val="single" w:color="000000" w:sz="4"/>
+              <w:left w:val="single" w:color="000000" w:sz="4"/>
+              <w:bottom w:val="single" w:color="000000" w:sz="4"/>
+              <w:right w:val="single" w:color="000000" w:sz="4"/>
+            </w:tcBorders>
+            <w:tcMar>
+              <w:top w:type="dxa" w:w="30"/>
+              <w:left w:type="dxa" w:w="80"/>
+              <w:bottom w:type="dxa" w:w="30"/>
+              <w:right w:type="dxa" w:w="80"/>
+            </w:tcMar>
+            <w:vAlign w:val="center"/>
+          </w:tcPr>
+          <w:p>
+            <w:pPr>
+              <w:spacing w:line="240"/>
+              <w:jc w:val="left"/>
+            </w:pPr>
+            <w:r>
+              <w:rPr>
+                <w:rFonts w:ascii="Times New Roman" w:cs="Times New Roman" w:eastAsia="Times New Roman" w:hAnsi="Times New Roman"/>
+                <w:b w:val="false"/>
+                <w:bCs w:val="false"/>
+                <w:sz w:val="20"/>
+                <w:szCs w:val="20"/>
+              </w:rPr>
+              <w:t xml:space="preserve">Аударыспақ</w:t>
+            </w:r>
+          </w:p>
+        </w:tc>
+        <w:tc>
+          <w:tcPr>
+            <w:tcW w:type="dxa" w:w="1269"/>
+            <w:tcBorders>
+              <w:top w:val="single" w:color="000000" w:sz="4"/>
+              <w:left w:val="single" w:color="000000" w:sz="4"/>
+              <w:bottom w:val="single" w:color="000000" w:sz="4"/>
+              <w:right w:val="single" w:color="000000" w:sz="4"/>
+            </w:tcBorders>
+            <w:tcMar>
+              <w:top w:type="dxa" w:w="30"/>
+              <w:left w:type="dxa" w:w="80"/>
+              <w:bottom w:type="dxa" w:w="30"/>
+              <w:right w:type="dxa" w:w="80"/>
+            </w:tcMar>
+            <w:vAlign w:val="center"/>
+          </w:tcPr>
+          <w:p>
+            <w:pPr>
+              <w:spacing w:line="240"/>
+              <w:jc w:val="left"/>
+            </w:pPr>
+            <w:r>
+              <w:rPr>
+                <w:rFonts w:ascii="Times New Roman" w:cs="Times New Roman" w:eastAsia="Times New Roman" w:hAnsi="Times New Roman"/>
+                <w:b w:val="false"/>
+                <w:bCs w:val="false"/>
+                <w:sz w:val="20"/>
+                <w:szCs w:val="20"/>
+              </w:rPr>
+              <w:t xml:space="preserve">Қараман, бектер</w:t>
+            </w:r>
+          </w:p>
+        </w:tc>
+        <w:tc>
+          <w:tcPr>
+            <w:tcW w:type="dxa" w:w="3809"/>
+            <w:tcBorders>
+              <w:top w:val="single" w:color="000000" w:sz="4"/>
+              <w:left w:val="single" w:color="000000" w:sz="4"/>
+              <w:bottom w:val="single" w:color="000000" w:sz="4"/>
+              <w:right w:val="single" w:color="000000" w:sz="4"/>
+            </w:tcBorders>
+            <w:tcMar>
+              <w:top w:type="dxa" w:w="30"/>
+              <w:left w:type="dxa" w:w="80"/>
+              <w:bottom w:type="dxa" w:w="30"/>
+              <w:right w:type="dxa" w:w="80"/>
+            </w:tcMar>
+            <w:vAlign w:val="center"/>
+          </w:tcPr>
+          <w:p>
+            <w:pPr>
+              <w:spacing w:line="240"/>
+              <w:jc w:val="left"/>
+            </w:pPr>
+            <w:r>
+              <w:rPr>
+                <w:rFonts w:ascii="Times New Roman" w:cs="Times New Roman" w:eastAsia="Times New Roman" w:hAnsi="Times New Roman"/>
+                <w:b w:val="false"/>
+                <w:bCs w:val="false"/>
+                <w:sz w:val="20"/>
+                <w:szCs w:val="20"/>
+              </w:rPr>
+              <w:t xml:space="preserve">Қараман бастаған бектер кернейлетіп қаладан шығып, ат үстінде аударысып ойнайды.</w:t>
+            </w:r>
+          </w:p>
+          <w:p>
+            <w:pPr>
+              <w:spacing w:line="240"/>
+              <w:jc w:val="left"/>
+            </w:pPr>
+            <w:r>
+              <w:rPr>
+                <w:rFonts w:ascii="Times New Roman" w:cs="Times New Roman" w:eastAsia="Times New Roman" w:hAnsi="Times New Roman"/>
+                <w:b w:val="false"/>
+                <w:bCs w:val="false"/>
+                <w:sz w:val="20"/>
+                <w:szCs w:val="20"/>
+              </w:rPr>
+              <w:t xml:space="preserve">Үзінді: «Қараман шықты қаладан, Кернейлері бақылдап, Байрақтар тулап көтерген, Алтыннан қалқан жарқылдап, Сыбызғы, сырнай шақылдап, Мінгендері дәл бедеу, Келеді бектер дабылдап. Аударысып ойнайды Буыршындай тақымдап;»</w:t>
+            </w:r>
+          </w:p>
+        </w:tc>
+        <w:tc>
+          <w:tcPr>
+            <w:tcW w:type="dxa" w:w="729"/>
+            <w:tcBorders>
+              <w:top w:val="single" w:color="000000" w:sz="4"/>
+              <w:left w:val="single" w:color="000000" w:sz="4"/>
+              <w:bottom w:val="single" w:color="000000" w:sz="4"/>
+              <w:right w:val="single" w:color="000000" w:sz="4"/>
+            </w:tcBorders>
+            <w:tcMar>
+              <w:top w:type="dxa" w:w="30"/>
+              <w:left w:type="dxa" w:w="80"/>
+              <w:bottom w:type="dxa" w:w="30"/>
+              <w:right w:type="dxa" w:w="80"/>
+            </w:tcMar>
+            <w:vAlign w:val="center"/>
+          </w:tcPr>
+          <w:p>
+            <w:pPr>
+              <w:spacing w:line="240"/>
+              <w:jc w:val="center"/>
+            </w:pPr>
+            <w:r>
+              <w:rPr>
+                <w:rFonts w:ascii="Times New Roman" w:cs="Times New Roman" w:eastAsia="Times New Roman" w:hAnsi="Times New Roman"/>
+                <w:b w:val="false"/>
+                <w:bCs w:val="false"/>
+                <w:sz w:val="20"/>
+                <w:szCs w:val="20"/>
+              </w:rPr>
+              <w:t xml:space="preserve">Қ</w:t>
+            </w:r>
+          </w:p>
+        </w:tc>
+      </w:tr>
+      <w:tr>
+        <w:trPr>
+          <w:cantSplit/>
+        </w:trPr>
+        <w:tc>
+          <w:tcPr>
+            <w:tcW w:type="dxa" w:w="453"/>
+            <w:tcBorders>
+              <w:top w:val="single" w:color="000000" w:sz="4"/>
+              <w:left w:val="single" w:color="000000" w:sz="4"/>
+              <w:bottom w:val="single" w:color="000000" w:sz="4"/>
+              <w:right w:val="single" w:color="000000" w:sz="4"/>
+            </w:tcBorders>
+            <w:tcMar>
+              <w:top w:type="dxa" w:w="30"/>
+              <w:left w:type="dxa" w:w="80"/>
+              <w:bottom w:type="dxa" w:w="30"/>
+              <w:right w:type="dxa" w:w="80"/>
+            </w:tcMar>
+            <w:vAlign w:val="center"/>
+          </w:tcPr>
+          <w:p>
+            <w:pPr>
+              <w:spacing w:line="240"/>
+              <w:jc w:val="center"/>
+            </w:pPr>
+            <w:r>
+              <w:rPr>
+                <w:rFonts w:ascii="Times New Roman" w:cs="Times New Roman" w:eastAsia="Times New Roman" w:hAnsi="Times New Roman"/>
+                <w:b w:val="false"/>
+                <w:bCs w:val="false"/>
+                <w:sz w:val="20"/>
+                <w:szCs w:val="20"/>
+              </w:rPr>
+              <w:t xml:space="preserve">14</w:t>
+            </w:r>
+          </w:p>
+        </w:tc>
+        <w:tc>
+          <w:tcPr>
+            <w:tcW w:type="dxa" w:w="1632"/>
+            <w:tcBorders>
+              <w:top w:val="single" w:color="000000" w:sz="4"/>
+              <w:left w:val="single" w:color="000000" w:sz="4"/>
+              <w:bottom w:val="single" w:color="000000" w:sz="4"/>
+              <w:right w:val="single" w:color="000000" w:sz="4"/>
+            </w:tcBorders>
+            <w:tcMar>
+              <w:top w:type="dxa" w:w="30"/>
+              <w:left w:type="dxa" w:w="80"/>
+              <w:bottom w:type="dxa" w:w="30"/>
+              <w:right w:type="dxa" w:w="80"/>
+            </w:tcMar>
+            <w:vAlign w:val="center"/>
+          </w:tcPr>
+          <w:p>
+            <w:pPr>
+              <w:spacing w:line="240"/>
+              <w:jc w:val="left"/>
+            </w:pPr>
+            <w:r>
+              <w:rPr>
+                <w:rFonts w:ascii="Times New Roman" w:cs="Times New Roman" w:eastAsia="Times New Roman" w:hAnsi="Times New Roman"/>
+                <w:b w:val="false"/>
+                <w:bCs w:val="false"/>
+                <w:sz w:val="20"/>
+                <w:szCs w:val="20"/>
+              </w:rPr>
+              <w:t xml:space="preserve">«Қозы Көрпеш – Баян сұлу» (жыр)</w:t>
+            </w:r>
+          </w:p>
+        </w:tc>
+        <w:tc>
+          <w:tcPr>
+            <w:tcW w:type="dxa" w:w="1179"/>
+            <w:tcBorders>
+              <w:top w:val="single" w:color="000000" w:sz="4"/>
+              <w:left w:val="single" w:color="000000" w:sz="4"/>
+              <w:bottom w:val="single" w:color="000000" w:sz="4"/>
+              <w:right w:val="single" w:color="000000" w:sz="4"/>
+            </w:tcBorders>
+            <w:tcMar>
+              <w:top w:type="dxa" w:w="30"/>
+              <w:left w:type="dxa" w:w="80"/>
+              <w:bottom w:type="dxa" w:w="30"/>
+              <w:right w:type="dxa" w:w="80"/>
+            </w:tcMar>
+            <w:vAlign w:val="center"/>
+          </w:tcPr>
+          <w:p>
+            <w:pPr>
+              <w:spacing w:line="240"/>
+              <w:jc w:val="left"/>
+            </w:pPr>
+            <w:r>
+              <w:rPr>
+                <w:rFonts w:ascii="Times New Roman" w:cs="Times New Roman" w:eastAsia="Times New Roman" w:hAnsi="Times New Roman"/>
+                <w:b w:val="false"/>
+                <w:bCs w:val="false"/>
+                <w:sz w:val="20"/>
+                <w:szCs w:val="20"/>
+              </w:rPr>
+              <w:t xml:space="preserve">Аударыспақ</w:t>
+            </w:r>
+          </w:p>
+        </w:tc>
+        <w:tc>
+          <w:tcPr>
+            <w:tcW w:type="dxa" w:w="1269"/>
+            <w:tcBorders>
+              <w:top w:val="single" w:color="000000" w:sz="4"/>
+              <w:left w:val="single" w:color="000000" w:sz="4"/>
+              <w:bottom w:val="single" w:color="000000" w:sz="4"/>
+              <w:right w:val="single" w:color="000000" w:sz="4"/>
+            </w:tcBorders>
+            <w:tcMar>
+              <w:top w:type="dxa" w:w="30"/>
+              <w:left w:type="dxa" w:w="80"/>
+              <w:bottom w:type="dxa" w:w="30"/>
+              <w:right w:type="dxa" w:w="80"/>
+            </w:tcMar>
+            <w:vAlign w:val="center"/>
+          </w:tcPr>
+          <w:p>
+            <w:pPr>
+              <w:spacing w:line="240"/>
+              <w:jc w:val="left"/>
+            </w:pPr>
+            <w:r>
+              <w:rPr>
+                <w:rFonts w:ascii="Times New Roman" w:cs="Times New Roman" w:eastAsia="Times New Roman" w:hAnsi="Times New Roman"/>
+                <w:b w:val="false"/>
+                <w:bCs w:val="false"/>
+                <w:sz w:val="20"/>
+                <w:szCs w:val="20"/>
+              </w:rPr>
+              <w:t xml:space="preserve">Қозы Көрпеш</w:t>
+            </w:r>
+          </w:p>
+        </w:tc>
+        <w:tc>
+          <w:tcPr>
+            <w:tcW w:type="dxa" w:w="3809"/>
+            <w:tcBorders>
+              <w:top w:val="single" w:color="000000" w:sz="4"/>
+              <w:left w:val="single" w:color="000000" w:sz="4"/>
+              <w:bottom w:val="single" w:color="000000" w:sz="4"/>
+              <w:right w:val="single" w:color="000000" w:sz="4"/>
+            </w:tcBorders>
+            <w:tcMar>
+              <w:top w:type="dxa" w:w="30"/>
+              <w:left w:type="dxa" w:w="80"/>
+              <w:bottom w:type="dxa" w:w="30"/>
+              <w:right w:type="dxa" w:w="80"/>
+            </w:tcMar>
+            <w:vAlign w:val="center"/>
+          </w:tcPr>
+          <w:p>
+            <w:pPr>
+              <w:spacing w:line="240"/>
+              <w:jc w:val="left"/>
+            </w:pPr>
+            <w:r>
+              <w:rPr>
+                <w:rFonts w:ascii="Times New Roman" w:cs="Times New Roman" w:eastAsia="Times New Roman" w:hAnsi="Times New Roman"/>
+                <w:b w:val="false"/>
+                <w:bCs w:val="false"/>
+                <w:sz w:val="20"/>
+                <w:szCs w:val="20"/>
+              </w:rPr>
+              <w:t xml:space="preserve">Қозы жылқы бағып жүріп, тоқсан құлмен аударыспақ ойнайды және бәрін аттан аударып түсіреді – оның алып күші көрінеді.</w:t>
+            </w:r>
+          </w:p>
+          <w:p>
+            <w:pPr>
+              <w:spacing w:line="240"/>
+              <w:jc w:val="left"/>
+            </w:pPr>
+            <w:r>
+              <w:rPr>
+                <w:rFonts w:ascii="Times New Roman" w:cs="Times New Roman" w:eastAsia="Times New Roman" w:hAnsi="Times New Roman"/>
+                <w:b w:val="false"/>
+                <w:bCs w:val="false"/>
+                <w:sz w:val="20"/>
+                <w:szCs w:val="20"/>
+              </w:rPr>
+              <w:t xml:space="preserve">Үзінді: «Қарабай оны жақсы көріп, жылқы бағуға жұмсайды. Қозы алғашқыда Қодармен әзілдесіп, кейде ойнап, ат үстінен жұлып алып жүреді. Кейде тоқсан құлмен аударыспақ ойнап, оларды тегісімен топырлатып жүреді. Халық ақындары бұл жерде Қозы Көрпешті жойқын алып түрінде суреттеп, оның жеңбейтін адамы жоқ деп сипаттайды.»</w:t>
+            </w:r>
+          </w:p>
+        </w:tc>
+        <w:tc>
+          <w:tcPr>
+            <w:tcW w:type="dxa" w:w="729"/>
+            <w:tcBorders>
+              <w:top w:val="single" w:color="000000" w:sz="4"/>
+              <w:left w:val="single" w:color="000000" w:sz="4"/>
+              <w:bottom w:val="single" w:color="000000" w:sz="4"/>
+              <w:right w:val="single" w:color="000000" w:sz="4"/>
+            </w:tcBorders>
+            <w:tcMar>
+              <w:top w:type="dxa" w:w="30"/>
+              <w:left w:type="dxa" w:w="80"/>
+              <w:bottom w:type="dxa" w:w="30"/>
+              <w:right w:type="dxa" w:w="80"/>
+            </w:tcMar>
+            <w:vAlign w:val="center"/>
+          </w:tcPr>
+          <w:p>
+            <w:pPr>
+              <w:spacing w:line="240"/>
+              <w:jc w:val="center"/>
+            </w:pPr>
+            <w:r>
+              <w:rPr>
+                <w:rFonts w:ascii="Times New Roman" w:cs="Times New Roman" w:eastAsia="Times New Roman" w:hAnsi="Times New Roman"/>
+                <w:b w:val="false"/>
+                <w:bCs w:val="false"/>
+                <w:sz w:val="20"/>
+                <w:szCs w:val="20"/>
+              </w:rPr>
+              <w:t xml:space="preserve">Б</w:t>
+            </w:r>
+          </w:p>
+        </w:tc>
+      </w:tr>
+      <w:tr>
+        <w:trPr>
+          <w:cantSplit/>
+        </w:trPr>
+        <w:tc>
+          <w:tcPr>
+            <w:tcW w:type="dxa" w:w="453"/>
+            <w:tcBorders>
+              <w:top w:val="single" w:color="000000" w:sz="4"/>
+              <w:left w:val="single" w:color="000000" w:sz="4"/>
+              <w:bottom w:val="single" w:color="000000" w:sz="4"/>
+              <w:right w:val="single" w:color="000000" w:sz="4"/>
+            </w:tcBorders>
+            <w:tcMar>
+              <w:top w:type="dxa" w:w="30"/>
+              <w:left w:type="dxa" w:w="80"/>
+              <w:bottom w:type="dxa" w:w="30"/>
+              <w:right w:type="dxa" w:w="80"/>
+            </w:tcMar>
+            <w:vAlign w:val="center"/>
+          </w:tcPr>
+          <w:p>
+            <w:pPr>
+              <w:spacing w:line="240"/>
+              <w:jc w:val="center"/>
+            </w:pPr>
+            <w:r>
+              <w:rPr>
+                <w:rFonts w:ascii="Times New Roman" w:cs="Times New Roman" w:eastAsia="Times New Roman" w:hAnsi="Times New Roman"/>
+                <w:b w:val="false"/>
+                <w:bCs w:val="false"/>
+                <w:sz w:val="20"/>
+                <w:szCs w:val="20"/>
+              </w:rPr>
+              <w:t xml:space="preserve">15</w:t>
+            </w:r>
+          </w:p>
+        </w:tc>
+        <w:tc>
+          <w:tcPr>
+            <w:tcW w:type="dxa" w:w="1632"/>
+            <w:tcBorders>
+              <w:top w:val="single" w:color="000000" w:sz="4"/>
+              <w:left w:val="single" w:color="000000" w:sz="4"/>
+              <w:bottom w:val="single" w:color="000000" w:sz="4"/>
+              <w:right w:val="single" w:color="000000" w:sz="4"/>
+            </w:tcBorders>
+            <w:tcMar>
+              <w:top w:type="dxa" w:w="30"/>
+              <w:left w:type="dxa" w:w="80"/>
+              <w:bottom w:type="dxa" w:w="30"/>
+              <w:right w:type="dxa" w:w="80"/>
+            </w:tcMar>
+            <w:vAlign w:val="center"/>
+          </w:tcPr>
+          <w:p>
+            <w:pPr>
+              <w:spacing w:line="240"/>
+              <w:jc w:val="left"/>
+            </w:pPr>
+            <w:r>
+              <w:rPr>
+                <w:rFonts w:ascii="Times New Roman" w:cs="Times New Roman" w:eastAsia="Times New Roman" w:hAnsi="Times New Roman"/>
+                <w:b w:val="false"/>
+                <w:bCs w:val="false"/>
+                <w:sz w:val="20"/>
+                <w:szCs w:val="20"/>
+              </w:rPr>
+              <w:t xml:space="preserve">«Қозы Көрпеш – Баян сұлу» (жыр)</w:t>
+            </w:r>
+          </w:p>
+        </w:tc>
+        <w:tc>
+          <w:tcPr>
+            <w:tcW w:type="dxa" w:w="1179"/>
+            <w:tcBorders>
+              <w:top w:val="single" w:color="000000" w:sz="4"/>
+              <w:left w:val="single" w:color="000000" w:sz="4"/>
+              <w:bottom w:val="single" w:color="000000" w:sz="4"/>
+              <w:right w:val="single" w:color="000000" w:sz="4"/>
+            </w:tcBorders>
+            <w:tcMar>
+              <w:top w:type="dxa" w:w="30"/>
+              <w:left w:type="dxa" w:w="80"/>
+              <w:bottom w:type="dxa" w:w="30"/>
+              <w:right w:type="dxa" w:w="80"/>
+            </w:tcMar>
+            <w:vAlign w:val="center"/>
+          </w:tcPr>
+          <w:p>
+            <w:pPr>
+              <w:spacing w:line="240"/>
+              <w:jc w:val="left"/>
+            </w:pPr>
+            <w:r>
+              <w:rPr>
+                <w:rFonts w:ascii="Times New Roman" w:cs="Times New Roman" w:eastAsia="Times New Roman" w:hAnsi="Times New Roman"/>
+                <w:b w:val="false"/>
+                <w:bCs w:val="false"/>
+                <w:sz w:val="20"/>
+                <w:szCs w:val="20"/>
+              </w:rPr>
+              <w:t xml:space="preserve">Асық</w:t>
+            </w:r>
+          </w:p>
+        </w:tc>
+        <w:tc>
+          <w:tcPr>
+            <w:tcW w:type="dxa" w:w="1269"/>
+            <w:tcBorders>
+              <w:top w:val="single" w:color="000000" w:sz="4"/>
+              <w:left w:val="single" w:color="000000" w:sz="4"/>
+              <w:bottom w:val="single" w:color="000000" w:sz="4"/>
+              <w:right w:val="single" w:color="000000" w:sz="4"/>
+            </w:tcBorders>
+            <w:tcMar>
+              <w:top w:type="dxa" w:w="30"/>
+              <w:left w:type="dxa" w:w="80"/>
+              <w:bottom w:type="dxa" w:w="30"/>
+              <w:right w:type="dxa" w:w="80"/>
+            </w:tcMar>
+            <w:vAlign w:val="center"/>
+          </w:tcPr>
+          <w:p>
+            <w:pPr>
+              <w:spacing w:line="240"/>
+              <w:jc w:val="left"/>
+            </w:pPr>
+            <w:r>
+              <w:rPr>
+                <w:rFonts w:ascii="Times New Roman" w:cs="Times New Roman" w:eastAsia="Times New Roman" w:hAnsi="Times New Roman"/>
+                <w:b w:val="false"/>
+                <w:bCs w:val="false"/>
+                <w:sz w:val="20"/>
+                <w:szCs w:val="20"/>
+              </w:rPr>
+              <w:t xml:space="preserve">Қозы Көрпеш, тазша бала</w:t>
+            </w:r>
+          </w:p>
+        </w:tc>
+        <w:tc>
+          <w:tcPr>
+            <w:tcW w:type="dxa" w:w="3809"/>
+            <w:tcBorders>
+              <w:top w:val="single" w:color="000000" w:sz="4"/>
+              <w:left w:val="single" w:color="000000" w:sz="4"/>
+              <w:bottom w:val="single" w:color="000000" w:sz="4"/>
+              <w:right w:val="single" w:color="000000" w:sz="4"/>
+            </w:tcBorders>
+            <w:tcMar>
+              <w:top w:type="dxa" w:w="30"/>
+              <w:left w:type="dxa" w:w="80"/>
+              <w:bottom w:type="dxa" w:w="30"/>
+              <w:right w:type="dxa" w:w="80"/>
+            </w:tcMar>
+            <w:vAlign w:val="center"/>
+          </w:tcPr>
+          <w:p>
+            <w:pPr>
+              <w:spacing w:line="240"/>
+              <w:jc w:val="left"/>
+            </w:pPr>
+            <w:r>
+              <w:rPr>
+                <w:rFonts w:ascii="Times New Roman" w:cs="Times New Roman" w:eastAsia="Times New Roman" w:hAnsi="Times New Roman"/>
+                <w:b w:val="false"/>
+                <w:bCs w:val="false"/>
+                <w:sz w:val="20"/>
+                <w:szCs w:val="20"/>
+              </w:rPr>
+              <w:t xml:space="preserve">Қозы бала күнін асық ойнап өткізеді; тазша баланың сақасын тартып алғанда, «жарыңды іздеп тапсайшы» деген сөз естиді.</w:t>
+            </w:r>
+          </w:p>
+          <w:p>
+            <w:pPr>
+              <w:spacing w:line="240"/>
+              <w:jc w:val="left"/>
+            </w:pPr>
+            <w:r>
+              <w:rPr>
+                <w:rFonts w:ascii="Times New Roman" w:cs="Times New Roman" w:eastAsia="Times New Roman" w:hAnsi="Times New Roman"/>
+                <w:b w:val="false"/>
+                <w:bCs w:val="false"/>
+                <w:sz w:val="20"/>
+                <w:szCs w:val="20"/>
+              </w:rPr>
+              <w:t xml:space="preserve">Үзінді: «Әкесінен жетім қалған Қозы Көрпеш ақылды анасы мен кемеңгер ағаларының қолында еркін өседі. Бала күнін бірыңғай асық ойнаумен өткізеді.Тазша баланың сақасын тартып алып, оның аузынан: «Менің сақамды тартып алғанша, жарыңды іздеп тапсайшы» деген сөз естиді.»</w:t>
+            </w:r>
+          </w:p>
+        </w:tc>
+        <w:tc>
+          <w:tcPr>
+            <w:tcW w:type="dxa" w:w="729"/>
+            <w:tcBorders>
+              <w:top w:val="single" w:color="000000" w:sz="4"/>
+              <w:left w:val="single" w:color="000000" w:sz="4"/>
+              <w:bottom w:val="single" w:color="000000" w:sz="4"/>
+              <w:right w:val="single" w:color="000000" w:sz="4"/>
+            </w:tcBorders>
+            <w:tcMar>
+              <w:top w:type="dxa" w:w="30"/>
+              <w:left w:type="dxa" w:w="80"/>
+              <w:bottom w:type="dxa" w:w="30"/>
+              <w:right w:type="dxa" w:w="80"/>
+            </w:tcMar>
+            <w:vAlign w:val="center"/>
+          </w:tcPr>
+          <w:p>
+            <w:pPr>
+              <w:spacing w:line="240"/>
+              <w:jc w:val="center"/>
+            </w:pPr>
+            <w:r>
+              <w:rPr>
+                <w:rFonts w:ascii="Times New Roman" w:cs="Times New Roman" w:eastAsia="Times New Roman" w:hAnsi="Times New Roman"/>
+                <w:b w:val="false"/>
+                <w:bCs w:val="false"/>
+                <w:sz w:val="20"/>
+                <w:szCs w:val="20"/>
+              </w:rPr>
+              <w:t xml:space="preserve">Б</w:t>
+            </w:r>
+          </w:p>
+        </w:tc>
+      </w:tr>
+      <w:tr>
+        <w:trPr>
+          <w:cantSplit/>
+        </w:trPr>
+        <w:tc>
+          <w:tcPr>
+            <w:tcW w:type="dxa" w:w="453"/>
+            <w:tcBorders>
+              <w:top w:val="single" w:color="000000" w:sz="4"/>
+              <w:left w:val="single" w:color="000000" w:sz="4"/>
+              <w:bottom w:val="single" w:color="000000" w:sz="4"/>
+              <w:right w:val="single" w:color="000000" w:sz="4"/>
+            </w:tcBorders>
+            <w:tcMar>
+              <w:top w:type="dxa" w:w="30"/>
+              <w:left w:type="dxa" w:w="80"/>
+              <w:bottom w:type="dxa" w:w="30"/>
+              <w:right w:type="dxa" w:w="80"/>
+            </w:tcMar>
+            <w:vAlign w:val="center"/>
+          </w:tcPr>
+          <w:p>
+            <w:pPr>
+              <w:spacing w:line="240"/>
+              <w:jc w:val="center"/>
+            </w:pPr>
+            <w:r>
+              <w:rPr>
+                <w:rFonts w:ascii="Times New Roman" w:cs="Times New Roman" w:eastAsia="Times New Roman" w:hAnsi="Times New Roman"/>
+                <w:b w:val="false"/>
+                <w:bCs w:val="false"/>
+                <w:sz w:val="20"/>
+                <w:szCs w:val="20"/>
+              </w:rPr>
+              <w:t xml:space="preserve">16</w:t>
+            </w:r>
+          </w:p>
+        </w:tc>
+        <w:tc>
+          <w:tcPr>
+            <w:tcW w:type="dxa" w:w="1632"/>
+            <w:tcBorders>
+              <w:top w:val="single" w:color="000000" w:sz="4"/>
+              <w:left w:val="single" w:color="000000" w:sz="4"/>
+              <w:bottom w:val="single" w:color="000000" w:sz="4"/>
+              <w:right w:val="single" w:color="000000" w:sz="4"/>
+            </w:tcBorders>
+            <w:tcMar>
+              <w:top w:type="dxa" w:w="30"/>
+              <w:left w:type="dxa" w:w="80"/>
+              <w:bottom w:type="dxa" w:w="30"/>
+              <w:right w:type="dxa" w:w="80"/>
+            </w:tcMar>
+            <w:vAlign w:val="center"/>
+          </w:tcPr>
+          <w:p>
+            <w:pPr>
+              <w:spacing w:line="240"/>
+              <w:jc w:val="left"/>
+            </w:pPr>
+            <w:r>
+              <w:rPr>
+                <w:rFonts w:ascii="Times New Roman" w:cs="Times New Roman" w:eastAsia="Times New Roman" w:hAnsi="Times New Roman"/>
+                <w:b w:val="false"/>
+                <w:bCs w:val="false"/>
+                <w:sz w:val="20"/>
+                <w:szCs w:val="20"/>
+              </w:rPr>
+              <w:t xml:space="preserve">«Айман – Шолпан» (жыр)</w:t>
+            </w:r>
+          </w:p>
+        </w:tc>
+        <w:tc>
+          <w:tcPr>
+            <w:tcW w:type="dxa" w:w="1179"/>
+            <w:tcBorders>
+              <w:top w:val="single" w:color="000000" w:sz="4"/>
+              <w:left w:val="single" w:color="000000" w:sz="4"/>
+              <w:bottom w:val="single" w:color="000000" w:sz="4"/>
+              <w:right w:val="single" w:color="000000" w:sz="4"/>
+            </w:tcBorders>
+            <w:tcMar>
+              <w:top w:type="dxa" w:w="30"/>
+              <w:left w:type="dxa" w:w="80"/>
+              <w:bottom w:type="dxa" w:w="30"/>
+              <w:right w:type="dxa" w:w="80"/>
+            </w:tcMar>
+            <w:vAlign w:val="center"/>
+          </w:tcPr>
+          <w:p>
+            <w:pPr>
+              <w:spacing w:line="240"/>
+              <w:jc w:val="left"/>
+            </w:pPr>
+            <w:r>
+              <w:rPr>
+                <w:rFonts w:ascii="Times New Roman" w:cs="Times New Roman" w:eastAsia="Times New Roman" w:hAnsi="Times New Roman"/>
+                <w:b w:val="false"/>
+                <w:bCs w:val="false"/>
+                <w:sz w:val="20"/>
+                <w:szCs w:val="20"/>
+              </w:rPr>
+              <w:t xml:space="preserve">Бәйге</w:t>
+            </w:r>
+          </w:p>
+        </w:tc>
+        <w:tc>
+          <w:tcPr>
+            <w:tcW w:type="dxa" w:w="1269"/>
+            <w:tcBorders>
+              <w:top w:val="single" w:color="000000" w:sz="4"/>
+              <w:left w:val="single" w:color="000000" w:sz="4"/>
+              <w:bottom w:val="single" w:color="000000" w:sz="4"/>
+              <w:right w:val="single" w:color="000000" w:sz="4"/>
+            </w:tcBorders>
+            <w:tcMar>
+              <w:top w:type="dxa" w:w="30"/>
+              <w:left w:type="dxa" w:w="80"/>
+              <w:bottom w:type="dxa" w:w="30"/>
+              <w:right w:type="dxa" w:w="80"/>
+            </w:tcMar>
+            <w:vAlign w:val="center"/>
+          </w:tcPr>
+          <w:p>
+            <w:pPr>
+              <w:spacing w:line="240"/>
+              <w:jc w:val="left"/>
+            </w:pPr>
+            <w:r>
+              <w:rPr>
+                <w:rFonts w:ascii="Times New Roman" w:cs="Times New Roman" w:eastAsia="Times New Roman" w:hAnsi="Times New Roman"/>
+                <w:b w:val="false"/>
+                <w:bCs w:val="false"/>
+                <w:sz w:val="20"/>
+                <w:szCs w:val="20"/>
+              </w:rPr>
+              <w:t xml:space="preserve">Басыбар</w:t>
+            </w:r>
+          </w:p>
+        </w:tc>
+        <w:tc>
+          <w:tcPr>
+            <w:tcW w:type="dxa" w:w="3809"/>
+            <w:tcBorders>
+              <w:top w:val="single" w:color="000000" w:sz="4"/>
+              <w:left w:val="single" w:color="000000" w:sz="4"/>
+              <w:bottom w:val="single" w:color="000000" w:sz="4"/>
+              <w:right w:val="single" w:color="000000" w:sz="4"/>
+            </w:tcBorders>
+            <w:tcMar>
+              <w:top w:type="dxa" w:w="30"/>
+              <w:left w:type="dxa" w:w="80"/>
+              <w:bottom w:type="dxa" w:w="30"/>
+              <w:right w:type="dxa" w:w="80"/>
+            </w:tcMar>
+            <w:vAlign w:val="center"/>
+          </w:tcPr>
+          <w:p>
+            <w:pPr>
+              <w:spacing w:line="240"/>
+              <w:jc w:val="left"/>
+            </w:pPr>
+            <w:r>
+              <w:rPr>
+                <w:rFonts w:ascii="Times New Roman" w:cs="Times New Roman" w:eastAsia="Times New Roman" w:hAnsi="Times New Roman"/>
+                <w:b w:val="false"/>
+                <w:bCs w:val="false"/>
+                <w:sz w:val="20"/>
+                <w:szCs w:val="20"/>
+              </w:rPr>
+              <w:t xml:space="preserve">Басыбар бәйгеге ат жөнелтіп, қайта келетінін айтады – бәйге ас пен той дайындығының бөлігі ретінде аталады.</w:t>
+            </w:r>
+          </w:p>
+          <w:p>
+            <w:pPr>
+              <w:spacing w:line="240"/>
+              <w:jc w:val="left"/>
+            </w:pPr>
+            <w:r>
+              <w:rPr>
+                <w:rFonts w:ascii="Times New Roman" w:cs="Times New Roman" w:eastAsia="Times New Roman" w:hAnsi="Times New Roman"/>
+                <w:b w:val="false"/>
+                <w:bCs w:val="false"/>
+                <w:sz w:val="20"/>
+                <w:szCs w:val="20"/>
+              </w:rPr>
+              <w:t xml:space="preserve">Үзінді: «Басыбар: Тәйт, жоғал, ондайынды жолымнан ал былай! Күмілжімей, тек көмейің күлкілдемей сертінде қал жалтақтамай. Байлауым сол, кәзір бәйгеге ат жөнелтіп қайта мұнда келемін. Мыжымай қарсы алуға қамдана бер осы үйде!»</w:t>
+            </w:r>
+          </w:p>
+        </w:tc>
+        <w:tc>
+          <w:tcPr>
+            <w:tcW w:type="dxa" w:w="729"/>
+            <w:tcBorders>
+              <w:top w:val="single" w:color="000000" w:sz="4"/>
+              <w:left w:val="single" w:color="000000" w:sz="4"/>
+              <w:bottom w:val="single" w:color="000000" w:sz="4"/>
+              <w:right w:val="single" w:color="000000" w:sz="4"/>
+            </w:tcBorders>
+            <w:tcMar>
+              <w:top w:type="dxa" w:w="30"/>
+              <w:left w:type="dxa" w:w="80"/>
+              <w:bottom w:type="dxa" w:w="30"/>
+              <w:right w:type="dxa" w:w="80"/>
+            </w:tcMar>
+            <w:vAlign w:val="center"/>
+          </w:tcPr>
+          <w:p>
+            <w:pPr>
+              <w:spacing w:line="240"/>
+              <w:jc w:val="center"/>
+            </w:pPr>
+            <w:r>
+              <w:rPr>
+                <w:rFonts w:ascii="Times New Roman" w:cs="Times New Roman" w:eastAsia="Times New Roman" w:hAnsi="Times New Roman"/>
+                <w:b w:val="false"/>
+                <w:bCs w:val="false"/>
+                <w:sz w:val="20"/>
+                <w:szCs w:val="20"/>
+              </w:rPr>
+              <w:t xml:space="preserve">Қ</w:t>
             </w:r>
           </w:p>
         </w:tc>
@@ -18474,9 +20441,8 @@
                 <w:bCs w:val="false"/>
                 <w:sz w:val="22"/>
                 <w:szCs w:val="22"/>
-                <w:highlight w:val="yellow"/>
-              </w:rPr>
-              <w:t xml:space="preserve">[ертегі немесе жырдан эпизод]</w:t>
+              </w:rPr>
+              <w:t xml:space="preserve">«Қобыланды батыр»: Бәйгеден келген аттар туралы айтылады; Құртқа Қобыландының сапарға аттанатынын біліп, Тайбурылға алтын ер салып дайындайды. «Ер Төстік»: Темір хан ат бәйгесін өткізіп, бар жүйрігін қосады; Төстік Шалқұйрықты бәйгеге дайындайды, аттар бір жұмалық жерден шабады.</w:t>
             </w:r>
           </w:p>
         </w:tc>
@@ -18718,9 +20684,8 @@
                 <w:bCs w:val="false"/>
                 <w:sz w:val="22"/>
                 <w:szCs w:val="22"/>
-                <w:highlight w:val="yellow"/>
-              </w:rPr>
-              <w:t xml:space="preserve">[ертегі немесе жырдан эпизод]</w:t>
+              </w:rPr>
+              <w:t xml:space="preserve">«Алпамыс батыр»: Жәдігер ойлады: «Менің көкпар шабатын заманым болса, өстіп жүрем бе, бұл көкпарды Қарлығаш апама апарып берейін, жігіттерге асып берсін!» — деп, мойнында кісен, аяғында шынжыр, құнан атына сүйретіп ауылға алып барды.</w:t>
             </w:r>
           </w:p>
         </w:tc>
@@ -18962,9 +20927,8 @@
                 <w:bCs w:val="false"/>
                 <w:sz w:val="22"/>
                 <w:szCs w:val="22"/>
-                <w:highlight w:val="yellow"/>
-              </w:rPr>
-              <w:t xml:space="preserve">[ертегі немесе жырдан эпизод]</w:t>
+              </w:rPr>
+              <w:t xml:space="preserve">Зерттелген шығармаларда кездеспеді.</w:t>
             </w:r>
           </w:p>
         </w:tc>
@@ -19206,9 +21170,8 @@
                 <w:bCs w:val="false"/>
                 <w:sz w:val="22"/>
                 <w:szCs w:val="22"/>
-                <w:highlight w:val="yellow"/>
-              </w:rPr>
-              <w:t xml:space="preserve">[ертегі немесе жырдан эпизод]</w:t>
+              </w:rPr>
+              <w:t xml:space="preserve">Зерттелген шығармаларда кездеспеді.</w:t>
             </w:r>
           </w:p>
         </w:tc>
@@ -19450,9 +21413,8 @@
                 <w:bCs w:val="false"/>
                 <w:sz w:val="22"/>
                 <w:szCs w:val="22"/>
-                <w:highlight w:val="yellow"/>
-              </w:rPr>
-              <w:t xml:space="preserve">[ертегі немесе жырдан эпизод]</w:t>
+              </w:rPr>
+              <w:t xml:space="preserve">«Қамбар батыр»: Қараман бастаған бектер кернейлетіп қаладан шығып, ат үстінде аударысып ойнайды. «Қозы Көрпеш – Баян сұлу»: Қозы жылқы бағып жүріп, тоқсан құлмен аударыспақ ойнайды және бәрін аттан аударып түсіреді – оның алып күші көрінеді.</w:t>
             </w:r>
           </w:p>
         </w:tc>
@@ -19694,9 +21656,8 @@
                 <w:bCs w:val="false"/>
                 <w:sz w:val="22"/>
                 <w:szCs w:val="22"/>
-                <w:highlight w:val="yellow"/>
-              </w:rPr>
-              <w:t xml:space="preserve">[ертегі немесе жырдан эпизод]</w:t>
+              </w:rPr>
+              <w:t xml:space="preserve">«Ер Төстік»: Балуан күресінде жер астының алыптары Таусоғарға шақ келмейді, ол тауды көтеріп, күшін көрсетеді. «Керқұла атты Кендебай»: Кендебай ерекше күшті болып өседі: күрескенін жыға береді, құдыққа құлаған түйелерді жалғыз тартып шығарады.</w:t>
             </w:r>
           </w:p>
         </w:tc>
@@ -19938,9 +21899,24 @@
                 <w:bCs w:val="false"/>
                 <w:sz w:val="22"/>
                 <w:szCs w:val="22"/>
-                <w:highlight w:val="yellow"/>
-              </w:rPr>
-              <w:t xml:space="preserve">[ертегі немесе жырдан эпизод]</w:t>
+              </w:rPr>
+              <w:t xml:space="preserve">«Алпамыс батыр»: Алпамыс бөгелген жоқ, садақты шірене тартып, жамбыны сыңғыр</w:t>
+            </w:r>
+          </w:p>
+          <w:p>
+            <w:pPr>
+              <w:spacing w:line="240"/>
+              <w:jc w:val="left"/>
+            </w:pPr>
+            <w:r>
+              <w:rPr>
+                <w:rFonts w:ascii="Times New Roman" w:cs="Times New Roman" w:eastAsia="Times New Roman" w:hAnsi="Times New Roman"/>
+                <w:b w:val="false"/>
+                <w:bCs w:val="false"/>
+                <w:sz w:val="22"/>
+                <w:szCs w:val="22"/>
+              </w:rPr>
+              <w:t xml:space="preserve">еткізіп атып түсірді.</w:t>
             </w:r>
           </w:p>
         </w:tc>
@@ -20182,9 +22158,8 @@
                 <w:bCs w:val="false"/>
                 <w:sz w:val="22"/>
                 <w:szCs w:val="22"/>
-                <w:highlight w:val="yellow"/>
-              </w:rPr>
-              <w:t xml:space="preserve">[ертегі немесе жырдан эпизод]</w:t>
+              </w:rPr>
+              <w:t xml:space="preserve">Зерттелген шығармаларда кездеспеді.</w:t>
             </w:r>
           </w:p>
         </w:tc>
@@ -20426,9 +22401,8 @@
                 <w:bCs w:val="false"/>
                 <w:sz w:val="22"/>
                 <w:szCs w:val="22"/>
-                <w:highlight w:val="yellow"/>
-              </w:rPr>
-              <w:t xml:space="preserve">[ертегі немесе жырдан эпизод]</w:t>
+              </w:rPr>
+              <w:t xml:space="preserve">Зерттелген шығармаларда кездеспеді.</w:t>
             </w:r>
           </w:p>
         </w:tc>
@@ -20670,9 +22644,8 @@
                 <w:bCs w:val="false"/>
                 <w:sz w:val="22"/>
                 <w:szCs w:val="22"/>
-                <w:highlight w:val="yellow"/>
-              </w:rPr>
-              <w:t xml:space="preserve">[ертегі немесе жырдан эпизод]</w:t>
+              </w:rPr>
+              <w:t xml:space="preserve">«Ер Төстік»: Төстік асық ойнап жүріп, кемпірдің баласын ұрып қалады; кемпірдің ызасынан кейін Төстік ағаларын іздеп жолға шығады. «Алтын сақа»: Ауыл көшкенде баланың алтын сақасы жұртта қалады; бала оны алуға қайтып барып, жалмауыз кемпірге кездеседі.</w:t>
             </w:r>
           </w:p>
         </w:tc>
@@ -20914,9 +22887,8 @@
                 <w:bCs w:val="false"/>
                 <w:sz w:val="22"/>
                 <w:szCs w:val="22"/>
-                <w:highlight w:val="yellow"/>
-              </w:rPr>
-              <w:t xml:space="preserve">[ертегі немесе жырдан эпизод]</w:t>
+              </w:rPr>
+              <w:t xml:space="preserve">Зерттелген шығармаларда кездеспеді.</w:t>
             </w:r>
           </w:p>
         </w:tc>
@@ -21158,9 +23130,8 @@
                 <w:bCs w:val="false"/>
                 <w:sz w:val="22"/>
                 <w:szCs w:val="22"/>
-                <w:highlight w:val="yellow"/>
-              </w:rPr>
-              <w:t xml:space="preserve">[ертегі немесе жырдан эпизод]</w:t>
+              </w:rPr>
+              <w:t xml:space="preserve">Зерттелген шығармаларда кездеспеді.</w:t>
             </w:r>
           </w:p>
         </w:tc>

--- a/Zerde_Ulttyq_oiyndar/Zertteu_zhumysy.docx
+++ b/Zerde_Ulttyq_oiyndar/Zertteu_zhumysy.docx
@@ -311,28 +311,7 @@
           <w:sz w:val="28"/>
           <w:szCs w:val="28"/>
         </w:rPr>
-        <w:t xml:space="preserve">Жұмыстың мақсаты – қазақ ертегілері мен жырларындағы ұлттық ойындарды анықтап, олардың шығармадағы қызметін талдау және сыныптастарымның бұл ойындарды білу деңгейін зерттеу. Өзектілігі: ұлттық ойындар – халықтың рухани мұрасы, ал бүгінгі оқушылар оларды аз ойнайды. Зерттеу сұрағы: ертегі мен жырда қандай ұлттық ойындар кездеседі, олар оқиғада қандай рөл атқарады және оқушылар оларды біле ме? Болжам: ертегілерде балалар ойындары, жырларда ат ойындары мен күш сынасу ойындары жиі кездеседі, жырда ойын көбіне қаһарманды сынайды. Әдістер: мәтінді талдау және кодтау, салыстыру, сауалнама. 11 шығарма (4 ертегі, 7 жыр) оқылып, ойын кездесетін 16 эпизод табылды, сауалнамаға </w:t>
-      </w:r>
-      <w:r>
-        <w:rPr>
-          <w:rFonts w:ascii="Times New Roman" w:cs="Times New Roman" w:eastAsia="Times New Roman" w:hAnsi="Times New Roman"/>
-          <w:b w:val="false"/>
-          <w:bCs w:val="false"/>
-          <w:sz w:val="28"/>
-          <w:szCs w:val="28"/>
-          <w:highlight w:val="yellow"/>
-        </w:rPr>
-        <w:t xml:space="preserve">[___]</w:t>
-      </w:r>
-      <w:r>
-        <w:rPr>
-          <w:rFonts w:ascii="Times New Roman" w:cs="Times New Roman" w:eastAsia="Times New Roman" w:hAnsi="Times New Roman"/>
-          <w:b w:val="false"/>
-          <w:bCs w:val="false"/>
-          <w:sz w:val="28"/>
-          <w:szCs w:val="28"/>
-        </w:rPr>
-        <w:t xml:space="preserve"> оқушы қатысты. Ең жиі ойындар – бәйге мен асық, ал 12 ойынның 6-уы кездеспеді. Жырларда ат ойындары басым, ертегіде ойын көбіне сынақ, жырда батырдың қасиетін көрсетеді; асық оқиғаны бастаушы қызмет атқарады. Болжам ішінара расталды. Нәтижесінде «Ертегі-ойын» карточкалары жасалды.</w:t>
+        <w:t xml:space="preserve">Жұмыстың мақсаты – қазақ ертегілері мен жырларындағы ұлттық ойындарды анықтап, олардың шығармадағы қызметін талдау және сыныптастарымның бұл ойындарды білу деңгейін зерттеу. Өзектілігі: ұлттық ойындар – халықтың рухани мұрасы, ал бүгінгі оқушылар оларды аз ойнайды. Зерттеу сұрағы: ертегі мен жырда қандай ұлттық ойындар кездеседі, олар оқиғада қандай рөл атқарады және оқушылар оларды біле ме? Болжам: ертегілерде балалар ойындары, жырларда ат ойындары мен күш сынасу ойындары жиі кездеседі, жырда ойын көбіне қаһарманды сынайды. Әдістер: мәтінді талдау және кодтау, салыстыру, сауалнама. 11 шығарма (4 ертегі, 7 жыр) оқылып, ойын кездесетін 16 эпизод табылды, сауалнамаға 19 оқушы қатысты. Ең жиі ойындар – бәйге мен асық, ал 12 ойынның 6-уы кездеспеді. Жырларда ат ойындары басым, ертегіде ойын көбіне сынақ, жырда батырдың қасиетін көрсетеді; асық оқиғаны бастаушы қызмет атқарады. Сауалнама көрсеткендей, оқушылар ойындардың атын жақсы біледі, бірақ көбін ойнамаған; ең көп ойналатыны – асық. Болжам ішінара расталды. Нәтижесінде «Ертегі-ойын» карточкалары жасалды.</w:t>
       </w:r>
     </w:p>
     <w:p>
@@ -714,7 +693,7 @@
           <w:sz w:val="28"/>
           <w:szCs w:val="28"/>
         </w:rPr>
-        <w:t xml:space="preserve">	15</w:t>
+        <w:t xml:space="preserve">	16</w:t>
       </w:r>
     </w:p>
     <w:p>
@@ -739,7 +718,7 @@
           <w:sz w:val="28"/>
           <w:szCs w:val="28"/>
         </w:rPr>
-        <w:t xml:space="preserve">	15</w:t>
+        <w:t xml:space="preserve">	17</w:t>
       </w:r>
     </w:p>
     <w:p>
@@ -763,7 +742,7 @@
           <w:sz w:val="28"/>
           <w:szCs w:val="28"/>
         </w:rPr>
-        <w:t xml:space="preserve">	17</w:t>
+        <w:t xml:space="preserve">	18</w:t>
       </w:r>
     </w:p>
     <w:p>
@@ -787,7 +766,7 @@
           <w:sz w:val="28"/>
           <w:szCs w:val="28"/>
         </w:rPr>
-        <w:t xml:space="preserve">	19</w:t>
+        <w:t xml:space="preserve">	20</w:t>
       </w:r>
     </w:p>
     <w:p>
@@ -811,7 +790,7 @@
           <w:sz w:val="28"/>
           <w:szCs w:val="28"/>
         </w:rPr>
-        <w:t xml:space="preserve">	20</w:t>
+        <w:t xml:space="preserve">	22</w:t>
       </w:r>
     </w:p>
     <w:p>
@@ -835,7 +814,7 @@
           <w:sz w:val="28"/>
           <w:szCs w:val="28"/>
         </w:rPr>
-        <w:t xml:space="preserve">	24</w:t>
+        <w:t xml:space="preserve">	26</w:t>
       </w:r>
     </w:p>
     <w:p>
@@ -859,7 +838,7 @@
           <w:sz w:val="28"/>
           <w:szCs w:val="28"/>
         </w:rPr>
-        <w:t xml:space="preserve">	25</w:t>
+        <w:t xml:space="preserve">	27</w:t>
       </w:r>
     </w:p>
     <w:p>
@@ -883,7 +862,7 @@
           <w:sz w:val="28"/>
           <w:szCs w:val="28"/>
         </w:rPr>
-        <w:t xml:space="preserve">	26</w:t>
+        <w:t xml:space="preserve">	28</w:t>
       </w:r>
     </w:p>
     <w:p>
@@ -4289,7 +4268,7 @@
           <w:sz w:val="28"/>
           <w:szCs w:val="28"/>
         </w:rPr>
-        <w:t xml:space="preserve"> Зерттеуге 11 шығарма алдым: 4 ертегі және 7 батырлар мен ғашықтық жыры (3-кесте). Шығармаларды таңдағанда олардың мектеп бағдарламасына енгеніне, белгілі болуына және маған қолжетімді болуына қарадым. Әр шығарманы қай кітаптан немесе қай сайттан оқығаным кестеде көрсетілген.</w:t>
+        <w:t xml:space="preserve"> Зерттеуге 11 шығарма алдым: 4 ертегі және 7 батырлар мен ғашықтық жыры (3-кесте). Шығармаларды таңдағанда олардың мектеп бағдарламасына енгеніне, белгілі болуына және маған қолжетімді болуына қарадым. Әр шығарманы қай кітаптан немесе қай сайттан оқығанымды кестеге жазып отырдым, толық сипаттамасы дереккөздер тізімінде берілген. Кітаптардың көбін Қазақстан ұлттық электрондық кітапханасының сайтынан оқыдым [12].</w:t>
       </w:r>
     </w:p>
     <w:p>
@@ -4608,7 +4587,7 @@
                 <w:sz w:val="24"/>
                 <w:szCs w:val="24"/>
               </w:rPr>
-              <w:t xml:space="preserve">Ер Төстік [Мәтін] : қазақтың көне ертегілері (жаңартылған нұсқа) / М. Байбеков О. Байбеков ... – Тараз : Сенім, 2019</w:t>
+              <w:t xml:space="preserve">Тараз: Сенім, 2019 [13]</w:t>
             </w:r>
           </w:p>
         </w:tc>
@@ -4749,7 +4728,7 @@
                 <w:sz w:val="24"/>
                 <w:szCs w:val="24"/>
               </w:rPr>
-              <w:t xml:space="preserve">https://adebiportal.kz/kz/balaqai/view/kerqula-atty-kendebai__126</w:t>
+              <w:t xml:space="preserve">adebiportal.kz [14]</w:t>
             </w:r>
           </w:p>
         </w:tc>
@@ -4890,7 +4869,7 @@
                 <w:sz w:val="24"/>
                 <w:szCs w:val="24"/>
               </w:rPr>
-              <w:t xml:space="preserve">Алтын сақа – Алматы, 1972.</w:t>
+              <w:t xml:space="preserve">Алматы, 1972 [15]</w:t>
             </w:r>
           </w:p>
         </w:tc>
@@ -5031,7 +5010,7 @@
                 <w:sz w:val="24"/>
                 <w:szCs w:val="24"/>
               </w:rPr>
-              <w:t xml:space="preserve">https://bilim-all.kz/article/263</w:t>
+              <w:t xml:space="preserve">bilim-all.kz [16]</w:t>
             </w:r>
           </w:p>
         </w:tc>
@@ -5172,7 +5151,7 @@
                 <w:sz w:val="24"/>
                 <w:szCs w:val="24"/>
               </w:rPr>
-              <w:t xml:space="preserve">Алпамыс батыр : эпостың баяны / ... – Астана : Фолиант, 2012.</w:t>
+              <w:t xml:space="preserve">Астана: Фолиант, 2012 [17]</w:t>
             </w:r>
           </w:p>
         </w:tc>
@@ -5313,7 +5292,7 @@
                 <w:sz w:val="24"/>
                 <w:szCs w:val="24"/>
               </w:rPr>
-              <w:t xml:space="preserve">Қобыланды батыр [Мәтін] / ... – Алматы : Mazmundama, 2022</w:t>
+              <w:t xml:space="preserve">Алматы: Mazmundama, 2022 [18]</w:t>
             </w:r>
           </w:p>
         </w:tc>
@@ -5454,7 +5433,7 @@
                 <w:sz w:val="24"/>
                 <w:szCs w:val="24"/>
               </w:rPr>
-              <w:t xml:space="preserve">Ер Тарғын [Мәтін] : батырлар жыры / ... – Астана : Алматыкітап, 2007.</w:t>
+              <w:t xml:space="preserve">Астана: Алматыкітап, 2007 [19]</w:t>
             </w:r>
           </w:p>
         </w:tc>
@@ -5595,7 +5574,7 @@
                 <w:sz w:val="24"/>
                 <w:szCs w:val="24"/>
               </w:rPr>
-              <w:t xml:space="preserve">https://bilim-all.kz/olen/4898-qambar-batyr</w:t>
+              <w:t xml:space="preserve">bilim-all.kz [20]</w:t>
             </w:r>
           </w:p>
         </w:tc>
@@ -5736,7 +5715,7 @@
                 <w:sz w:val="24"/>
                 <w:szCs w:val="24"/>
               </w:rPr>
-              <w:t xml:space="preserve">Қыз Жібек [Мәтін] : Лиро-эпостық поэма  – Алматы : Мектеп, 2003.</w:t>
+              <w:t xml:space="preserve">Алматы: Мектеп, 2003 [21]</w:t>
             </w:r>
           </w:p>
         </w:tc>
@@ -5877,7 +5856,7 @@
                 <w:sz w:val="24"/>
                 <w:szCs w:val="24"/>
               </w:rPr>
-              <w:t xml:space="preserve">Қозы Көрпеш - Баян Сұлу [Мәтін] : лиро-эпостық поэма : М. Ж. Көпейұлы нұсқасы / ... – Алматы : Мектеп, 2006</w:t>
+              <w:t xml:space="preserve">Алматы: Мектеп, 2006 [22]</w:t>
             </w:r>
           </w:p>
         </w:tc>
@@ -6018,7 +5997,7 @@
                 <w:sz w:val="24"/>
                 <w:szCs w:val="24"/>
               </w:rPr>
-              <w:t xml:space="preserve">Айман-Шолпан [Мәтін] : Қазақ эпосы / ; Қазақ ССР Ғылым Академиясы, Тіл және әдебиет институты ; [баспаға даярлаған Ы. Т. Дүйсенбаев]... – Алматы : Қазақ ССР Ғылым Академиясының Баспасы, 1957</w:t>
+              <w:t xml:space="preserve">Алматы: ҚазССР ҒА баспасы, 1957 [23]</w:t>
             </w:r>
           </w:p>
         </w:tc>
@@ -6223,7 +6202,7 @@
           <w:sz w:val="28"/>
           <w:szCs w:val="28"/>
         </w:rPr>
-        <w:t xml:space="preserve">Сауалнамаға қатысу ерікті болды. Қатысушылардың ата-анасынан келісім алынды (Б қосымшасы). Сауалнамада есім жазылмады: әр қатысушыға код (С01, С02 …) берілді. Сауалнама нәтижелері тек жалпы сан түрінде көрсетілді. Жұмыста денсаулыққа қауіпті ешқандай әрекет болған жоқ. Этика мен қауіпсіздік талаптарының орындалуы «Зерде» ережелеріне сай бақылау парағында көрсетілді [12].</w:t>
+        <w:t xml:space="preserve">Сауалнамаға қатысу ерікті болды. Қатысушылардың ата-анасынан келісім алынды (Б қосымшасы). Сауалнамада есім жазылмады: әр қатысушыға код (С01, С02 …) берілді. Сауалнама нәтижелері тек жалпы сан түрінде көрсетілді. Жұмыста денсаулыққа қауіпті ешқандай әрекет болған жоқ. Этика мен қауіпсіздік талаптарының орындалуы «Зерде» ережелеріне сай бақылау парағында көрсетілді [24].</w:t>
       </w:r>
     </w:p>
     <w:p>
@@ -11040,28 +11019,7 @@
           <w:sz w:val="28"/>
           <w:szCs w:val="28"/>
         </w:rPr>
-        <w:t xml:space="preserve">Сауалнамаға </w:t>
-      </w:r>
-      <w:r>
-        <w:rPr>
-          <w:rFonts w:ascii="Times New Roman" w:cs="Times New Roman" w:eastAsia="Times New Roman" w:hAnsi="Times New Roman"/>
-          <w:b w:val="false"/>
-          <w:bCs w:val="false"/>
-          <w:sz w:val="28"/>
-          <w:szCs w:val="28"/>
-          <w:highlight w:val="yellow"/>
-        </w:rPr>
-        <w:t xml:space="preserve">[___]</w:t>
-      </w:r>
-      <w:r>
-        <w:rPr>
-          <w:rFonts w:ascii="Times New Roman" w:cs="Times New Roman" w:eastAsia="Times New Roman" w:hAnsi="Times New Roman"/>
-          <w:b w:val="false"/>
-          <w:bCs w:val="false"/>
-          <w:sz w:val="28"/>
-          <w:szCs w:val="28"/>
-        </w:rPr>
-        <w:t xml:space="preserve"> оқушы қатысты. Нәтижелер 8-кестеде және 5-суретте берілген.</w:t>
+        <w:t xml:space="preserve">Сауалнамаға 22 оқушы жауап берді. Олардың үшеуі ата-анасының келісімі жоқ деп белгіледі, сондықтан форма оларды әрі қарай өткізбеді және олардың жауабын есепке алмадым. Сонымен сауалнамаға 5–8-сыныптардың 19 оқушысы қатысты: 5-сыныптан 2, 6-сыныптан 8, 7-сыныптан 5, 8-сыныптан 4 оқушы. Жауаптарды Excel кестесіне аударып, әр ойын бойынша санап шықтым. Нәтижелер 8-кестеде және 5-суретте берілген.</w:t>
       </w:r>
     </w:p>
     <w:p>
@@ -11311,9 +11269,8 @@
                 <w:bCs w:val="false"/>
                 <w:sz w:val="24"/>
                 <w:szCs w:val="24"/>
-                <w:highlight w:val="yellow"/>
-              </w:rPr>
-              <w:t xml:space="preserve">[___]</w:t>
+              </w:rPr>
+              <w:t xml:space="preserve">94,7</w:t>
             </w:r>
           </w:p>
         </w:tc>
@@ -11346,9 +11303,8 @@
                 <w:bCs w:val="false"/>
                 <w:sz w:val="24"/>
                 <w:szCs w:val="24"/>
-                <w:highlight w:val="yellow"/>
-              </w:rPr>
-              <w:t xml:space="preserve">[___]</w:t>
+              </w:rPr>
+              <w:t xml:space="preserve">15,8</w:t>
             </w:r>
           </w:p>
         </w:tc>
@@ -11381,9 +11337,8 @@
                 <w:bCs w:val="false"/>
                 <w:sz w:val="24"/>
                 <w:szCs w:val="24"/>
-                <w:highlight w:val="yellow"/>
-              </w:rPr>
-              <w:t xml:space="preserve">[___]</w:t>
+              </w:rPr>
+              <w:t xml:space="preserve">78,9</w:t>
             </w:r>
           </w:p>
         </w:tc>
@@ -11455,9 +11410,8 @@
                 <w:bCs w:val="false"/>
                 <w:sz w:val="24"/>
                 <w:szCs w:val="24"/>
-                <w:highlight w:val="yellow"/>
-              </w:rPr>
-              <w:t xml:space="preserve">[___]</w:t>
+              </w:rPr>
+              <w:t xml:space="preserve">100</w:t>
             </w:r>
           </w:p>
         </w:tc>
@@ -11490,9 +11444,8 @@
                 <w:bCs w:val="false"/>
                 <w:sz w:val="24"/>
                 <w:szCs w:val="24"/>
-                <w:highlight w:val="yellow"/>
-              </w:rPr>
-              <w:t xml:space="preserve">[___]</w:t>
+              </w:rPr>
+              <w:t xml:space="preserve">10,5</w:t>
             </w:r>
           </w:p>
         </w:tc>
@@ -11525,9 +11478,8 @@
                 <w:bCs w:val="false"/>
                 <w:sz w:val="24"/>
                 <w:szCs w:val="24"/>
-                <w:highlight w:val="yellow"/>
-              </w:rPr>
-              <w:t xml:space="preserve">[___]</w:t>
+              </w:rPr>
+              <w:t xml:space="preserve">84,2</w:t>
             </w:r>
           </w:p>
         </w:tc>
@@ -11599,9 +11551,8 @@
                 <w:bCs w:val="false"/>
                 <w:sz w:val="24"/>
                 <w:szCs w:val="24"/>
-                <w:highlight w:val="yellow"/>
-              </w:rPr>
-              <w:t xml:space="preserve">[___]</w:t>
+              </w:rPr>
+              <w:t xml:space="preserve">73,7</w:t>
             </w:r>
           </w:p>
         </w:tc>
@@ -11634,9 +11585,8 @@
                 <w:bCs w:val="false"/>
                 <w:sz w:val="24"/>
                 <w:szCs w:val="24"/>
-                <w:highlight w:val="yellow"/>
-              </w:rPr>
-              <w:t xml:space="preserve">[___]</w:t>
+              </w:rPr>
+              <w:t xml:space="preserve">15,8</w:t>
             </w:r>
           </w:p>
         </w:tc>
@@ -11669,9 +11619,8 @@
                 <w:bCs w:val="false"/>
                 <w:sz w:val="24"/>
                 <w:szCs w:val="24"/>
-                <w:highlight w:val="yellow"/>
-              </w:rPr>
-              <w:t xml:space="preserve">[___]</w:t>
+              </w:rPr>
+              <w:t xml:space="preserve">47,4</w:t>
             </w:r>
           </w:p>
         </w:tc>
@@ -11743,9 +11692,8 @@
                 <w:bCs w:val="false"/>
                 <w:sz w:val="24"/>
                 <w:szCs w:val="24"/>
-                <w:highlight w:val="yellow"/>
-              </w:rPr>
-              <w:t xml:space="preserve">[___]</w:t>
+              </w:rPr>
+              <w:t xml:space="preserve">78,9</w:t>
             </w:r>
           </w:p>
         </w:tc>
@@ -11778,9 +11726,8 @@
                 <w:bCs w:val="false"/>
                 <w:sz w:val="24"/>
                 <w:szCs w:val="24"/>
-                <w:highlight w:val="yellow"/>
-              </w:rPr>
-              <w:t xml:space="preserve">[___]</w:t>
+              </w:rPr>
+              <w:t xml:space="preserve">15,8</w:t>
             </w:r>
           </w:p>
         </w:tc>
@@ -11813,9 +11760,8 @@
                 <w:bCs w:val="false"/>
                 <w:sz w:val="24"/>
                 <w:szCs w:val="24"/>
-                <w:highlight w:val="yellow"/>
-              </w:rPr>
-              <w:t xml:space="preserve">[___]</w:t>
+              </w:rPr>
+              <w:t xml:space="preserve">47,4</w:t>
             </w:r>
           </w:p>
         </w:tc>
@@ -11887,9 +11833,8 @@
                 <w:bCs w:val="false"/>
                 <w:sz w:val="24"/>
                 <w:szCs w:val="24"/>
-                <w:highlight w:val="yellow"/>
-              </w:rPr>
-              <w:t xml:space="preserve">[___]</w:t>
+              </w:rPr>
+              <w:t xml:space="preserve">78,9</w:t>
             </w:r>
           </w:p>
         </w:tc>
@@ -11922,9 +11867,8 @@
                 <w:bCs w:val="false"/>
                 <w:sz w:val="24"/>
                 <w:szCs w:val="24"/>
-                <w:highlight w:val="yellow"/>
-              </w:rPr>
-              <w:t xml:space="preserve">[___]</w:t>
+              </w:rPr>
+              <w:t xml:space="preserve">21,1</w:t>
             </w:r>
           </w:p>
         </w:tc>
@@ -11957,9 +11901,8 @@
                 <w:bCs w:val="false"/>
                 <w:sz w:val="24"/>
                 <w:szCs w:val="24"/>
-                <w:highlight w:val="yellow"/>
-              </w:rPr>
-              <w:t xml:space="preserve">[___]</w:t>
+              </w:rPr>
+              <w:t xml:space="preserve">47,4</w:t>
             </w:r>
           </w:p>
         </w:tc>
@@ -12031,9 +11974,8 @@
                 <w:bCs w:val="false"/>
                 <w:sz w:val="24"/>
                 <w:szCs w:val="24"/>
-                <w:highlight w:val="yellow"/>
-              </w:rPr>
-              <w:t xml:space="preserve">[___]</w:t>
+              </w:rPr>
+              <w:t xml:space="preserve">94,7</w:t>
             </w:r>
           </w:p>
         </w:tc>
@@ -12066,9 +12008,8 @@
                 <w:bCs w:val="false"/>
                 <w:sz w:val="24"/>
                 <w:szCs w:val="24"/>
-                <w:highlight w:val="yellow"/>
-              </w:rPr>
-              <w:t xml:space="preserve">[___]</w:t>
+              </w:rPr>
+              <w:t xml:space="preserve">31,6</w:t>
             </w:r>
           </w:p>
         </w:tc>
@@ -12101,9 +12042,8 @@
                 <w:bCs w:val="false"/>
                 <w:sz w:val="24"/>
                 <w:szCs w:val="24"/>
-                <w:highlight w:val="yellow"/>
-              </w:rPr>
-              <w:t xml:space="preserve">[___]</w:t>
+              </w:rPr>
+              <w:t xml:space="preserve">78,9</w:t>
             </w:r>
           </w:p>
         </w:tc>
@@ -12175,9 +12115,8 @@
                 <w:bCs w:val="false"/>
                 <w:sz w:val="24"/>
                 <w:szCs w:val="24"/>
-                <w:highlight w:val="yellow"/>
-              </w:rPr>
-              <w:t xml:space="preserve">[___]</w:t>
+              </w:rPr>
+              <w:t xml:space="preserve">73,7</w:t>
             </w:r>
           </w:p>
         </w:tc>
@@ -12210,9 +12149,8 @@
                 <w:bCs w:val="false"/>
                 <w:sz w:val="24"/>
                 <w:szCs w:val="24"/>
-                <w:highlight w:val="yellow"/>
-              </w:rPr>
-              <w:t xml:space="preserve">[___]</w:t>
+              </w:rPr>
+              <w:t xml:space="preserve">21,1</w:t>
             </w:r>
           </w:p>
         </w:tc>
@@ -12245,9 +12183,8 @@
                 <w:bCs w:val="false"/>
                 <w:sz w:val="24"/>
                 <w:szCs w:val="24"/>
-                <w:highlight w:val="yellow"/>
-              </w:rPr>
-              <w:t xml:space="preserve">[___]</w:t>
+              </w:rPr>
+              <w:t xml:space="preserve">52,6</w:t>
             </w:r>
           </w:p>
         </w:tc>
@@ -12319,9 +12256,8 @@
                 <w:bCs w:val="false"/>
                 <w:sz w:val="24"/>
                 <w:szCs w:val="24"/>
-                <w:highlight w:val="yellow"/>
-              </w:rPr>
-              <w:t xml:space="preserve">[___]</w:t>
+              </w:rPr>
+              <w:t xml:space="preserve">100</w:t>
             </w:r>
           </w:p>
         </w:tc>
@@ -12354,9 +12290,8 @@
                 <w:bCs w:val="false"/>
                 <w:sz w:val="24"/>
                 <w:szCs w:val="24"/>
-                <w:highlight w:val="yellow"/>
-              </w:rPr>
-              <w:t xml:space="preserve">[___]</w:t>
+              </w:rPr>
+              <w:t xml:space="preserve">57,9</w:t>
             </w:r>
           </w:p>
         </w:tc>
@@ -12389,9 +12324,8 @@
                 <w:bCs w:val="false"/>
                 <w:sz w:val="24"/>
                 <w:szCs w:val="24"/>
-                <w:highlight w:val="yellow"/>
-              </w:rPr>
-              <w:t xml:space="preserve">[___]</w:t>
+              </w:rPr>
+              <w:t xml:space="preserve">84,2</w:t>
             </w:r>
           </w:p>
         </w:tc>
@@ -12463,9 +12397,8 @@
                 <w:bCs w:val="false"/>
                 <w:sz w:val="24"/>
                 <w:szCs w:val="24"/>
-                <w:highlight w:val="yellow"/>
-              </w:rPr>
-              <w:t xml:space="preserve">[___]</w:t>
+              </w:rPr>
+              <w:t xml:space="preserve">78,9</w:t>
             </w:r>
           </w:p>
         </w:tc>
@@ -12498,9 +12431,8 @@
                 <w:bCs w:val="false"/>
                 <w:sz w:val="24"/>
                 <w:szCs w:val="24"/>
-                <w:highlight w:val="yellow"/>
-              </w:rPr>
-              <w:t xml:space="preserve">[___]</w:t>
+              </w:rPr>
+              <w:t xml:space="preserve">21,1</w:t>
             </w:r>
           </w:p>
         </w:tc>
@@ -12533,9 +12465,8 @@
                 <w:bCs w:val="false"/>
                 <w:sz w:val="24"/>
                 <w:szCs w:val="24"/>
-                <w:highlight w:val="yellow"/>
-              </w:rPr>
-              <w:t xml:space="preserve">[___]</w:t>
+              </w:rPr>
+              <w:t xml:space="preserve">57,9</w:t>
             </w:r>
           </w:p>
         </w:tc>
@@ -12607,9 +12538,8 @@
                 <w:bCs w:val="false"/>
                 <w:sz w:val="24"/>
                 <w:szCs w:val="24"/>
-                <w:highlight w:val="yellow"/>
-              </w:rPr>
-              <w:t xml:space="preserve">[___]</w:t>
+              </w:rPr>
+              <w:t xml:space="preserve">100</w:t>
             </w:r>
           </w:p>
         </w:tc>
@@ -12642,9 +12572,8 @@
                 <w:bCs w:val="false"/>
                 <w:sz w:val="24"/>
                 <w:szCs w:val="24"/>
-                <w:highlight w:val="yellow"/>
-              </w:rPr>
-              <w:t xml:space="preserve">[___]</w:t>
+              </w:rPr>
+              <w:t xml:space="preserve">63,2</w:t>
             </w:r>
           </w:p>
         </w:tc>
@@ -12677,9 +12606,8 @@
                 <w:bCs w:val="false"/>
                 <w:sz w:val="24"/>
                 <w:szCs w:val="24"/>
-                <w:highlight w:val="yellow"/>
-              </w:rPr>
-              <w:t xml:space="preserve">[___]</w:t>
+              </w:rPr>
+              <w:t xml:space="preserve">84,2</w:t>
             </w:r>
           </w:p>
         </w:tc>
@@ -12751,9 +12679,8 @@
                 <w:bCs w:val="false"/>
                 <w:sz w:val="24"/>
                 <w:szCs w:val="24"/>
-                <w:highlight w:val="yellow"/>
-              </w:rPr>
-              <w:t xml:space="preserve">[___]</w:t>
+              </w:rPr>
+              <w:t xml:space="preserve">73,7</w:t>
             </w:r>
           </w:p>
         </w:tc>
@@ -12786,9 +12713,8 @@
                 <w:bCs w:val="false"/>
                 <w:sz w:val="24"/>
                 <w:szCs w:val="24"/>
-                <w:highlight w:val="yellow"/>
-              </w:rPr>
-              <w:t xml:space="preserve">[___]</w:t>
+              </w:rPr>
+              <w:t xml:space="preserve">21,1</w:t>
             </w:r>
           </w:p>
         </w:tc>
@@ -12821,9 +12747,8 @@
                 <w:bCs w:val="false"/>
                 <w:sz w:val="24"/>
                 <w:szCs w:val="24"/>
-                <w:highlight w:val="yellow"/>
-              </w:rPr>
-              <w:t xml:space="preserve">[___]</w:t>
+              </w:rPr>
+              <w:t xml:space="preserve">52,6</w:t>
             </w:r>
           </w:p>
         </w:tc>
@@ -12895,9 +12820,8 @@
                 <w:bCs w:val="false"/>
                 <w:sz w:val="24"/>
                 <w:szCs w:val="24"/>
-                <w:highlight w:val="yellow"/>
-              </w:rPr>
-              <w:t xml:space="preserve">[___]</w:t>
+              </w:rPr>
+              <w:t xml:space="preserve">94,7</w:t>
             </w:r>
           </w:p>
         </w:tc>
@@ -12930,9 +12854,8 @@
                 <w:bCs w:val="false"/>
                 <w:sz w:val="24"/>
                 <w:szCs w:val="24"/>
-                <w:highlight w:val="yellow"/>
-              </w:rPr>
-              <w:t xml:space="preserve">[___]</w:t>
+              </w:rPr>
+              <w:t xml:space="preserve">57,9</w:t>
             </w:r>
           </w:p>
         </w:tc>
@@ -12965,9 +12888,8 @@
                 <w:bCs w:val="false"/>
                 <w:sz w:val="24"/>
                 <w:szCs w:val="24"/>
-                <w:highlight w:val="yellow"/>
-              </w:rPr>
-              <w:t xml:space="preserve">[___]</w:t>
+              </w:rPr>
+              <w:t xml:space="preserve">89,5</w:t>
             </w:r>
           </w:p>
         </w:tc>
@@ -12987,7 +12909,7 @@
       <w:r>
         <w:drawing>
           <wp:inline distT="0" distB="0" distL="0" distR="0">
-            <wp:extent cx="5715000" cy="2238375"/>
+            <wp:extent cx="5715000" cy="3724275"/>
             <wp:effectExtent t="0" r="0" b="0" l="0"/>
             <wp:docPr id="5" name="e_survey" descr="Сауалнама: ұлттық ойындарды білу, ойнау және ертегіден оқу" title="Сауалнама: ұлттық ойындарды білу, ойнау және ертегіден оқу"/>
             <wp:cNvGraphicFramePr>
@@ -13012,7 +12934,7 @@
                   <pic:spPr bwMode="auto">
                     <a:xfrm>
                       <a:off x="0" y="0"/>
-                      <a:ext cx="5715000" cy="2238375"/>
+                      <a:ext cx="5715000" cy="3724275"/>
                     </a:xfrm>
                     <a:prstGeom prst="rect">
                       <a:avLst/>
@@ -13054,9 +12976,76 @@
           <w:bCs w:val="false"/>
           <w:sz w:val="28"/>
           <w:szCs w:val="28"/>
-          <w:highlight w:val="yellow"/>
         </w:rPr>
-        <w:t xml:space="preserve">[Ең жақсы және ең аз белгілі ойындарды атаңыз.]</w:t>
+        <w:t xml:space="preserve">Ойындардың атын сыныптастарымның барлығы дерлік біледі: бір оқушы орта есеппен 12 ойынның 10-ын біледі. Көкпарды, тоғызқұмалақты және асықты барлық қатысушы (100%) біледі. Ең аз белгілі ойындар – қыз қуу, жамбы ату және ақсүйек (73,7%), яғни 19 оқушының 5-еуі бұл ойындарды білмейді.</w:t>
+      </w:r>
+    </w:p>
+    <w:p>
+      <w:pPr>
+        <w:spacing w:after="0" w:before="0" w:line="360"/>
+        <w:ind w:firstLine="709"/>
+        <w:jc w:val="both"/>
+      </w:pPr>
+      <w:r>
+        <w:rPr>
+          <w:rFonts w:ascii="Times New Roman" w:cs="Times New Roman" w:eastAsia="Times New Roman" w:hAnsi="Times New Roman"/>
+          <w:b w:val="false"/>
+          <w:bCs w:val="false"/>
+          <w:sz w:val="28"/>
+          <w:szCs w:val="28"/>
+        </w:rPr>
+        <w:t xml:space="preserve">Бірақ ойынды білу мен оны ойнау – екі түрлі нәрсе. Сыныптастарымның көбі ойындарды тек естіген. Ең көп ойналатын ойын – асық (63,2%), одан кейін тоғызқұмалақ пен алтыбақан (57,9%). Ал көкпарды барлығы білсе де, оны ойнаған немесе көрген оқушы екеу ғана (10,5%). Бәйгені де тек 3 оқушы (15,8%) көрген.</w:t>
+      </w:r>
+    </w:p>
+    <w:p>
+      <w:pPr>
+        <w:spacing w:after="0" w:before="0" w:line="360"/>
+        <w:ind w:firstLine="709"/>
+        <w:jc w:val="both"/>
+      </w:pPr>
+      <w:r>
+        <w:rPr>
+          <w:rFonts w:ascii="Times New Roman" w:cs="Times New Roman" w:eastAsia="Times New Roman" w:hAnsi="Times New Roman"/>
+          <w:b w:val="false"/>
+          <w:bCs w:val="false"/>
+          <w:sz w:val="28"/>
+          <w:szCs w:val="28"/>
+        </w:rPr>
+        <w:t xml:space="preserve">Ертегіден немесе жырдан оқыдым деп ең көп белгіленген ойындар – алтыбақан (89,5%), тоғызқұмалақ, асық және көкпар (84,2%). Мені бір нәтиже таңғалдырды: тоғызқұмалақ пен алтыбақан мен оқыған 11 шығарманың бірде-бірінде кездеспеді, ал сыныптастарымның 84–90%-ы олар туралы ертегіден не жырдан оқыдым деп жауап берді. Мұның екі себебі болуы мүмкін деп ойлаймын. Біріншіден, олар мен оқымаған басқа шығармаларды оқыған болуы мүмкін. Екіншіден, ойынды жақсы білгендіктен, оны ертегіден де оқыдым деп ойлауы мүмкін. Сонымен қатар 4 оқушы 12 ойынның бәрі туралы «оқыдым» деп белгіледі, ал 3 оқушы барлық ойынға бірдей жауап берді. Сондықтан бұл сұрақтың жауабына толық сенуге болмайды.</w:t>
+      </w:r>
+    </w:p>
+    <w:p>
+      <w:pPr>
+        <w:spacing w:after="0" w:before="0" w:line="360"/>
+        <w:ind w:firstLine="709"/>
+        <w:jc w:val="both"/>
+      </w:pPr>
+      <w:r>
+        <w:rPr>
+          <w:rFonts w:ascii="Times New Roman" w:cs="Times New Roman" w:eastAsia="Times New Roman" w:hAnsi="Times New Roman"/>
+          <w:b w:val="false"/>
+          <w:bCs w:val="false"/>
+          <w:sz w:val="28"/>
+          <w:szCs w:val="28"/>
+        </w:rPr>
+        <w:t xml:space="preserve">Соңғы сұраққа 8 оқушы жауап жазды. Ең ұнайтын ойын ретінде асықты 3 оқушы, күресті 2 оқушы, ал тоғызқұмалақты, көкпарды және ақсүйекті бір-бір оқушы атады. Бір оқушы «Асық ату ұнайды, ол әділдікке, сабырлыққа үйретеді» деп жазды, енді бірі күрес оның сүйікті ісі екенін айтты.</w:t>
+      </w:r>
+    </w:p>
+    <w:p>
+      <w:pPr>
+        <w:spacing w:after="0" w:before="0" w:line="360"/>
+        <w:ind w:firstLine="709"/>
+        <w:jc w:val="both"/>
+      </w:pPr>
+      <w:r>
+        <w:rPr>
+          <w:rFonts w:ascii="Times New Roman" w:cs="Times New Roman" w:eastAsia="Times New Roman" w:hAnsi="Times New Roman"/>
+          <w:b w:val="false"/>
+          <w:bCs w:val="false"/>
+          <w:sz w:val="28"/>
+          <w:szCs w:val="28"/>
+        </w:rPr>
+        <w:t xml:space="preserve">Сауалнаманы мәтін талдауымен салыстырдым. Асық екеуінде де алдыңғы орында: ол шығармаларда ең жиі кездеседі (4 эпизод), ал сыныптастарым оны ең көп ойнайды және ең көп ұнатады. Бәйге де шығармаларда 4 рет кездесті, бірақ оны өз көзімен көрген оқушы аз. Яғни ат ойындарын оқушылар атынан біледі, бірақ өмірде сирек көреді. Ал ертегіде кездеспеген тоғызқұмалақ пен алтыбақанды сыныптастарым жақсы біледі және жиі ойнайды.</w:t>
       </w:r>
     </w:p>
     <w:p>
@@ -13126,7 +13115,7 @@
           <w:sz w:val="28"/>
           <w:szCs w:val="28"/>
         </w:rPr>
-        <w:t xml:space="preserve">Зерттеуімнің шектеулері де бар. Біріншіден, мен 11 шығарманы ғана оқыдым, оның ішінде ертегі тек 4. Екіншіден, бір шығарманың бірнеше нұсқасы болады, басқа нұсқада ойын басқаша суреттелуі мүмкін. Үшіншіден, ойынның қызметін анықтау кейде қиын болды: бір эпизод бірнеше қызмет атқаруы мүмкін, ал мен ең негізгісін ғана таңдадым. Сауалнамаға тек бір мектептің оқушылары қатысты.</w:t>
+        <w:t xml:space="preserve">Зерттеуімнің шектеулері де бар. Біріншіден, мен 11 шығарманы ғана оқыдым, оның ішінде ертегі тек 4. Екіншіден, бір шығарманың бірнеше нұсқасы болады, басқа нұсқада ойын басқаша суреттелуі мүмкін. Үшіншіден, ойынның қызметін анықтау кейде қиын болды: бір эпизод бірнеше қызмет атқаруы мүмкін, ал мен ең негізгісін ғана таңдадым. Сауалнамаға бір мектептің 19 оқушысы ғана қатысты, ал «ертегіден оқыдың ба?» деген сұрақтың жауабы оқушылардың есіне сүйенеді, сондықтан ол дәл болмауы мүмкін.</w:t>
       </w:r>
     </w:p>
     <w:p>
@@ -13382,9 +13371,8 @@
           <w:bCs w:val="false"/>
           <w:sz w:val="28"/>
           <w:szCs w:val="28"/>
-          <w:highlight w:val="yellow"/>
         </w:rPr>
-        <w:t xml:space="preserve">[Сауалнама бойынша қорытынды.]</w:t>
+        <w:t xml:space="preserve">Сауалнамаға қатысқан 19 сыныптасым ұлттық ойындардың атын жақсы біледі (бір оқушы орта есеппен 12 ойынның 10-ын біледі), бірақ олардың көбін ойнамаған. Ең көп ойналатын және ең ұнайтын ойын – асық (63,2%), ал көкпарды барлығы білсе де, оны тек 2 оқушы көрген.</w:t>
       </w:r>
     </w:p>
     <w:p>
@@ -13465,7 +13453,7 @@
           <w:sz w:val="28"/>
           <w:szCs w:val="28"/>
         </w:rPr>
-        <w:t xml:space="preserve"> Зерттеуге 11 шығарма алынды, оның ішінде ертегі тек 4, сауалнамаға бір мектептің оқушылары қатысты.</w:t>
+        <w:t xml:space="preserve"> Зерттеуге 11 шығарма алынды, оның ішінде ертегі тек 4, сауалнамаға бір мектептің 19 оқушысы қатысты.</w:t>
       </w:r>
     </w:p>
     <w:p>
@@ -13526,7 +13514,7 @@
           <w:sz w:val="28"/>
           <w:szCs w:val="28"/>
         </w:rPr>
-        <w:t xml:space="preserve">Жобаны бастағанда мен ертегілерде ұлттық ойындар өте көп кездеседі деп ойлаған едім. Ал 11 шығарманы оқып шыққанда, 12 ойынның жартысы бірде-бір рет кездеспегенін көрдім. Бұл мені таңғалдырды. Жырларды, әсіресе «Алпамыс батыр» мен «Қозы Көрпеш – Баян сұлуды» оқу маған ұнады, өйткені ондағы ойындар батырдың күшін керемет көрсетеді. Ең қиыны – ойынның қызметін анықтау болды: бір эпизодта ойын әрі сынақ, әрі батырдың қасиетін көрсету болуы мүмкін. Мұндай жағдайларды жетекшім екеуміз талқылап шештік. Ең қызық жаңалығым – асық ойынының үш шығармада кейіпкерді жолға шығаруы болды. Келесі жолы мен көбірек ертегі оқып, сауалнамаға басқа сыныптарды да қатыстырар едім.</w:t>
+        <w:t xml:space="preserve">Жобаны бастағанда мен ертегілерде ұлттық ойындар өте көп кездеседі деп ойлаған едім. Ал 11 шығарманы оқып шыққанда, 12 ойынның жартысы бірде-бір рет кездеспегенін көрдім. Бұл мені таңғалдырды. Жырларды, әсіресе «Алпамыс батыр» мен «Қозы Көрпеш – Баян сұлуды» оқу маған ұнады, өйткені ондағы ойындар батырдың күшін керемет көрсетеді. Ең қиыны – ойынның қызметін анықтау болды: бір эпизодта ойын әрі сынақ, әрі батырдың қасиетін көрсету болуы мүмкін. Мұндай жағдайларды жетекшім екеуміз талқылап шештік. Ең қызық жаңалығым – асық ойынының үш шығармада кейіпкерді жолға шығаруы болды. Сауалнаманың жауаптарын санағанда, сыныптастарымның ертегіде жоқ ойындар туралы да «оқыдым» деп жазғанын көрдім. Сондықтан келесі жолы мен көбірек ертегі оқып, сауалнамада «қай шығармадан оқыдың?» деп нақты сұрар едім.</w:t>
       </w:r>
     </w:p>
     <w:p>
@@ -13761,7 +13749,223 @@
           <w:sz w:val="28"/>
           <w:szCs w:val="28"/>
         </w:rPr>
-        <w:t xml:space="preserve">12	2–8 сынып оқушыларына арналған «Зерде» республикалық зерттеу жобалары мен шығармашылық жұмыстарының конкурсын ұйымдастыру және өткізу ережелері. – «Дарын» РҒПО директорының 2026 жылғы 9 қыркүйектегі № 153 бұйрығымен бекітілген.</w:t>
+        <w:t xml:space="preserve">12	Қазақстан ұлттық электрондық кітапханасы (КазНЭБ) [Электрондық ресурс]. – URL: https://kazneb.kz</w:t>
+      </w:r>
+    </w:p>
+    <w:p>
+      <w:pPr>
+        <w:tabs>
+          <w:tab w:val="left" w:pos="567"/>
+        </w:tabs>
+        <w:spacing w:line="360"/>
+        <w:ind w:left="567" w:hanging="567"/>
+        <w:jc w:val="both"/>
+      </w:pPr>
+      <w:r>
+        <w:rPr>
+          <w:rFonts w:ascii="Times New Roman" w:cs="Times New Roman" w:eastAsia="Times New Roman" w:hAnsi="Times New Roman"/>
+          <w:sz w:val="28"/>
+          <w:szCs w:val="28"/>
+        </w:rPr>
+        <w:t xml:space="preserve">13	Ер Төстік [Мәтін]: қазақтың көне ертегілері (жаңартылған нұсқа) / М. Байбеков, О. Байбеков. – Тараз: Сенім, 2019.</w:t>
+      </w:r>
+    </w:p>
+    <w:p>
+      <w:pPr>
+        <w:tabs>
+          <w:tab w:val="left" w:pos="567"/>
+        </w:tabs>
+        <w:spacing w:line="360"/>
+        <w:ind w:left="567" w:hanging="567"/>
+        <w:jc w:val="both"/>
+      </w:pPr>
+      <w:r>
+        <w:rPr>
+          <w:rFonts w:ascii="Times New Roman" w:cs="Times New Roman" w:eastAsia="Times New Roman" w:hAnsi="Times New Roman"/>
+          <w:sz w:val="28"/>
+          <w:szCs w:val="28"/>
+        </w:rPr>
+        <w:t xml:space="preserve">14	Керқұла атты Кендебай [Электрондық ресурс] // Әдебиет порталы. – URL: https://adebiportal.kz/kz/balaqai/view/kerqula-atty-kendebai__126</w:t>
+      </w:r>
+    </w:p>
+    <w:p>
+      <w:pPr>
+        <w:tabs>
+          <w:tab w:val="left" w:pos="567"/>
+        </w:tabs>
+        <w:spacing w:line="360"/>
+        <w:ind w:left="567" w:hanging="567"/>
+        <w:jc w:val="both"/>
+      </w:pPr>
+      <w:r>
+        <w:rPr>
+          <w:rFonts w:ascii="Times New Roman" w:cs="Times New Roman" w:eastAsia="Times New Roman" w:hAnsi="Times New Roman"/>
+          <w:sz w:val="28"/>
+          <w:szCs w:val="28"/>
+        </w:rPr>
+        <w:t xml:space="preserve">15	Алтын сақа [Мәтін]: қазақ халық ертегісі. – Алматы, 1972.</w:t>
+      </w:r>
+    </w:p>
+    <w:p>
+      <w:pPr>
+        <w:tabs>
+          <w:tab w:val="left" w:pos="567"/>
+        </w:tabs>
+        <w:spacing w:line="360"/>
+        <w:ind w:left="567" w:hanging="567"/>
+        <w:jc w:val="both"/>
+      </w:pPr>
+      <w:r>
+        <w:rPr>
+          <w:rFonts w:ascii="Times New Roman" w:cs="Times New Roman" w:eastAsia="Times New Roman" w:hAnsi="Times New Roman"/>
+          <w:sz w:val="28"/>
+          <w:szCs w:val="28"/>
+        </w:rPr>
+        <w:t xml:space="preserve">16	Күн астындағы Күнікей қыз [Электрондық ресурс] // Bilim-all.kz. – URL: https://bilim-all.kz/article/263</w:t>
+      </w:r>
+    </w:p>
+    <w:p>
+      <w:pPr>
+        <w:tabs>
+          <w:tab w:val="left" w:pos="567"/>
+        </w:tabs>
+        <w:spacing w:line="360"/>
+        <w:ind w:left="567" w:hanging="567"/>
+        <w:jc w:val="both"/>
+      </w:pPr>
+      <w:r>
+        <w:rPr>
+          <w:rFonts w:ascii="Times New Roman" w:cs="Times New Roman" w:eastAsia="Times New Roman" w:hAnsi="Times New Roman"/>
+          <w:sz w:val="28"/>
+          <w:szCs w:val="28"/>
+        </w:rPr>
+        <w:t xml:space="preserve">17	Алпамыс батыр [Мәтін]: эпостың баяны. – Астана: Фолиант, 2012.</w:t>
+      </w:r>
+    </w:p>
+    <w:p>
+      <w:pPr>
+        <w:tabs>
+          <w:tab w:val="left" w:pos="567"/>
+        </w:tabs>
+        <w:spacing w:line="360"/>
+        <w:ind w:left="567" w:hanging="567"/>
+        <w:jc w:val="both"/>
+      </w:pPr>
+      <w:r>
+        <w:rPr>
+          <w:rFonts w:ascii="Times New Roman" w:cs="Times New Roman" w:eastAsia="Times New Roman" w:hAnsi="Times New Roman"/>
+          <w:sz w:val="28"/>
+          <w:szCs w:val="28"/>
+        </w:rPr>
+        <w:t xml:space="preserve">18	Қобыланды батыр [Мәтін]. – Алматы: Mazmundama, 2022.</w:t>
+      </w:r>
+    </w:p>
+    <w:p>
+      <w:pPr>
+        <w:tabs>
+          <w:tab w:val="left" w:pos="567"/>
+        </w:tabs>
+        <w:spacing w:line="360"/>
+        <w:ind w:left="567" w:hanging="567"/>
+        <w:jc w:val="both"/>
+      </w:pPr>
+      <w:r>
+        <w:rPr>
+          <w:rFonts w:ascii="Times New Roman" w:cs="Times New Roman" w:eastAsia="Times New Roman" w:hAnsi="Times New Roman"/>
+          <w:sz w:val="28"/>
+          <w:szCs w:val="28"/>
+        </w:rPr>
+        <w:t xml:space="preserve">19	Ер Тарғын [Мәтін]: батырлар жыры. – Астана: Алматыкітап, 2007.</w:t>
+      </w:r>
+    </w:p>
+    <w:p>
+      <w:pPr>
+        <w:tabs>
+          <w:tab w:val="left" w:pos="567"/>
+        </w:tabs>
+        <w:spacing w:line="360"/>
+        <w:ind w:left="567" w:hanging="567"/>
+        <w:jc w:val="both"/>
+      </w:pPr>
+      <w:r>
+        <w:rPr>
+          <w:rFonts w:ascii="Times New Roman" w:cs="Times New Roman" w:eastAsia="Times New Roman" w:hAnsi="Times New Roman"/>
+          <w:sz w:val="28"/>
+          <w:szCs w:val="28"/>
+        </w:rPr>
+        <w:t xml:space="preserve">20	Қамбар батыр [Электрондық ресурс] // Bilim-all.kz. – URL: https://bilim-all.kz/olen/4898-qambar-batyr</w:t>
+      </w:r>
+    </w:p>
+    <w:p>
+      <w:pPr>
+        <w:tabs>
+          <w:tab w:val="left" w:pos="567"/>
+        </w:tabs>
+        <w:spacing w:line="360"/>
+        <w:ind w:left="567" w:hanging="567"/>
+        <w:jc w:val="both"/>
+      </w:pPr>
+      <w:r>
+        <w:rPr>
+          <w:rFonts w:ascii="Times New Roman" w:cs="Times New Roman" w:eastAsia="Times New Roman" w:hAnsi="Times New Roman"/>
+          <w:sz w:val="28"/>
+          <w:szCs w:val="28"/>
+        </w:rPr>
+        <w:t xml:space="preserve">21	Қыз Жібек [Мәтін]: лиро-эпостық поэма. – Алматы: Мектеп, 2003.</w:t>
+      </w:r>
+    </w:p>
+    <w:p>
+      <w:pPr>
+        <w:tabs>
+          <w:tab w:val="left" w:pos="567"/>
+        </w:tabs>
+        <w:spacing w:line="360"/>
+        <w:ind w:left="567" w:hanging="567"/>
+        <w:jc w:val="both"/>
+      </w:pPr>
+      <w:r>
+        <w:rPr>
+          <w:rFonts w:ascii="Times New Roman" w:cs="Times New Roman" w:eastAsia="Times New Roman" w:hAnsi="Times New Roman"/>
+          <w:sz w:val="28"/>
+          <w:szCs w:val="28"/>
+        </w:rPr>
+        <w:t xml:space="preserve">22	Қозы Көрпеш – Баян сұлу [Мәтін]: лиро-эпостық поэма: М.Ж. Көпейұлы нұсқасы. – Алматы: Мектеп, 2006.</w:t>
+      </w:r>
+    </w:p>
+    <w:p>
+      <w:pPr>
+        <w:tabs>
+          <w:tab w:val="left" w:pos="567"/>
+        </w:tabs>
+        <w:spacing w:line="360"/>
+        <w:ind w:left="567" w:hanging="567"/>
+        <w:jc w:val="both"/>
+      </w:pPr>
+      <w:r>
+        <w:rPr>
+          <w:rFonts w:ascii="Times New Roman" w:cs="Times New Roman" w:eastAsia="Times New Roman" w:hAnsi="Times New Roman"/>
+          <w:sz w:val="28"/>
+          <w:szCs w:val="28"/>
+        </w:rPr>
+        <w:t xml:space="preserve">23	Айман – Шолпан [Мәтін]: қазақ эпосы / ҚазССР Ғылым академиясы, Тіл және әдебиет институты; баспаға даярлаған Ы.Т. Дүйсенбаев. – Алматы: ҚазССР ҒА баспасы, 1957.</w:t>
+      </w:r>
+    </w:p>
+    <w:p>
+      <w:pPr>
+        <w:tabs>
+          <w:tab w:val="left" w:pos="567"/>
+        </w:tabs>
+        <w:spacing w:line="360"/>
+        <w:ind w:left="567" w:hanging="567"/>
+        <w:jc w:val="both"/>
+      </w:pPr>
+      <w:r>
+        <w:rPr>
+          <w:rFonts w:ascii="Times New Roman" w:cs="Times New Roman" w:eastAsia="Times New Roman" w:hAnsi="Times New Roman"/>
+          <w:sz w:val="28"/>
+          <w:szCs w:val="28"/>
+        </w:rPr>
+        <w:t xml:space="preserve">24	2–8 сынып оқушыларына арналған «Зерде» республикалық зерттеу жобалары мен шығармашылық жұмыстарының конкурсын ұйымдастыру және өткізу ережелері. – «Дарын» РҒПО директорының 2026 жылғы 9 қыркүйектегі № 153 бұйрығымен бекітілген.</w:t>
       </w:r>
     </w:p>
     <w:p>

--- a/Zerde_Ulttyq_oiyndar/Zertteu_zhumysy.docx
+++ b/Zerde_Ulttyq_oiyndar/Zertteu_zhumysy.docx
@@ -10341,7 +10341,7 @@
           <w:sz w:val="28"/>
           <w:szCs w:val="28"/>
         </w:rPr>
-        <w:t xml:space="preserve">Ал жырларда ойын көбіне батырдың немесе оның атының қасиетін көрсетеді (9 эпизодтың 5-еуі). Мысалы, «Қозы Көрпеш – Баян сұлу» жырында Қозы тоқсан құлмен аударыспақ ойнап, бәрін аттан аударып түсіреді. «Ер Тарғында» батыр жауға шабуды «Тарлан бәйгесі» деп атайды. Жырда ойын арқылы сынақ көрсетілген бір ғана эпизод бар: Алпамыс Ұлтанның алдында жамбыны атып түсіреді.</w:t>
+        <w:t xml:space="preserve">Ал жырларда ойын көбіне батырдың немесе оның атының қасиетін көрсетеді (9 эпизодтың 5-еуі). Мысалы, «Қамбар батыр» жырында бектер ат үстінде аударысып ойнап, ептілігін көрсетеді, ал «Қобыланды батырда» бәйгеден келген аттар суреттеліп, Құртқа Тайбурылды сапарға дайындайды. «Ер Тарғында» батыр жауға шабуды «Тарлан бәйгесі» деп атайды. Жырда ойын арқылы сынақ көрсетілген бір ғана эпизод бар: Алпамыс Ұлтанның алдында жамбыны атып түсіреді.</w:t>
       </w:r>
     </w:p>
     <w:p>
